--- a/Week 1/Moffat_Bay_Lodge_TDD.docx
+++ b/Week 1/Moffat_Bay_Lodge_TDD.docx
@@ -3,108 +3,301 @@
 <w:document xmlns:wpc="http://schemas.microsoft.com/office/word/2010/wordprocessingCanvas" xmlns:cx="http://schemas.microsoft.com/office/drawing/2014/chartex" xmlns:cx1="http://schemas.microsoft.com/office/drawing/2015/9/8/chartex" xmlns:cx2="http://schemas.microsoft.com/office/drawing/2015/10/21/chartex" xmlns:cx3="http://schemas.microsoft.com/office/drawing/2016/5/9/chartex" xmlns:cx4="http://schemas.microsoft.com/office/drawing/2016/5/10/chartex" xmlns:cx5="http://schemas.microsoft.com/office/drawing/2016/5/11/chartex" xmlns:cx6="http://schemas.microsoft.com/office/drawing/2016/5/12/chartex" xmlns:cx7="http://schemas.microsoft.com/office/drawing/2016/5/13/chartex" xmlns:cx8="http://schemas.microsoft.com/office/drawing/2016/5/14/chartex" xmlns:mc="http://schemas.openxmlformats.org/markup-compatibility/2006" xmlns:aink="http://schemas.microsoft.com/office/drawing/2016/ink" xmlns:am3d="http://schemas.microsoft.com/office/drawing/2017/model3d" xmlns:o="urn:schemas-microsoft-com:office:office" xmlns:oel="http://schemas.microsoft.com/office/2019/extlst" xmlns:r="http://schemas.openxmlformats.org/officeDocument/2006/relationships" xmlns:m="http://schemas.openxmlformats.org/officeDocument/2006/math" xmlns:v="urn:schemas-microsoft-com:vml" xmlns:wp14="http://schemas.microsoft.com/office/word/2010/wordprocessingDrawing" xmlns:wp="http://schemas.openxmlformats.org/drawingml/2006/wordprocessingDrawing" xmlns:w10="urn:schemas-microsoft-com:office:word" xmlns:w="http://schemas.openxmlformats.org/wordprocessingml/2006/main" xmlns:w14="http://schemas.microsoft.com/office/word/2010/wordml" xmlns:w15="http://schemas.microsoft.com/office/word/2012/wordml" xmlns:w16cex="http://schemas.microsoft.com/office/word/2018/wordml/cex" xmlns:w16cid="http://schemas.microsoft.com/office/word/2016/wordml/cid" xmlns:w16="http://schemas.microsoft.com/office/word/2018/wordml" xmlns:w16du="http://schemas.microsoft.com/office/word/2023/wordml/word16du" xmlns:w16sdtdh="http://schemas.microsoft.com/office/word/2020/wordml/sdtdatahash" xmlns:w16sdtfl="http://schemas.microsoft.com/office/word/2024/wordml/sdtformatlock" xmlns:w16se="http://schemas.microsoft.com/office/word/2015/wordml/symex" xmlns:wpg="http://schemas.microsoft.com/office/word/2010/wordprocessingGroup" xmlns:wpi="http://schemas.microsoft.com/office/word/2010/wordprocessingInk" xmlns:wne="http://schemas.microsoft.com/office/word/2006/wordml" xmlns:wps="http://schemas.microsoft.com/office/word/2010/wordprocessingShape" mc:Ignorable="w14 w15 w16se w16cid w16 w16cex w16sdtdh w16sdtfl w16du wp14">
   <w:body>
     <w:p>
-      <w:r>
-        <w:t>Amanda Brock, Vanessa Espino, Jasmine Fontus, Daniel Fryer</w:t>
-      </w:r>
-    </w:p>
-    <w:p>
-      <w:r>
-        <w:t>Assignment 1.2</w:t>
-      </w:r>
-    </w:p>
-    <w:p>
-      <w:r>
-        <w:t>10/25/2026</w:t>
-      </w:r>
-    </w:p>
-    <w:p>
-      <w:pPr>
-        <w:pStyle w:val="Heading1"/>
+      <w:pPr>
+        <w:pStyle w:val="Title"/>
         <w:spacing w:line="360" w:lineRule="auto"/>
         <w:jc w:val="center"/>
-      </w:pPr>
-      <w:r>
-        <w:t xml:space="preserve">1.1 </w:t>
-      </w:r>
-      <w:r>
-        <w:t>Purpose</w:t>
+        <w:rPr>
+          <w:rFonts w:asciiTheme="minorHAnsi" w:hAnsiTheme="minorHAnsi" w:cstheme="minorHAnsi"/>
+          <w:b/>
+          <w:bCs/>
+          <w:color w:val="193C30"/>
+        </w:rPr>
+      </w:pPr>
+      <w:r>
+        <w:rPr>
+          <w:rFonts w:asciiTheme="minorHAnsi" w:hAnsiTheme="minorHAnsi" w:cstheme="minorHAnsi"/>
+          <w:b/>
+          <w:bCs/>
+          <w:color w:val="193C30"/>
+        </w:rPr>
+        <w:t>Technical Design Document (TDD)</w:t>
+      </w:r>
+    </w:p>
+    <w:p>
+      <w:pPr>
+        <w:spacing w:line="360" w:lineRule="auto"/>
+        <w:jc w:val="center"/>
+        <w:rPr>
+          <w:sz w:val="22"/>
+          <w:szCs w:val="22"/>
+        </w:rPr>
+      </w:pPr>
+      <w:r>
+        <w:rPr>
+          <w:sz w:val="22"/>
+          <w:szCs w:val="22"/>
+        </w:rPr>
+        <w:t>Amanda Brock</w:t>
+      </w:r>
+      <w:r>
+        <w:rPr>
+          <w:sz w:val="22"/>
+          <w:szCs w:val="22"/>
+        </w:rPr>
+        <w:t xml:space="preserve"> -</w:t>
+      </w:r>
+      <w:r>
+        <w:rPr>
+          <w:sz w:val="22"/>
+          <w:szCs w:val="22"/>
+        </w:rPr>
+        <w:t xml:space="preserve"> Vanessa Espino</w:t>
+      </w:r>
+      <w:r>
+        <w:rPr>
+          <w:sz w:val="22"/>
+          <w:szCs w:val="22"/>
+        </w:rPr>
+        <w:t xml:space="preserve"> - </w:t>
+      </w:r>
+      <w:r>
+        <w:rPr>
+          <w:sz w:val="22"/>
+          <w:szCs w:val="22"/>
+        </w:rPr>
+        <w:t>Jasmine Fontus</w:t>
+      </w:r>
+      <w:r>
+        <w:rPr>
+          <w:sz w:val="22"/>
+          <w:szCs w:val="22"/>
+        </w:rPr>
+        <w:t xml:space="preserve"> - </w:t>
+      </w:r>
+      <w:r>
+        <w:rPr>
+          <w:sz w:val="22"/>
+          <w:szCs w:val="22"/>
+        </w:rPr>
+        <w:t>Daniel Fryer</w:t>
+      </w:r>
+    </w:p>
+    <w:p>
+      <w:pPr>
+        <w:spacing w:line="360" w:lineRule="auto"/>
+        <w:jc w:val="center"/>
+        <w:rPr>
+          <w:sz w:val="22"/>
+          <w:szCs w:val="22"/>
+        </w:rPr>
+      </w:pPr>
+      <w:r>
+        <w:rPr>
+          <w:sz w:val="22"/>
+          <w:szCs w:val="22"/>
+        </w:rPr>
+        <w:t>Assignment 1.2</w:t>
+      </w:r>
+      <w:r>
+        <w:rPr>
+          <w:sz w:val="22"/>
+          <w:szCs w:val="22"/>
+        </w:rPr>
+        <w:t xml:space="preserve"> | October 25, 2026</w:t>
+      </w:r>
+    </w:p>
+    <w:p>
+      <w:pPr>
+        <w:pStyle w:val="Style1"/>
+        <w:pBdr>
+          <w:top w:val="single" w:sz="24" w:space="0" w:color="193C30"/>
+          <w:left w:val="single" w:sz="24" w:space="0" w:color="193C30"/>
+          <w:bottom w:val="single" w:sz="24" w:space="0" w:color="193C30"/>
+          <w:right w:val="single" w:sz="24" w:space="0" w:color="193C30"/>
+        </w:pBdr>
+        <w:shd w:val="clear" w:color="auto" w:fill="193C30"/>
+      </w:pPr>
+      <w:r>
+        <w:t>1</w:t>
+      </w:r>
+      <w:r>
+        <w:t>. Introduction</w:t>
+      </w:r>
+    </w:p>
+    <w:p>
+      <w:pPr>
+        <w:pStyle w:val="Heading2"/>
+        <w:pBdr>
+          <w:top w:val="single" w:sz="24" w:space="0" w:color="DDE5D5"/>
+          <w:left w:val="single" w:sz="24" w:space="0" w:color="DDE5D5"/>
+          <w:bottom w:val="single" w:sz="24" w:space="0" w:color="DDE5D5"/>
+          <w:right w:val="single" w:sz="24" w:space="0" w:color="DDE5D5"/>
+        </w:pBdr>
+        <w:shd w:val="clear" w:color="auto" w:fill="DDE5D5"/>
+        <w:spacing w:line="360" w:lineRule="auto"/>
+      </w:pPr>
+      <w:r>
+        <w:t>1.1 Purpose</w:t>
       </w:r>
     </w:p>
     <w:p>
       <w:pPr>
         <w:pStyle w:val="ListParagraph"/>
-        <w:spacing w:line="480" w:lineRule="auto"/>
+        <w:spacing w:line="360" w:lineRule="auto"/>
         <w:ind w:left="0" w:firstLine="360"/>
-      </w:pPr>
-      <w:r>
+        <w:rPr>
+          <w:sz w:val="22"/>
+          <w:szCs w:val="22"/>
+        </w:rPr>
+      </w:pPr>
+      <w:r>
+        <w:rPr>
+          <w:sz w:val="22"/>
+          <w:szCs w:val="22"/>
+        </w:rPr>
         <w:t xml:space="preserve">The purpose of the Moffat Bay Lodge project is to develop a website that allows customers to learn about the lodge. The website will also allow the user to explore what attractions Moffat Bay offers. The users will also be able to make reservations online. The site will also provide information about the lodge by using an About Us page, a Contact Page, and an Attractions page that will highlight the </w:t>
       </w:r>
       <w:r>
+        <w:rPr>
+          <w:sz w:val="22"/>
+          <w:szCs w:val="22"/>
+        </w:rPr>
         <w:t>attractions</w:t>
       </w:r>
       <w:r>
+        <w:rPr>
+          <w:sz w:val="22"/>
+          <w:szCs w:val="22"/>
+        </w:rPr>
         <w:t xml:space="preserve"> of Moffat Bay Lodge like hiking, kayaking, whale watching, and scuba diving. </w:t>
       </w:r>
     </w:p>
     <w:p>
       <w:pPr>
-        <w:spacing w:line="480" w:lineRule="auto"/>
+        <w:spacing w:line="360" w:lineRule="auto"/>
         <w:ind w:firstLine="360"/>
-      </w:pPr>
-      <w:r>
+        <w:rPr>
+          <w:sz w:val="22"/>
+          <w:szCs w:val="22"/>
+        </w:rPr>
+      </w:pPr>
+      <w:r>
+        <w:rPr>
+          <w:sz w:val="22"/>
+          <w:szCs w:val="22"/>
+        </w:rPr>
         <w:t xml:space="preserve">The website will allow a user to register for an account which they can log into the website. Once logged in the user will be able to book a room for their vacation. The customers will be able to select their room type, add the number of </w:t>
       </w:r>
       <w:r>
+        <w:rPr>
+          <w:sz w:val="22"/>
+          <w:szCs w:val="22"/>
+        </w:rPr>
         <w:t>guests</w:t>
       </w:r>
       <w:r>
+        <w:rPr>
+          <w:sz w:val="22"/>
+          <w:szCs w:val="22"/>
+        </w:rPr>
         <w:t xml:space="preserve">, and pick the dates of their stay. Before they complete the </w:t>
       </w:r>
       <w:r>
+        <w:rPr>
+          <w:sz w:val="22"/>
+          <w:szCs w:val="22"/>
+        </w:rPr>
         <w:t>reservations,</w:t>
       </w:r>
       <w:r>
+        <w:rPr>
+          <w:sz w:val="22"/>
+          <w:szCs w:val="22"/>
+        </w:rPr>
         <w:t xml:space="preserve"> the customer will be presented with a review page</w:t>
       </w:r>
       <w:r>
+        <w:rPr>
+          <w:sz w:val="22"/>
+          <w:szCs w:val="22"/>
+        </w:rPr>
         <w:t xml:space="preserve"> to either confirm their reservation or cancel it.</w:t>
       </w:r>
     </w:p>
     <w:p>
       <w:pPr>
-        <w:spacing w:line="480" w:lineRule="auto"/>
+        <w:spacing w:line="360" w:lineRule="auto"/>
         <w:ind w:firstLine="360"/>
-      </w:pPr>
-      <w:r>
+        <w:rPr>
+          <w:sz w:val="22"/>
+          <w:szCs w:val="22"/>
+        </w:rPr>
+      </w:pPr>
+      <w:r>
+        <w:rPr>
+          <w:sz w:val="22"/>
+          <w:szCs w:val="22"/>
+        </w:rPr>
         <w:t xml:space="preserve">The backend will use a MySQL database to securely store the customers account information and the reservations records. Registered customers will be able to log in using their account’s email and password. The website will also provide a place for the customer to look up and search for previously created reservations. </w:t>
       </w:r>
     </w:p>
     <w:p>
       <w:pPr>
         <w:pStyle w:val="ListParagraph"/>
-        <w:spacing w:line="480" w:lineRule="auto"/>
+        <w:spacing w:line="360" w:lineRule="auto"/>
         <w:ind w:left="0" w:firstLine="360"/>
-      </w:pPr>
-      <w:r>
-        <w:lastRenderedPageBreak/>
+        <w:rPr>
+          <w:sz w:val="22"/>
+          <w:szCs w:val="22"/>
+        </w:rPr>
+      </w:pPr>
+      <w:r>
+        <w:rPr>
+          <w:sz w:val="22"/>
+          <w:szCs w:val="22"/>
+        </w:rPr>
         <w:t>The overall goal of this website is to provide Moffat Bay Lodge with a user-friendly website that makes it easier for customers to plan and reserve their vacation while allowing the lodge to manage customers and reservations.</w:t>
       </w:r>
     </w:p>
     <w:p>
-      <w:r>
+      <w:pPr>
+        <w:spacing w:line="360" w:lineRule="auto"/>
+        <w:rPr>
+          <w:sz w:val="22"/>
+          <w:szCs w:val="22"/>
+        </w:rPr>
+      </w:pPr>
+    </w:p>
+    <w:p>
+      <w:pPr>
+        <w:rPr>
+          <w:sz w:val="22"/>
+          <w:szCs w:val="22"/>
+        </w:rPr>
+      </w:pPr>
+      <w:r>
+        <w:rPr>
+          <w:sz w:val="22"/>
+          <w:szCs w:val="22"/>
+        </w:rPr>
         <w:br w:type="page"/>
       </w:r>
     </w:p>
     <w:p>
       <w:pPr>
-        <w:jc w:val="center"/>
-      </w:pPr>
-      <w:r>
-        <w:rPr>
-          <w:rFonts w:asciiTheme="majorHAnsi" w:eastAsiaTheme="majorEastAsia" w:hAnsiTheme="majorHAnsi" w:cstheme="majorBidi"/>
-          <w:color w:val="2F5496" w:themeColor="accent1" w:themeShade="BF"/>
-          <w:sz w:val="40"/>
-          <w:szCs w:val="40"/>
+        <w:pStyle w:val="Heading2"/>
+        <w:pBdr>
+          <w:top w:val="single" w:sz="24" w:space="0" w:color="DDE5D5"/>
+          <w:left w:val="single" w:sz="24" w:space="0" w:color="DDE5D5"/>
+          <w:bottom w:val="single" w:sz="24" w:space="0" w:color="DDE5D5"/>
+          <w:right w:val="single" w:sz="24" w:space="0" w:color="DDE5D5"/>
+        </w:pBdr>
+        <w:shd w:val="clear" w:color="auto" w:fill="DDE5D5"/>
+      </w:pPr>
+      <w:r>
+        <w:rPr>
+          <w:rFonts w:eastAsiaTheme="majorEastAsia"/>
         </w:rPr>
         <w:lastRenderedPageBreak/>
         <w:t>1.2</w:t>
@@ -114,31 +307,40 @@
       </w:r>
       <w:r>
         <w:rPr>
-          <w:rFonts w:asciiTheme="majorHAnsi" w:eastAsiaTheme="majorEastAsia" w:hAnsiTheme="majorHAnsi" w:cstheme="majorBidi"/>
-          <w:color w:val="2F5496" w:themeColor="accent1" w:themeShade="BF"/>
-          <w:sz w:val="40"/>
-          <w:szCs w:val="40"/>
+          <w:rFonts w:eastAsiaTheme="majorEastAsia"/>
         </w:rPr>
         <w:t>Terminology</w:t>
       </w:r>
     </w:p>
     <w:p>
-      <w:r>
-        <w:t xml:space="preserve">Below are the terms that we will use throughout </w:t>
-      </w:r>
-      <w:r>
-        <w:t>the Moffat Bay Lodge project</w:t>
-      </w:r>
-      <w:r>
-        <w:t>.</w:t>
-      </w:r>
-      <w:r>
-        <w:t xml:space="preserve"> These definitions will help explain the different terminology and the functions we will use through the design and production process.</w:t>
-      </w:r>
-    </w:p>
-    <w:p/>
+      <w:pPr>
+        <w:spacing w:line="360" w:lineRule="auto"/>
+        <w:ind w:firstLine="720"/>
+        <w:rPr>
+          <w:sz w:val="22"/>
+          <w:szCs w:val="22"/>
+        </w:rPr>
+      </w:pPr>
+      <w:r>
+        <w:rPr>
+          <w:sz w:val="22"/>
+          <w:szCs w:val="22"/>
+        </w:rPr>
+        <w:t>Below are the terms that we will use throughout the Moffat Bay Lodge project. These definitions will help explain the different terminology and the functions we will use through the design and production process.</w:t>
+      </w:r>
+    </w:p>
+    <w:p>
+      <w:pPr>
+        <w:spacing w:line="360" w:lineRule="auto"/>
+        <w:rPr>
+          <w:sz w:val="22"/>
+          <w:szCs w:val="22"/>
+        </w:rPr>
+      </w:pPr>
+    </w:p>
     <w:tbl>
       <w:tblPr>
+        <w:tblStyle w:val="GridTable2-Accent6"/>
         <w:tblW w:w="0" w:type="auto"/>
         <w:tblLook w:val="04A0" w:firstRow="1" w:lastRow="0" w:firstColumn="1" w:lastColumn="0" w:noHBand="0" w:noVBand="1"/>
       </w:tblPr>
@@ -147,12 +349,17 @@
         <w:gridCol w:w="4675"/>
       </w:tblGrid>
       <w:tr>
-        <w:tc>
-          <w:tcPr>
-            <w:tcW w:w="4675" w:type="dxa"/>
-          </w:tcPr>
-          <w:p>
-            <w:pPr>
+        <w:trPr>
+          <w:cnfStyle w:val="100000000000" w:firstRow="1" w:lastRow="0" w:firstColumn="0" w:lastColumn="0" w:oddVBand="0" w:evenVBand="0" w:oddHBand="0" w:evenHBand="0" w:firstRowFirstColumn="0" w:firstRowLastColumn="0" w:lastRowFirstColumn="0" w:lastRowLastColumn="0"/>
+        </w:trPr>
+        <w:tc>
+          <w:tcPr>
+            <w:cnfStyle w:val="001000000000" w:firstRow="0" w:lastRow="0" w:firstColumn="1" w:lastColumn="0" w:oddVBand="0" w:evenVBand="0" w:oddHBand="0" w:evenHBand="0" w:firstRowFirstColumn="0" w:firstRowLastColumn="0" w:lastRowFirstColumn="0" w:lastRowLastColumn="0"/>
+            <w:tcW w:w="4675" w:type="dxa"/>
+          </w:tcPr>
+          <w:p>
+            <w:pPr>
+              <w:spacing w:line="360" w:lineRule="auto"/>
               <w:jc w:val="center"/>
             </w:pPr>
             <w:r>
@@ -166,7 +373,9 @@
           </w:tcPr>
           <w:p>
             <w:pPr>
+              <w:spacing w:line="360" w:lineRule="auto"/>
               <w:jc w:val="center"/>
+              <w:cnfStyle w:val="100000000000" w:firstRow="1" w:lastRow="0" w:firstColumn="0" w:lastColumn="0" w:oddVBand="0" w:evenVBand="0" w:oddHBand="0" w:evenHBand="0" w:firstRowFirstColumn="0" w:firstRowLastColumn="0" w:lastRowFirstColumn="0" w:lastRowLastColumn="0"/>
             </w:pPr>
             <w:r>
               <w:t>Definition</w:t>
@@ -175,32 +384,33 @@
         </w:tc>
       </w:tr>
       <w:tr>
-        <w:tc>
-          <w:tcPr>
-            <w:tcW w:w="4675" w:type="dxa"/>
-          </w:tcPr>
-          <w:p>
-            <w:pPr>
-              <w:jc w:val="center"/>
-            </w:pPr>
-            <w:r>
-              <w:t xml:space="preserve">User </w:t>
-            </w:r>
-            <w:r>
-              <w:t>Interface (</w:t>
-            </w:r>
-            <w:r>
-              <w:t>UI)</w:t>
-            </w:r>
-          </w:p>
-        </w:tc>
-        <w:tc>
-          <w:tcPr>
-            <w:tcW w:w="4675" w:type="dxa"/>
-          </w:tcPr>
-          <w:p>
-            <w:pPr>
-              <w:jc w:val="center"/>
+        <w:trPr>
+          <w:cnfStyle w:val="000000100000" w:firstRow="0" w:lastRow="0" w:firstColumn="0" w:lastColumn="0" w:oddVBand="0" w:evenVBand="0" w:oddHBand="1" w:evenHBand="0" w:firstRowFirstColumn="0" w:firstRowLastColumn="0" w:lastRowFirstColumn="0" w:lastRowLastColumn="0"/>
+        </w:trPr>
+        <w:tc>
+          <w:tcPr>
+            <w:cnfStyle w:val="001000000000" w:firstRow="0" w:lastRow="0" w:firstColumn="1" w:lastColumn="0" w:oddVBand="0" w:evenVBand="0" w:oddHBand="0" w:evenHBand="0" w:firstRowFirstColumn="0" w:firstRowLastColumn="0" w:lastRowFirstColumn="0" w:lastRowLastColumn="0"/>
+            <w:tcW w:w="4675" w:type="dxa"/>
+            <w:shd w:val="clear" w:color="auto" w:fill="DDE5D5"/>
+          </w:tcPr>
+          <w:p>
+            <w:pPr>
+              <w:spacing w:line="360" w:lineRule="auto"/>
+            </w:pPr>
+            <w:r>
+              <w:t>User Interface (UI)</w:t>
+            </w:r>
+          </w:p>
+        </w:tc>
+        <w:tc>
+          <w:tcPr>
+            <w:tcW w:w="4675" w:type="dxa"/>
+            <w:shd w:val="clear" w:color="auto" w:fill="DDE5D5"/>
+          </w:tcPr>
+          <w:p>
+            <w:pPr>
+              <w:spacing w:line="360" w:lineRule="auto"/>
+              <w:cnfStyle w:val="000000100000" w:firstRow="0" w:lastRow="0" w:firstColumn="0" w:lastColumn="0" w:oddVBand="0" w:evenVBand="0" w:oddHBand="1" w:evenHBand="0" w:firstRowFirstColumn="0" w:firstRowLastColumn="0" w:lastRowFirstColumn="0" w:lastRowLastColumn="0"/>
             </w:pPr>
             <w:r>
               <w:t>The visual parts of the website that a customer will interact with. This may include navigation menus, buttons, forms, and pages.</w:t>
@@ -211,11 +421,12 @@
       <w:tr>
         <w:tc>
           <w:tcPr>
-            <w:tcW w:w="4675" w:type="dxa"/>
-          </w:tcPr>
-          <w:p>
-            <w:pPr>
-              <w:jc w:val="center"/>
+            <w:cnfStyle w:val="001000000000" w:firstRow="0" w:lastRow="0" w:firstColumn="1" w:lastColumn="0" w:oddVBand="0" w:evenVBand="0" w:oddHBand="0" w:evenHBand="0" w:firstRowFirstColumn="0" w:firstRowLastColumn="0" w:lastRowFirstColumn="0" w:lastRowLastColumn="0"/>
+            <w:tcW w:w="4675" w:type="dxa"/>
+          </w:tcPr>
+          <w:p>
+            <w:pPr>
+              <w:spacing w:line="360" w:lineRule="auto"/>
             </w:pPr>
             <w:r>
               <w:t>Frontend</w:t>
@@ -228,7 +439,8 @@
           </w:tcPr>
           <w:p>
             <w:pPr>
-              <w:jc w:val="center"/>
+              <w:spacing w:line="360" w:lineRule="auto"/>
+              <w:cnfStyle w:val="000000000000" w:firstRow="0" w:lastRow="0" w:firstColumn="0" w:lastColumn="0" w:oddVBand="0" w:evenVBand="0" w:oddHBand="0" w:evenHBand="0" w:firstRowFirstColumn="0" w:firstRowLastColumn="0" w:lastRowFirstColumn="0" w:lastRowLastColumn="0"/>
             </w:pPr>
             <w:r>
               <w:t>This is the part of the website that the user will interact with. This includes thew layout, images, text, and forms.</w:t>
@@ -237,13 +449,18 @@
         </w:tc>
       </w:tr>
       <w:tr>
-        <w:tc>
-          <w:tcPr>
-            <w:tcW w:w="4675" w:type="dxa"/>
-          </w:tcPr>
-          <w:p>
-            <w:pPr>
-              <w:jc w:val="center"/>
+        <w:trPr>
+          <w:cnfStyle w:val="000000100000" w:firstRow="0" w:lastRow="0" w:firstColumn="0" w:lastColumn="0" w:oddVBand="0" w:evenVBand="0" w:oddHBand="1" w:evenHBand="0" w:firstRowFirstColumn="0" w:firstRowLastColumn="0" w:lastRowFirstColumn="0" w:lastRowLastColumn="0"/>
+        </w:trPr>
+        <w:tc>
+          <w:tcPr>
+            <w:cnfStyle w:val="001000000000" w:firstRow="0" w:lastRow="0" w:firstColumn="1" w:lastColumn="0" w:oddVBand="0" w:evenVBand="0" w:oddHBand="0" w:evenHBand="0" w:firstRowFirstColumn="0" w:firstRowLastColumn="0" w:lastRowFirstColumn="0" w:lastRowLastColumn="0"/>
+            <w:tcW w:w="4675" w:type="dxa"/>
+            <w:shd w:val="clear" w:color="auto" w:fill="DDE5D5"/>
+          </w:tcPr>
+          <w:p>
+            <w:pPr>
+              <w:spacing w:line="360" w:lineRule="auto"/>
             </w:pPr>
             <w:r>
               <w:t>Backend</w:t>
@@ -253,10 +470,12 @@
         <w:tc>
           <w:tcPr>
             <w:tcW w:w="4675" w:type="dxa"/>
-          </w:tcPr>
-          <w:p>
-            <w:pPr>
-              <w:jc w:val="center"/>
+            <w:shd w:val="clear" w:color="auto" w:fill="DDE5D5"/>
+          </w:tcPr>
+          <w:p>
+            <w:pPr>
+              <w:spacing w:line="360" w:lineRule="auto"/>
+              <w:cnfStyle w:val="000000100000" w:firstRow="0" w:lastRow="0" w:firstColumn="0" w:lastColumn="0" w:oddVBand="0" w:evenVBand="0" w:oddHBand="1" w:evenHBand="0" w:firstRowFirstColumn="0" w:firstRowLastColumn="0" w:lastRowFirstColumn="0" w:lastRowLastColumn="0"/>
             </w:pPr>
             <w:r>
               <w:t>This is the part of the website that handles the processing of information. This includes the database and code base to handle talking to and from the server/database.</w:t>
@@ -267,42 +486,54 @@
       <w:tr>
         <w:tc>
           <w:tcPr>
-            <w:tcW w:w="4675" w:type="dxa"/>
-          </w:tcPr>
-          <w:p>
-            <w:pPr>
-              <w:jc w:val="center"/>
-            </w:pPr>
-            <w:r>
-              <w:t>HTML (</w:t>
-            </w:r>
-            <w:r>
-              <w:t>Hypertext Markup Language)</w:t>
-            </w:r>
-          </w:p>
-        </w:tc>
-        <w:tc>
-          <w:tcPr>
-            <w:tcW w:w="4675" w:type="dxa"/>
-          </w:tcPr>
-          <w:p>
-            <w:pPr>
-              <w:jc w:val="center"/>
-            </w:pPr>
-            <w:r>
-              <w:t>This is the main markup language to create an structure the websites pages.</w:t>
+            <w:cnfStyle w:val="001000000000" w:firstRow="0" w:lastRow="0" w:firstColumn="1" w:lastColumn="0" w:oddVBand="0" w:evenVBand="0" w:oddHBand="0" w:evenHBand="0" w:firstRowFirstColumn="0" w:firstRowLastColumn="0" w:lastRowFirstColumn="0" w:lastRowLastColumn="0"/>
+            <w:tcW w:w="4675" w:type="dxa"/>
+          </w:tcPr>
+          <w:p>
+            <w:pPr>
+              <w:spacing w:line="360" w:lineRule="auto"/>
+            </w:pPr>
+            <w:r>
+              <w:t>HTML (Hypertext Markup Language)</w:t>
+            </w:r>
+          </w:p>
+        </w:tc>
+        <w:tc>
+          <w:tcPr>
+            <w:tcW w:w="4675" w:type="dxa"/>
+          </w:tcPr>
+          <w:p>
+            <w:pPr>
+              <w:spacing w:line="360" w:lineRule="auto"/>
+              <w:cnfStyle w:val="000000000000" w:firstRow="0" w:lastRow="0" w:firstColumn="0" w:lastColumn="0" w:oddVBand="0" w:evenVBand="0" w:oddHBand="0" w:evenHBand="0" w:firstRowFirstColumn="0" w:firstRowLastColumn="0" w:lastRowFirstColumn="0" w:lastRowLastColumn="0"/>
+            </w:pPr>
+            <w:r>
+              <w:t xml:space="preserve">This is the main markup language to create </w:t>
+            </w:r>
+            <w:proofErr w:type="gramStart"/>
+            <w:r>
+              <w:t>an</w:t>
+            </w:r>
+            <w:proofErr w:type="gramEnd"/>
+            <w:r>
+              <w:t xml:space="preserve"> structure the websites pages.</w:t>
             </w:r>
           </w:p>
         </w:tc>
       </w:tr>
       <w:tr>
-        <w:tc>
-          <w:tcPr>
-            <w:tcW w:w="4675" w:type="dxa"/>
-          </w:tcPr>
-          <w:p>
-            <w:pPr>
-              <w:jc w:val="center"/>
+        <w:trPr>
+          <w:cnfStyle w:val="000000100000" w:firstRow="0" w:lastRow="0" w:firstColumn="0" w:lastColumn="0" w:oddVBand="0" w:evenVBand="0" w:oddHBand="1" w:evenHBand="0" w:firstRowFirstColumn="0" w:firstRowLastColumn="0" w:lastRowFirstColumn="0" w:lastRowLastColumn="0"/>
+        </w:trPr>
+        <w:tc>
+          <w:tcPr>
+            <w:cnfStyle w:val="001000000000" w:firstRow="0" w:lastRow="0" w:firstColumn="1" w:lastColumn="0" w:oddVBand="0" w:evenVBand="0" w:oddHBand="0" w:evenHBand="0" w:firstRowFirstColumn="0" w:firstRowLastColumn="0" w:lastRowFirstColumn="0" w:lastRowLastColumn="0"/>
+            <w:tcW w:w="4675" w:type="dxa"/>
+            <w:shd w:val="clear" w:color="auto" w:fill="DDE5D5"/>
+          </w:tcPr>
+          <w:p>
+            <w:pPr>
+              <w:spacing w:line="360" w:lineRule="auto"/>
             </w:pPr>
             <w:r>
               <w:t>JavaScript</w:t>
@@ -312,10 +543,12 @@
         <w:tc>
           <w:tcPr>
             <w:tcW w:w="4675" w:type="dxa"/>
-          </w:tcPr>
-          <w:p>
-            <w:pPr>
-              <w:jc w:val="center"/>
+            <w:shd w:val="clear" w:color="auto" w:fill="DDE5D5"/>
+          </w:tcPr>
+          <w:p>
+            <w:pPr>
+              <w:spacing w:line="360" w:lineRule="auto"/>
+              <w:cnfStyle w:val="000000100000" w:firstRow="0" w:lastRow="0" w:firstColumn="0" w:lastColumn="0" w:oddVBand="0" w:evenVBand="0" w:oddHBand="1" w:evenHBand="0" w:firstRowFirstColumn="0" w:firstRowLastColumn="0" w:lastRowFirstColumn="0" w:lastRowLastColumn="0"/>
             </w:pPr>
             <w:r>
               <w:t>Code language that will add functionality and reactiveness to the web page.</w:t>
@@ -326,11 +559,12 @@
       <w:tr>
         <w:tc>
           <w:tcPr>
-            <w:tcW w:w="4675" w:type="dxa"/>
-          </w:tcPr>
-          <w:p>
-            <w:pPr>
-              <w:jc w:val="center"/>
+            <w:cnfStyle w:val="001000000000" w:firstRow="0" w:lastRow="0" w:firstColumn="1" w:lastColumn="0" w:oddVBand="0" w:evenVBand="0" w:oddHBand="0" w:evenHBand="0" w:firstRowFirstColumn="0" w:firstRowLastColumn="0" w:lastRowFirstColumn="0" w:lastRowLastColumn="0"/>
+            <w:tcW w:w="4675" w:type="dxa"/>
+          </w:tcPr>
+          <w:p>
+            <w:pPr>
+              <w:spacing w:line="360" w:lineRule="auto"/>
             </w:pPr>
             <w:r>
               <w:t>Java (or equivalent)</w:t>
@@ -343,7 +577,8 @@
           </w:tcPr>
           <w:p>
             <w:pPr>
-              <w:jc w:val="center"/>
+              <w:spacing w:line="360" w:lineRule="auto"/>
+              <w:cnfStyle w:val="000000000000" w:firstRow="0" w:lastRow="0" w:firstColumn="0" w:lastColumn="0" w:oddVBand="0" w:evenVBand="0" w:oddHBand="0" w:evenHBand="0" w:firstRowFirstColumn="0" w:firstRowLastColumn="0" w:lastRowFirstColumn="0" w:lastRowLastColumn="0"/>
             </w:pPr>
             <w:r>
               <w:t>Code base that is used to add connections between the page and database.</w:t>
@@ -352,13 +587,18 @@
         </w:tc>
       </w:tr>
       <w:tr>
-        <w:tc>
-          <w:tcPr>
-            <w:tcW w:w="4675" w:type="dxa"/>
-          </w:tcPr>
-          <w:p>
-            <w:pPr>
-              <w:jc w:val="center"/>
+        <w:trPr>
+          <w:cnfStyle w:val="000000100000" w:firstRow="0" w:lastRow="0" w:firstColumn="0" w:lastColumn="0" w:oddVBand="0" w:evenVBand="0" w:oddHBand="1" w:evenHBand="0" w:firstRowFirstColumn="0" w:firstRowLastColumn="0" w:lastRowFirstColumn="0" w:lastRowLastColumn="0"/>
+        </w:trPr>
+        <w:tc>
+          <w:tcPr>
+            <w:cnfStyle w:val="001000000000" w:firstRow="0" w:lastRow="0" w:firstColumn="1" w:lastColumn="0" w:oddVBand="0" w:evenVBand="0" w:oddHBand="0" w:evenHBand="0" w:firstRowFirstColumn="0" w:firstRowLastColumn="0" w:lastRowFirstColumn="0" w:lastRowLastColumn="0"/>
+            <w:tcW w:w="4675" w:type="dxa"/>
+            <w:shd w:val="clear" w:color="auto" w:fill="DDE5D5"/>
+          </w:tcPr>
+          <w:p>
+            <w:pPr>
+              <w:spacing w:line="360" w:lineRule="auto"/>
             </w:pPr>
             <w:r>
               <w:t>MySQL</w:t>
@@ -368,19 +608,15 @@
         <w:tc>
           <w:tcPr>
             <w:tcW w:w="4675" w:type="dxa"/>
-          </w:tcPr>
-          <w:p>
-            <w:pPr>
-              <w:jc w:val="center"/>
-            </w:pPr>
-            <w:r>
-              <w:t xml:space="preserve">This </w:t>
-            </w:r>
-            <w:r>
-              <w:t>is</w:t>
-            </w:r>
-            <w:r>
-              <w:t xml:space="preserve"> the database management system that will be used to store customer information and the reservation data.</w:t>
+            <w:shd w:val="clear" w:color="auto" w:fill="DDE5D5"/>
+          </w:tcPr>
+          <w:p>
+            <w:pPr>
+              <w:spacing w:line="360" w:lineRule="auto"/>
+              <w:cnfStyle w:val="000000100000" w:firstRow="0" w:lastRow="0" w:firstColumn="0" w:lastColumn="0" w:oddVBand="0" w:evenVBand="0" w:oddHBand="1" w:evenHBand="0" w:firstRowFirstColumn="0" w:firstRowLastColumn="0" w:lastRowFirstColumn="0" w:lastRowLastColumn="0"/>
+            </w:pPr>
+            <w:r>
+              <w:t>This is the database management system that will be used to store customer information and the reservation data.</w:t>
             </w:r>
           </w:p>
         </w:tc>
@@ -388,11 +624,12 @@
       <w:tr>
         <w:tc>
           <w:tcPr>
-            <w:tcW w:w="4675" w:type="dxa"/>
-          </w:tcPr>
-          <w:p>
-            <w:pPr>
-              <w:jc w:val="center"/>
+            <w:cnfStyle w:val="001000000000" w:firstRow="0" w:lastRow="0" w:firstColumn="1" w:lastColumn="0" w:oddVBand="0" w:evenVBand="0" w:oddHBand="0" w:evenHBand="0" w:firstRowFirstColumn="0" w:firstRowLastColumn="0" w:lastRowFirstColumn="0" w:lastRowLastColumn="0"/>
+            <w:tcW w:w="4675" w:type="dxa"/>
+          </w:tcPr>
+          <w:p>
+            <w:pPr>
+              <w:spacing w:line="360" w:lineRule="auto"/>
             </w:pPr>
             <w:r>
               <w:t>Database</w:t>
@@ -405,7 +642,8 @@
           </w:tcPr>
           <w:p>
             <w:pPr>
-              <w:jc w:val="center"/>
+              <w:spacing w:line="360" w:lineRule="auto"/>
+              <w:cnfStyle w:val="000000000000" w:firstRow="0" w:lastRow="0" w:firstColumn="0" w:lastColumn="0" w:oddVBand="0" w:evenVBand="0" w:oddHBand="0" w:evenHBand="0" w:firstRowFirstColumn="0" w:firstRowLastColumn="0" w:lastRowFirstColumn="0" w:lastRowLastColumn="0"/>
             </w:pPr>
             <w:r>
               <w:t>A collection of organized information that allows the website to store and retrieve customer and reservation records.</w:t>
@@ -414,13 +652,18 @@
         </w:tc>
       </w:tr>
       <w:tr>
-        <w:tc>
-          <w:tcPr>
-            <w:tcW w:w="4675" w:type="dxa"/>
-          </w:tcPr>
-          <w:p>
-            <w:pPr>
-              <w:jc w:val="center"/>
+        <w:trPr>
+          <w:cnfStyle w:val="000000100000" w:firstRow="0" w:lastRow="0" w:firstColumn="0" w:lastColumn="0" w:oddVBand="0" w:evenVBand="0" w:oddHBand="1" w:evenHBand="0" w:firstRowFirstColumn="0" w:firstRowLastColumn="0" w:lastRowFirstColumn="0" w:lastRowLastColumn="0"/>
+        </w:trPr>
+        <w:tc>
+          <w:tcPr>
+            <w:cnfStyle w:val="001000000000" w:firstRow="0" w:lastRow="0" w:firstColumn="1" w:lastColumn="0" w:oddVBand="0" w:evenVBand="0" w:oddHBand="0" w:evenHBand="0" w:firstRowFirstColumn="0" w:firstRowLastColumn="0" w:lastRowFirstColumn="0" w:lastRowLastColumn="0"/>
+            <w:tcW w:w="4675" w:type="dxa"/>
+            <w:shd w:val="clear" w:color="auto" w:fill="DDE5D5"/>
+          </w:tcPr>
+          <w:p>
+            <w:pPr>
+              <w:spacing w:line="360" w:lineRule="auto"/>
             </w:pPr>
             <w:r>
               <w:t>ERD</w:t>
@@ -430,10 +673,12 @@
         <w:tc>
           <w:tcPr>
             <w:tcW w:w="4675" w:type="dxa"/>
-          </w:tcPr>
-          <w:p>
-            <w:pPr>
-              <w:jc w:val="center"/>
+            <w:shd w:val="clear" w:color="auto" w:fill="DDE5D5"/>
+          </w:tcPr>
+          <w:p>
+            <w:pPr>
+              <w:spacing w:line="360" w:lineRule="auto"/>
+              <w:cnfStyle w:val="000000100000" w:firstRow="0" w:lastRow="0" w:firstColumn="0" w:lastColumn="0" w:oddVBand="0" w:evenVBand="0" w:oddHBand="1" w:evenHBand="0" w:firstRowFirstColumn="0" w:firstRowLastColumn="0" w:lastRowFirstColumn="0" w:lastRowLastColumn="0"/>
             </w:pPr>
             <w:r>
               <w:t>This is a diagram that shows the structure of the database table and how they relate to each other.</w:t>
@@ -444,11 +689,12 @@
       <w:tr>
         <w:tc>
           <w:tcPr>
-            <w:tcW w:w="4675" w:type="dxa"/>
-          </w:tcPr>
-          <w:p>
-            <w:pPr>
-              <w:jc w:val="center"/>
+            <w:cnfStyle w:val="001000000000" w:firstRow="0" w:lastRow="0" w:firstColumn="1" w:lastColumn="0" w:oddVBand="0" w:evenVBand="0" w:oddHBand="0" w:evenHBand="0" w:firstRowFirstColumn="0" w:firstRowLastColumn="0" w:lastRowFirstColumn="0" w:lastRowLastColumn="0"/>
+            <w:tcW w:w="4675" w:type="dxa"/>
+          </w:tcPr>
+          <w:p>
+            <w:pPr>
+              <w:spacing w:line="360" w:lineRule="auto"/>
             </w:pPr>
             <w:r>
               <w:lastRenderedPageBreak/>
@@ -462,7 +708,8 @@
           </w:tcPr>
           <w:p>
             <w:pPr>
-              <w:jc w:val="center"/>
+              <w:spacing w:line="360" w:lineRule="auto"/>
+              <w:cnfStyle w:val="000000000000" w:firstRow="0" w:lastRow="0" w:firstColumn="0" w:lastColumn="0" w:oddVBand="0" w:evenVBand="0" w:oddHBand="0" w:evenHBand="0" w:firstRowFirstColumn="0" w:firstRowLastColumn="0" w:lastRowFirstColumn="0" w:lastRowLastColumn="0"/>
             </w:pPr>
             <w:r>
               <w:t>This is a security method that converts a password into a one-way hash so the original password is not stored directly in the database.</w:t>
@@ -471,13 +718,18 @@
         </w:tc>
       </w:tr>
       <w:tr>
-        <w:tc>
-          <w:tcPr>
-            <w:tcW w:w="4675" w:type="dxa"/>
-          </w:tcPr>
-          <w:p>
-            <w:pPr>
-              <w:jc w:val="center"/>
+        <w:trPr>
+          <w:cnfStyle w:val="000000100000" w:firstRow="0" w:lastRow="0" w:firstColumn="0" w:lastColumn="0" w:oddVBand="0" w:evenVBand="0" w:oddHBand="1" w:evenHBand="0" w:firstRowFirstColumn="0" w:firstRowLastColumn="0" w:lastRowFirstColumn="0" w:lastRowLastColumn="0"/>
+        </w:trPr>
+        <w:tc>
+          <w:tcPr>
+            <w:cnfStyle w:val="001000000000" w:firstRow="0" w:lastRow="0" w:firstColumn="1" w:lastColumn="0" w:oddVBand="0" w:evenVBand="0" w:oddHBand="0" w:evenHBand="0" w:firstRowFirstColumn="0" w:firstRowLastColumn="0" w:lastRowFirstColumn="0" w:lastRowLastColumn="0"/>
+            <w:tcW w:w="4675" w:type="dxa"/>
+            <w:shd w:val="clear" w:color="auto" w:fill="DDE5D5"/>
+          </w:tcPr>
+          <w:p>
+            <w:pPr>
+              <w:spacing w:line="360" w:lineRule="auto"/>
             </w:pPr>
             <w:r>
               <w:t>Input Validation</w:t>
@@ -487,10 +739,12 @@
         <w:tc>
           <w:tcPr>
             <w:tcW w:w="4675" w:type="dxa"/>
-          </w:tcPr>
-          <w:p>
-            <w:pPr>
-              <w:jc w:val="center"/>
+            <w:shd w:val="clear" w:color="auto" w:fill="DDE5D5"/>
+          </w:tcPr>
+          <w:p>
+            <w:pPr>
+              <w:spacing w:line="360" w:lineRule="auto"/>
+              <w:cnfStyle w:val="000000100000" w:firstRow="0" w:lastRow="0" w:firstColumn="0" w:lastColumn="0" w:oddVBand="0" w:evenVBand="0" w:oddHBand="1" w:evenHBand="0" w:firstRowFirstColumn="0" w:firstRowLastColumn="0" w:lastRowFirstColumn="0" w:lastRowLastColumn="0"/>
             </w:pPr>
             <w:r>
               <w:t>This is a process of validating that the information passed into the forms meets the required format so incorrect data doesn’t get sent to the database.</w:t>
@@ -501,11 +755,12 @@
       <w:tr>
         <w:tc>
           <w:tcPr>
-            <w:tcW w:w="4675" w:type="dxa"/>
-          </w:tcPr>
-          <w:p>
-            <w:pPr>
-              <w:jc w:val="center"/>
+            <w:cnfStyle w:val="001000000000" w:firstRow="0" w:lastRow="0" w:firstColumn="1" w:lastColumn="0" w:oddVBand="0" w:evenVBand="0" w:oddHBand="0" w:evenHBand="0" w:firstRowFirstColumn="0" w:firstRowLastColumn="0" w:lastRowFirstColumn="0" w:lastRowLastColumn="0"/>
+            <w:tcW w:w="4675" w:type="dxa"/>
+          </w:tcPr>
+          <w:p>
+            <w:pPr>
+              <w:spacing w:line="360" w:lineRule="auto"/>
             </w:pPr>
             <w:r>
               <w:t>Reservation</w:t>
@@ -518,7 +773,8 @@
           </w:tcPr>
           <w:p>
             <w:pPr>
-              <w:jc w:val="center"/>
+              <w:spacing w:line="360" w:lineRule="auto"/>
+              <w:cnfStyle w:val="000000000000" w:firstRow="0" w:lastRow="0" w:firstColumn="0" w:lastColumn="0" w:oddVBand="0" w:evenVBand="0" w:oddHBand="0" w:evenHBand="0" w:firstRowFirstColumn="0" w:firstRowLastColumn="0" w:lastRowFirstColumn="0" w:lastRowLastColumn="0"/>
             </w:pPr>
             <w:r>
               <w:t>A booking made by a customer that includes the selection of room type, number of guests, and check-in and check-out dates.</w:t>
@@ -527,13 +783,18 @@
         </w:tc>
       </w:tr>
       <w:tr>
-        <w:tc>
-          <w:tcPr>
-            <w:tcW w:w="4675" w:type="dxa"/>
-          </w:tcPr>
-          <w:p>
-            <w:pPr>
-              <w:jc w:val="center"/>
+        <w:trPr>
+          <w:cnfStyle w:val="000000100000" w:firstRow="0" w:lastRow="0" w:firstColumn="0" w:lastColumn="0" w:oddVBand="0" w:evenVBand="0" w:oddHBand="1" w:evenHBand="0" w:firstRowFirstColumn="0" w:firstRowLastColumn="0" w:lastRowFirstColumn="0" w:lastRowLastColumn="0"/>
+        </w:trPr>
+        <w:tc>
+          <w:tcPr>
+            <w:cnfStyle w:val="001000000000" w:firstRow="0" w:lastRow="0" w:firstColumn="1" w:lastColumn="0" w:oddVBand="0" w:evenVBand="0" w:oddHBand="0" w:evenHBand="0" w:firstRowFirstColumn="0" w:firstRowLastColumn="0" w:lastRowFirstColumn="0" w:lastRowLastColumn="0"/>
+            <w:tcW w:w="4675" w:type="dxa"/>
+            <w:shd w:val="clear" w:color="auto" w:fill="DDE5D5"/>
+          </w:tcPr>
+          <w:p>
+            <w:pPr>
+              <w:spacing w:line="360" w:lineRule="auto"/>
             </w:pPr>
             <w:r>
               <w:t>Reservation Summary</w:t>
@@ -543,16 +804,15 @@
         <w:tc>
           <w:tcPr>
             <w:tcW w:w="4675" w:type="dxa"/>
-          </w:tcPr>
-          <w:p>
-            <w:pPr>
-              <w:jc w:val="center"/>
-            </w:pPr>
-            <w:r>
-              <w:t xml:space="preserve">This </w:t>
-            </w:r>
-            <w:r>
-              <w:t>is a page that the customer can review their reservation and either accept it or decline.</w:t>
+            <w:shd w:val="clear" w:color="auto" w:fill="DDE5D5"/>
+          </w:tcPr>
+          <w:p>
+            <w:pPr>
+              <w:spacing w:line="360" w:lineRule="auto"/>
+              <w:cnfStyle w:val="000000100000" w:firstRow="0" w:lastRow="0" w:firstColumn="0" w:lastColumn="0" w:oddVBand="0" w:evenVBand="0" w:oddHBand="1" w:evenHBand="0" w:firstRowFirstColumn="0" w:firstRowLastColumn="0" w:lastRowFirstColumn="0" w:lastRowLastColumn="0"/>
+            </w:pPr>
+            <w:r>
+              <w:t>This is a page that the customer can review their reservation and either accept it or decline.</w:t>
             </w:r>
           </w:p>
         </w:tc>
@@ -560,11 +820,12 @@
       <w:tr>
         <w:tc>
           <w:tcPr>
-            <w:tcW w:w="4675" w:type="dxa"/>
-          </w:tcPr>
-          <w:p>
-            <w:pPr>
-              <w:jc w:val="center"/>
+            <w:cnfStyle w:val="001000000000" w:firstRow="0" w:lastRow="0" w:firstColumn="1" w:lastColumn="0" w:oddVBand="0" w:evenVBand="0" w:oddHBand="0" w:evenHBand="0" w:firstRowFirstColumn="0" w:firstRowLastColumn="0" w:lastRowFirstColumn="0" w:lastRowLastColumn="0"/>
+            <w:tcW w:w="4675" w:type="dxa"/>
+          </w:tcPr>
+          <w:p>
+            <w:pPr>
+              <w:spacing w:line="360" w:lineRule="auto"/>
             </w:pPr>
             <w:r>
               <w:t>User Persona</w:t>
@@ -577,7 +838,8 @@
           </w:tcPr>
           <w:p>
             <w:pPr>
-              <w:jc w:val="center"/>
+              <w:spacing w:line="360" w:lineRule="auto"/>
+              <w:cnfStyle w:val="000000000000" w:firstRow="0" w:lastRow="0" w:firstColumn="0" w:lastColumn="0" w:oddVBand="0" w:evenVBand="0" w:oddHBand="0" w:evenHBand="0" w:firstRowFirstColumn="0" w:firstRowLastColumn="0" w:lastRowFirstColumn="0" w:lastRowLastColumn="0"/>
             </w:pPr>
             <w:r>
               <w:t>A fictional person who represents a typical website customer. This helps the development team understand the how and why a site is being built.</w:t>
@@ -586,13 +848,18 @@
         </w:tc>
       </w:tr>
       <w:tr>
-        <w:tc>
-          <w:tcPr>
-            <w:tcW w:w="4675" w:type="dxa"/>
-          </w:tcPr>
-          <w:p>
-            <w:pPr>
-              <w:jc w:val="center"/>
+        <w:trPr>
+          <w:cnfStyle w:val="000000100000" w:firstRow="0" w:lastRow="0" w:firstColumn="0" w:lastColumn="0" w:oddVBand="0" w:evenVBand="0" w:oddHBand="1" w:evenHBand="0" w:firstRowFirstColumn="0" w:firstRowLastColumn="0" w:lastRowFirstColumn="0" w:lastRowLastColumn="0"/>
+        </w:trPr>
+        <w:tc>
+          <w:tcPr>
+            <w:cnfStyle w:val="001000000000" w:firstRow="0" w:lastRow="0" w:firstColumn="1" w:lastColumn="0" w:oddVBand="0" w:evenVBand="0" w:oddHBand="0" w:evenHBand="0" w:firstRowFirstColumn="0" w:firstRowLastColumn="0" w:lastRowFirstColumn="0" w:lastRowLastColumn="0"/>
+            <w:tcW w:w="4675" w:type="dxa"/>
+            <w:shd w:val="clear" w:color="auto" w:fill="DDE5D5"/>
+          </w:tcPr>
+          <w:p>
+            <w:pPr>
+              <w:spacing w:line="360" w:lineRule="auto"/>
             </w:pPr>
             <w:r>
               <w:t>Wireframe/prototype</w:t>
@@ -602,10 +869,12 @@
         <w:tc>
           <w:tcPr>
             <w:tcW w:w="4675" w:type="dxa"/>
-          </w:tcPr>
-          <w:p>
-            <w:pPr>
-              <w:jc w:val="center"/>
+            <w:shd w:val="clear" w:color="auto" w:fill="DDE5D5"/>
+          </w:tcPr>
+          <w:p>
+            <w:pPr>
+              <w:spacing w:line="360" w:lineRule="auto"/>
+              <w:cnfStyle w:val="000000100000" w:firstRow="0" w:lastRow="0" w:firstColumn="0" w:lastColumn="0" w:oddVBand="0" w:evenVBand="0" w:oddHBand="1" w:evenHBand="0" w:firstRowFirstColumn="0" w:firstRowLastColumn="0" w:lastRowFirstColumn="0" w:lastRowLastColumn="0"/>
             </w:pPr>
             <w:r>
               <w:t>A basic visual layout of the website that shows where the elements will be placed. This doesn’t have full functionality.</w:t>
@@ -616,11 +885,12 @@
       <w:tr>
         <w:tc>
           <w:tcPr>
-            <w:tcW w:w="4675" w:type="dxa"/>
-          </w:tcPr>
-          <w:p>
-            <w:pPr>
-              <w:jc w:val="center"/>
+            <w:cnfStyle w:val="001000000000" w:firstRow="0" w:lastRow="0" w:firstColumn="1" w:lastColumn="0" w:oddVBand="0" w:evenVBand="0" w:oddHBand="0" w:evenHBand="0" w:firstRowFirstColumn="0" w:firstRowLastColumn="0" w:lastRowFirstColumn="0" w:lastRowLastColumn="0"/>
+            <w:tcW w:w="4675" w:type="dxa"/>
+          </w:tcPr>
+          <w:p>
+            <w:pPr>
+              <w:spacing w:line="360" w:lineRule="auto"/>
             </w:pPr>
             <w:r>
               <w:t>Responsive Design</w:t>
@@ -633,7 +903,8 @@
           </w:tcPr>
           <w:p>
             <w:pPr>
-              <w:jc w:val="center"/>
+              <w:spacing w:line="360" w:lineRule="auto"/>
+              <w:cnfStyle w:val="000000000000" w:firstRow="0" w:lastRow="0" w:firstColumn="0" w:lastColumn="0" w:oddVBand="0" w:evenVBand="0" w:oddHBand="0" w:evenHBand="0" w:firstRowFirstColumn="0" w:firstRowLastColumn="0" w:lastRowFirstColumn="0" w:lastRowLastColumn="0"/>
             </w:pPr>
             <w:r>
               <w:t>A web design approach that allows the layout to adjust to the different screen sizes, such as computers, tablets, and mobile phones.</w:t>
@@ -642,17 +913,40 @@
         </w:tc>
       </w:tr>
     </w:tbl>
-    <w:p/>
-    <w:p>
-      <w:r>
+    <w:p>
+      <w:pPr>
+        <w:spacing w:line="360" w:lineRule="auto"/>
+        <w:rPr>
+          <w:sz w:val="22"/>
+          <w:szCs w:val="22"/>
+        </w:rPr>
+      </w:pPr>
+    </w:p>
+    <w:p>
+      <w:pPr>
+        <w:rPr>
+          <w:sz w:val="22"/>
+          <w:szCs w:val="22"/>
+        </w:rPr>
+      </w:pPr>
+      <w:r>
+        <w:rPr>
+          <w:sz w:val="22"/>
+          <w:szCs w:val="22"/>
+        </w:rPr>
         <w:br w:type="page"/>
       </w:r>
     </w:p>
     <w:p>
       <w:pPr>
-        <w:pStyle w:val="Heading1"/>
-        <w:spacing w:line="360" w:lineRule="auto"/>
-        <w:jc w:val="center"/>
+        <w:pStyle w:val="Heading2"/>
+        <w:pBdr>
+          <w:top w:val="single" w:sz="24" w:space="0" w:color="DDE5D5"/>
+          <w:left w:val="single" w:sz="24" w:space="0" w:color="DDE5D5"/>
+          <w:bottom w:val="single" w:sz="24" w:space="0" w:color="DDE5D5"/>
+          <w:right w:val="single" w:sz="24" w:space="0" w:color="DDE5D5"/>
+        </w:pBdr>
+        <w:shd w:val="clear" w:color="auto" w:fill="DDE5D5"/>
       </w:pPr>
       <w:r>
         <w:lastRenderedPageBreak/>
@@ -661,149 +955,195 @@
     </w:p>
     <w:p>
       <w:pPr>
-        <w:pStyle w:val="Heading2"/>
-        <w:spacing w:line="360" w:lineRule="auto"/>
-        <w:jc w:val="center"/>
-      </w:pPr>
-      <w:r>
-        <w:t>P</w:t>
-      </w:r>
-      <w:r>
-        <w:t xml:space="preserve">ersona 1: Sarah Mitchel </w:t>
-      </w:r>
-      <w:r>
-        <w:t xml:space="preserve">- </w:t>
-      </w:r>
-      <w:r>
-        <w:t>The Overworked Mom</w:t>
-      </w:r>
-    </w:p>
-    <w:p>
-      <w:pPr>
-        <w:spacing w:line="360" w:lineRule="auto"/>
-      </w:pPr>
+        <w:pStyle w:val="Heading3"/>
+        <w:rPr>
+          <w:sz w:val="28"/>
+          <w:szCs w:val="28"/>
+        </w:rPr>
+      </w:pPr>
+      <w:r>
+        <w:t>Persona 1: Sarah Mitchel - The Overworked Mom</w:t>
+      </w:r>
     </w:p>
     <w:p>
       <w:pPr>
         <w:spacing w:after="0" w:line="360" w:lineRule="auto"/>
+        <w:rPr>
+          <w:sz w:val="22"/>
+          <w:szCs w:val="22"/>
+        </w:rPr>
       </w:pPr>
       <w:r>
         <w:rPr>
           <w:b/>
           <w:bCs/>
+          <w:sz w:val="22"/>
+          <w:szCs w:val="22"/>
         </w:rPr>
         <w:t>Age</w:t>
       </w:r>
       <w:r>
+        <w:rPr>
+          <w:sz w:val="22"/>
+          <w:szCs w:val="22"/>
+        </w:rPr>
         <w:t>: 36</w:t>
       </w:r>
     </w:p>
     <w:p>
       <w:pPr>
         <w:spacing w:after="0" w:line="360" w:lineRule="auto"/>
+        <w:rPr>
+          <w:sz w:val="22"/>
+          <w:szCs w:val="22"/>
+        </w:rPr>
       </w:pPr>
       <w:r>
         <w:rPr>
           <w:b/>
           <w:bCs/>
+          <w:sz w:val="22"/>
+          <w:szCs w:val="22"/>
         </w:rPr>
         <w:t>Occupation</w:t>
       </w:r>
       <w:r>
+        <w:rPr>
+          <w:sz w:val="22"/>
+          <w:szCs w:val="22"/>
+        </w:rPr>
         <w:t>: Retail Manager</w:t>
       </w:r>
     </w:p>
     <w:p>
       <w:pPr>
         <w:spacing w:after="0" w:line="360" w:lineRule="auto"/>
+        <w:rPr>
+          <w:sz w:val="22"/>
+          <w:szCs w:val="22"/>
+        </w:rPr>
       </w:pPr>
       <w:r>
         <w:rPr>
           <w:b/>
           <w:bCs/>
+          <w:sz w:val="22"/>
+          <w:szCs w:val="22"/>
         </w:rPr>
         <w:t>Family</w:t>
       </w:r>
       <w:r>
+        <w:rPr>
+          <w:sz w:val="22"/>
+          <w:szCs w:val="22"/>
+        </w:rPr>
         <w:t>: Married with two children, ages 10 and 14.</w:t>
       </w:r>
     </w:p>
     <w:p>
       <w:pPr>
         <w:spacing w:after="0" w:line="360" w:lineRule="auto"/>
+        <w:rPr>
+          <w:sz w:val="22"/>
+          <w:szCs w:val="22"/>
+        </w:rPr>
       </w:pPr>
       <w:r>
         <w:rPr>
           <w:b/>
           <w:bCs/>
+          <w:sz w:val="22"/>
+          <w:szCs w:val="22"/>
         </w:rPr>
         <w:t>Tech comfort</w:t>
       </w:r>
       <w:r>
+        <w:rPr>
+          <w:sz w:val="22"/>
+          <w:szCs w:val="22"/>
+        </w:rPr>
         <w:t>: Moderate to High</w:t>
       </w:r>
     </w:p>
     <w:p>
       <w:pPr>
         <w:spacing w:after="0" w:line="360" w:lineRule="auto"/>
+        <w:rPr>
+          <w:sz w:val="22"/>
+          <w:szCs w:val="22"/>
+        </w:rPr>
       </w:pPr>
     </w:p>
     <w:p>
       <w:pPr>
         <w:spacing w:after="0" w:line="360" w:lineRule="auto"/>
+        <w:rPr>
+          <w:sz w:val="22"/>
+          <w:szCs w:val="22"/>
+        </w:rPr>
       </w:pPr>
       <w:r>
         <w:rPr>
           <w:b/>
           <w:bCs/>
+          <w:sz w:val="22"/>
+          <w:szCs w:val="22"/>
         </w:rPr>
         <w:t>Background</w:t>
       </w:r>
       <w:r>
-        <w:t xml:space="preserve">: </w:t>
+        <w:rPr>
+          <w:sz w:val="22"/>
+          <w:szCs w:val="22"/>
+        </w:rPr>
+        <w:t>: Sarah works full-time in retail, where she spends most of her day answering questions, solving problems, and occasionally wondering how people have survived this long without knowing how to read a sign. Between work, her kids' activities, and keeping the household running, she's overdue for a vacation.</w:t>
+      </w:r>
+      <w:r>
+        <w:rPr>
+          <w:sz w:val="22"/>
+          <w:szCs w:val="22"/>
+        </w:rPr>
+        <w:t xml:space="preserve"> </w:t>
+      </w:r>
+      <w:r>
+        <w:rPr>
+          <w:sz w:val="22"/>
+          <w:szCs w:val="22"/>
+        </w:rPr>
+        <w:t>She wants to plan a family trip to Moffat Bay Lodge but has limited time to research accommodations. Most of her vacation planning happens late at night, usually after everyone else has gone to bed.</w:t>
       </w:r>
     </w:p>
     <w:p>
       <w:pPr>
         <w:spacing w:after="0" w:line="360" w:lineRule="auto"/>
-        <w:ind w:left="288"/>
-      </w:pPr>
-      <w:r>
-        <w:t>Sarah works full-time in retail, where she spends most of her day answering questions, solving problems, and occasionally wondering how people have survived this long without knowing how to read a sign. Between work, her kids' activities, and keeping the household running, she's overdue for a vacation.</w:t>
-      </w:r>
+        <w:rPr>
+          <w:sz w:val="22"/>
+          <w:szCs w:val="22"/>
+        </w:rPr>
+      </w:pPr>
     </w:p>
     <w:p>
       <w:pPr>
         <w:spacing w:after="0" w:line="360" w:lineRule="auto"/>
-        <w:ind w:left="288"/>
-      </w:pPr>
-    </w:p>
-    <w:p>
-      <w:pPr>
-        <w:spacing w:after="0" w:line="360" w:lineRule="auto"/>
-        <w:ind w:left="288"/>
-      </w:pPr>
-      <w:r>
-        <w:t>She wants to plan a family trip to Moffat Bay Lodge but has limited time to research accommodations. Most of her vacation planning happens late at night, usually after everyone else has gone to bed.</w:t>
-      </w:r>
-    </w:p>
-    <w:p>
-      <w:pPr>
-        <w:spacing w:after="0" w:line="360" w:lineRule="auto"/>
-      </w:pPr>
-    </w:p>
-    <w:p>
-      <w:pPr>
-        <w:spacing w:after="0" w:line="360" w:lineRule="auto"/>
+        <w:rPr>
+          <w:sz w:val="22"/>
+          <w:szCs w:val="22"/>
+        </w:rPr>
       </w:pPr>
       <w:r>
         <w:rPr>
           <w:b/>
           <w:bCs/>
+          <w:sz w:val="22"/>
+          <w:szCs w:val="22"/>
         </w:rPr>
         <w:t>Goals</w:t>
       </w:r>
       <w:r>
+        <w:rPr>
+          <w:sz w:val="22"/>
+          <w:szCs w:val="22"/>
+        </w:rPr>
         <w:t xml:space="preserve">: </w:t>
       </w:r>
     </w:p>
@@ -815,8 +1155,16 @@
           <w:numId w:val="1"/>
         </w:numPr>
         <w:spacing w:after="0" w:line="360" w:lineRule="auto"/>
-      </w:pPr>
-      <w:r>
+        <w:rPr>
+          <w:sz w:val="22"/>
+          <w:szCs w:val="22"/>
+        </w:rPr>
+      </w:pPr>
+      <w:r>
+        <w:rPr>
+          <w:sz w:val="22"/>
+          <w:szCs w:val="22"/>
+        </w:rPr>
         <w:t>Find a room that comfortably accommodates her family of four.</w:t>
       </w:r>
     </w:p>
@@ -828,8 +1176,16 @@
           <w:numId w:val="1"/>
         </w:numPr>
         <w:spacing w:after="0" w:line="360" w:lineRule="auto"/>
-      </w:pPr>
-      <w:r>
+        <w:rPr>
+          <w:sz w:val="22"/>
+          <w:szCs w:val="22"/>
+        </w:rPr>
+      </w:pPr>
+      <w:r>
+        <w:rPr>
+          <w:sz w:val="22"/>
+          <w:szCs w:val="22"/>
+        </w:rPr>
         <w:t>Compare room types and prices without any surprises.</w:t>
       </w:r>
     </w:p>
@@ -841,28 +1197,50 @@
           <w:numId w:val="1"/>
         </w:numPr>
         <w:spacing w:after="0" w:line="360" w:lineRule="auto"/>
-      </w:pPr>
-      <w:r>
+        <w:rPr>
+          <w:sz w:val="22"/>
+          <w:szCs w:val="22"/>
+        </w:rPr>
+      </w:pPr>
+      <w:r>
+        <w:rPr>
+          <w:sz w:val="22"/>
+          <w:szCs w:val="22"/>
+        </w:rPr>
         <w:t>Make a reservation quickly and confidently.</w:t>
       </w:r>
     </w:p>
     <w:p>
       <w:pPr>
         <w:spacing w:after="0" w:line="360" w:lineRule="auto"/>
+        <w:rPr>
+          <w:sz w:val="22"/>
+          <w:szCs w:val="22"/>
+        </w:rPr>
       </w:pPr>
     </w:p>
     <w:p>
       <w:pPr>
         <w:spacing w:after="0" w:line="360" w:lineRule="auto"/>
+        <w:rPr>
+          <w:sz w:val="22"/>
+          <w:szCs w:val="22"/>
+        </w:rPr>
       </w:pPr>
       <w:r>
         <w:rPr>
           <w:b/>
           <w:bCs/>
+          <w:sz w:val="22"/>
+          <w:szCs w:val="22"/>
         </w:rPr>
         <w:t>Frustrations</w:t>
       </w:r>
       <w:r>
+        <w:rPr>
+          <w:sz w:val="22"/>
+          <w:szCs w:val="22"/>
+        </w:rPr>
         <w:t>:</w:t>
       </w:r>
     </w:p>
@@ -873,9 +1251,20 @@
           <w:ilvl w:val="0"/>
           <w:numId w:val="2"/>
         </w:numPr>
+        <w:tabs>
+          <w:tab w:val="left" w:pos="360"/>
+        </w:tabs>
         <w:spacing w:after="0" w:line="360" w:lineRule="auto"/>
-      </w:pPr>
-      <w:r>
+        <w:rPr>
+          <w:sz w:val="22"/>
+          <w:szCs w:val="22"/>
+        </w:rPr>
+      </w:pPr>
+      <w:r>
+        <w:rPr>
+          <w:sz w:val="22"/>
+          <w:szCs w:val="22"/>
+        </w:rPr>
         <w:t>Hidden fees that magically appear at checkout.</w:t>
       </w:r>
     </w:p>
@@ -886,9 +1275,20 @@
           <w:ilvl w:val="0"/>
           <w:numId w:val="2"/>
         </w:numPr>
+        <w:tabs>
+          <w:tab w:val="left" w:pos="360"/>
+        </w:tabs>
         <w:spacing w:after="0" w:line="360" w:lineRule="auto"/>
-      </w:pPr>
-      <w:r>
+        <w:rPr>
+          <w:sz w:val="22"/>
+          <w:szCs w:val="22"/>
+        </w:rPr>
+      </w:pPr>
+      <w:r>
+        <w:rPr>
+          <w:sz w:val="22"/>
+          <w:szCs w:val="22"/>
+        </w:rPr>
         <w:t>Having to restart a reservation because a website timed out.</w:t>
       </w:r>
     </w:p>
@@ -899,191 +1299,262 @@
           <w:ilvl w:val="0"/>
           <w:numId w:val="2"/>
         </w:numPr>
+        <w:tabs>
+          <w:tab w:val="clear" w:pos="720"/>
+        </w:tabs>
         <w:spacing w:after="0" w:line="360" w:lineRule="auto"/>
-      </w:pPr>
-      <w:r>
+        <w:ind w:left="360" w:hanging="360"/>
+        <w:rPr>
+          <w:sz w:val="22"/>
+          <w:szCs w:val="22"/>
+        </w:rPr>
+      </w:pPr>
+      <w:r>
+        <w:rPr>
+          <w:sz w:val="22"/>
+          <w:szCs w:val="22"/>
+        </w:rPr>
         <w:t>Complicated forms that ask for information she’s already entered.</w:t>
       </w:r>
     </w:p>
     <w:p>
       <w:pPr>
         <w:spacing w:after="0" w:line="360" w:lineRule="auto"/>
+        <w:rPr>
+          <w:sz w:val="22"/>
+          <w:szCs w:val="22"/>
+        </w:rPr>
       </w:pPr>
     </w:p>
     <w:p>
       <w:pPr>
         <w:spacing w:after="0" w:line="360" w:lineRule="auto"/>
+        <w:rPr>
+          <w:sz w:val="22"/>
+          <w:szCs w:val="22"/>
+        </w:rPr>
       </w:pPr>
       <w:r>
         <w:rPr>
           <w:b/>
           <w:bCs/>
+          <w:sz w:val="22"/>
+          <w:szCs w:val="22"/>
         </w:rPr>
         <w:t>Website Needs</w:t>
       </w:r>
       <w:r>
+        <w:rPr>
+          <w:sz w:val="22"/>
+          <w:szCs w:val="22"/>
+        </w:rPr>
         <w:t>:</w:t>
       </w:r>
+      <w:r>
+        <w:rPr>
+          <w:sz w:val="22"/>
+          <w:szCs w:val="22"/>
+        </w:rPr>
+        <w:t xml:space="preserve"> </w:t>
+      </w:r>
+      <w:r>
+        <w:rPr>
+          <w:sz w:val="22"/>
+          <w:szCs w:val="22"/>
+        </w:rPr>
+        <w:t>Sarah needs clear room descriptions, pricing information, and straightforward reservation process. She wants to review her booking before confirming it so she doesn’t accidentally reserve the wrong dates.</w:t>
+      </w:r>
     </w:p>
     <w:p>
       <w:pPr>
         <w:spacing w:after="0" w:line="360" w:lineRule="auto"/>
-        <w:ind w:left="288"/>
-      </w:pPr>
-      <w:r>
-        <w:t>Sarah needs clear room descriptions, pricing information, and straightforward reservation process. She wants to review her booking before confirming it so she doesn’t accidentally reserve the wrong dates.</w:t>
+        <w:rPr>
+          <w:sz w:val="22"/>
+          <w:szCs w:val="22"/>
+        </w:rPr>
+      </w:pPr>
+    </w:p>
+    <w:p>
+      <w:pPr>
+        <w:pStyle w:val="Heading3"/>
+      </w:pPr>
+      <w:r>
+        <w:lastRenderedPageBreak/>
+        <w:t>Persona 2: Tyler Brooks - The Adventurer With Questionable Planning Skills</w:t>
       </w:r>
     </w:p>
     <w:p>
       <w:pPr>
         <w:spacing w:after="0" w:line="360" w:lineRule="auto"/>
-        <w:ind w:left="288"/>
-      </w:pPr>
-    </w:p>
-    <w:p>
-      <w:pPr>
-        <w:pBdr>
-          <w:bottom w:val="single" w:sz="6" w:space="1" w:color="auto"/>
-        </w:pBdr>
-        <w:spacing w:after="0" w:line="360" w:lineRule="auto"/>
-        <w:ind w:left="288"/>
-      </w:pPr>
-    </w:p>
-    <w:p>
-      <w:pPr>
-        <w:spacing w:after="0" w:line="360" w:lineRule="auto"/>
-        <w:ind w:left="288"/>
-      </w:pPr>
-    </w:p>
-    <w:p>
-      <w:pPr>
-        <w:spacing w:after="0" w:line="360" w:lineRule="auto"/>
-        <w:ind w:left="288"/>
-      </w:pPr>
-    </w:p>
-    <w:p>
-      <w:pPr>
-        <w:pStyle w:val="Heading2"/>
-        <w:jc w:val="center"/>
-      </w:pPr>
-      <w:r>
-        <w:t xml:space="preserve">Persona 2: Tyler Brooks </w:t>
-      </w:r>
-      <w:r>
-        <w:t>-</w:t>
-      </w:r>
-      <w:r>
-        <w:t xml:space="preserve"> The Adventurer With Questionable Planning Skills</w:t>
-      </w:r>
-    </w:p>
-    <w:p/>
-    <w:p>
-      <w:pPr>
-        <w:spacing w:after="0" w:line="360" w:lineRule="auto"/>
+        <w:rPr>
+          <w:sz w:val="22"/>
+          <w:szCs w:val="22"/>
+        </w:rPr>
       </w:pPr>
       <w:r>
         <w:rPr>
           <w:b/>
           <w:bCs/>
+          <w:sz w:val="22"/>
+          <w:szCs w:val="22"/>
         </w:rPr>
         <w:t>Age:</w:t>
       </w:r>
       <w:r>
+        <w:rPr>
+          <w:sz w:val="22"/>
+          <w:szCs w:val="22"/>
+        </w:rPr>
         <w:t xml:space="preserve"> 27</w:t>
       </w:r>
       <w:r>
+        <w:rPr>
+          <w:sz w:val="22"/>
+          <w:szCs w:val="22"/>
+        </w:rPr>
         <w:br/>
       </w:r>
       <w:r>
         <w:rPr>
           <w:b/>
           <w:bCs/>
+          <w:sz w:val="22"/>
+          <w:szCs w:val="22"/>
         </w:rPr>
         <w:t>Occupation:</w:t>
       </w:r>
       <w:r>
+        <w:rPr>
+          <w:sz w:val="22"/>
+          <w:szCs w:val="22"/>
+        </w:rPr>
         <w:t xml:space="preserve"> Automotive Technician</w:t>
       </w:r>
       <w:r>
+        <w:rPr>
+          <w:sz w:val="22"/>
+          <w:szCs w:val="22"/>
+        </w:rPr>
         <w:br/>
       </w:r>
       <w:r>
         <w:rPr>
           <w:b/>
           <w:bCs/>
+          <w:sz w:val="22"/>
+          <w:szCs w:val="22"/>
         </w:rPr>
         <w:t>Relationship:</w:t>
       </w:r>
       <w:r>
+        <w:rPr>
+          <w:sz w:val="22"/>
+          <w:szCs w:val="22"/>
+        </w:rPr>
         <w:t xml:space="preserve"> Lives with his girlfriend</w:t>
       </w:r>
       <w:r>
+        <w:rPr>
+          <w:sz w:val="22"/>
+          <w:szCs w:val="22"/>
+        </w:rPr>
         <w:br/>
       </w:r>
       <w:r>
         <w:rPr>
           <w:b/>
           <w:bCs/>
+          <w:sz w:val="22"/>
+          <w:szCs w:val="22"/>
         </w:rPr>
         <w:t>Tech Comfort:</w:t>
       </w:r>
       <w:r>
+        <w:rPr>
+          <w:sz w:val="22"/>
+          <w:szCs w:val="22"/>
+        </w:rPr>
         <w:t xml:space="preserve"> High</w:t>
       </w:r>
     </w:p>
     <w:p>
       <w:pPr>
         <w:spacing w:after="0" w:line="360" w:lineRule="auto"/>
+        <w:rPr>
+          <w:sz w:val="22"/>
+          <w:szCs w:val="22"/>
+        </w:rPr>
       </w:pPr>
     </w:p>
     <w:p>
       <w:pPr>
         <w:spacing w:after="0" w:line="360" w:lineRule="auto"/>
+        <w:rPr>
+          <w:sz w:val="22"/>
+          <w:szCs w:val="22"/>
+        </w:rPr>
       </w:pPr>
       <w:r>
         <w:rPr>
           <w:b/>
           <w:bCs/>
+          <w:sz w:val="22"/>
+          <w:szCs w:val="22"/>
         </w:rPr>
         <w:t>Background:</w:t>
       </w:r>
+      <w:r>
+        <w:rPr>
+          <w:sz w:val="22"/>
+          <w:szCs w:val="22"/>
+        </w:rPr>
+        <w:t xml:space="preserve"> </w:t>
+      </w:r>
+      <w:r>
+        <w:rPr>
+          <w:sz w:val="22"/>
+          <w:szCs w:val="22"/>
+        </w:rPr>
+        <w:t>Tyler spends his weekdays working on cars and his weekends looking for something exciting to do. He enjoys hiking, kayaking, and exploring new places. His girlfriend usually handles the practical side of their trips because Tyler's version of planning involves saying, "We'll figure it out when we get there."</w:t>
+      </w:r>
+      <w:r>
+        <w:rPr>
+          <w:sz w:val="22"/>
+          <w:szCs w:val="22"/>
+        </w:rPr>
+        <w:t xml:space="preserve"> </w:t>
+      </w:r>
+      <w:r>
+        <w:rPr>
+          <w:sz w:val="22"/>
+          <w:szCs w:val="22"/>
+        </w:rPr>
+        <w:t>After hearing about Moffat Bay Lodge, Tyler decides it would be a great weekend getaway. He's particularly interested in kayaking and whale watching, although his girlfriend has already reminded him that seeing a whale is not guaranteed just because they booked a room.</w:t>
+      </w:r>
     </w:p>
     <w:p>
       <w:pPr>
         <w:spacing w:after="0" w:line="360" w:lineRule="auto"/>
-        <w:ind w:left="288"/>
-      </w:pPr>
-      <w:r>
-        <w:t>Tyler spends his weekdays working on cars and his weekends looking for something exciting to do. He enjoys hiking, kayaking, and exploring new places. His girlfriend usually handles the practical side of their trips because Tyler's version of planning involves saying, "We'll figure it out when we get there."</w:t>
-      </w:r>
+        <w:rPr>
+          <w:sz w:val="22"/>
+          <w:szCs w:val="22"/>
+        </w:rPr>
+      </w:pPr>
     </w:p>
     <w:p>
       <w:pPr>
         <w:spacing w:after="0" w:line="360" w:lineRule="auto"/>
-      </w:pPr>
-    </w:p>
-    <w:p>
-      <w:pPr>
-        <w:spacing w:after="0" w:line="360" w:lineRule="auto"/>
-        <w:ind w:left="288"/>
-      </w:pPr>
-      <w:r>
-        <w:t>After hearing about Moffat Bay Lodge, Tyler decides it would be a great weekend getaway. He's particularly interested in kayaking and whale watching, although his girlfriend has already reminded him that seeing a whale is not guaranteed just because they booked a room.</w:t>
-      </w:r>
-    </w:p>
-    <w:p>
-      <w:pPr>
-        <w:spacing w:after="0" w:line="360" w:lineRule="auto"/>
-      </w:pPr>
-    </w:p>
-    <w:p>
-      <w:pPr>
-        <w:spacing w:after="0" w:line="360" w:lineRule="auto"/>
+        <w:rPr>
+          <w:sz w:val="22"/>
+          <w:szCs w:val="22"/>
+        </w:rPr>
       </w:pPr>
       <w:r>
         <w:rPr>
           <w:b/>
           <w:bCs/>
+          <w:sz w:val="22"/>
+          <w:szCs w:val="22"/>
         </w:rPr>
         <w:t>Goals:</w:t>
       </w:r>
@@ -1094,10 +1565,21 @@
           <w:ilvl w:val="0"/>
           <w:numId w:val="3"/>
         </w:numPr>
+        <w:tabs>
+          <w:tab w:val="clear" w:pos="720"/>
+          <w:tab w:val="num" w:pos="360"/>
+        </w:tabs>
         <w:spacing w:after="0" w:line="360" w:lineRule="auto"/>
-      </w:pPr>
-      <w:r>
-        <w:lastRenderedPageBreak/>
+        <w:rPr>
+          <w:sz w:val="22"/>
+          <w:szCs w:val="22"/>
+        </w:rPr>
+      </w:pPr>
+      <w:r>
+        <w:rPr>
+          <w:sz w:val="22"/>
+          <w:szCs w:val="22"/>
+        </w:rPr>
         <w:t>Find information about outdoor activities on the island.</w:t>
       </w:r>
     </w:p>
@@ -1107,9 +1589,21 @@
           <w:ilvl w:val="0"/>
           <w:numId w:val="3"/>
         </w:numPr>
+        <w:tabs>
+          <w:tab w:val="clear" w:pos="720"/>
+          <w:tab w:val="num" w:pos="360"/>
+        </w:tabs>
         <w:spacing w:after="0" w:line="360" w:lineRule="auto"/>
-      </w:pPr>
-      <w:r>
+        <w:rPr>
+          <w:sz w:val="22"/>
+          <w:szCs w:val="22"/>
+        </w:rPr>
+      </w:pPr>
+      <w:r>
+        <w:rPr>
+          <w:sz w:val="22"/>
+          <w:szCs w:val="22"/>
+        </w:rPr>
         <w:t>Compare accommodations before deciding where to stay.</w:t>
       </w:r>
     </w:p>
@@ -1119,25 +1613,47 @@
           <w:ilvl w:val="0"/>
           <w:numId w:val="3"/>
         </w:numPr>
+        <w:tabs>
+          <w:tab w:val="clear" w:pos="720"/>
+          <w:tab w:val="num" w:pos="360"/>
+        </w:tabs>
         <w:spacing w:after="0" w:line="360" w:lineRule="auto"/>
-      </w:pPr>
-      <w:r>
+        <w:rPr>
+          <w:sz w:val="22"/>
+          <w:szCs w:val="22"/>
+        </w:rPr>
+      </w:pPr>
+      <w:r>
+        <w:rPr>
+          <w:sz w:val="22"/>
+          <w:szCs w:val="22"/>
+        </w:rPr>
         <w:t>Book a weekend trip without unnecessary complications.</w:t>
       </w:r>
     </w:p>
     <w:p>
       <w:pPr>
         <w:spacing w:after="0" w:line="360" w:lineRule="auto"/>
+        <w:rPr>
+          <w:sz w:val="22"/>
+          <w:szCs w:val="22"/>
+        </w:rPr>
       </w:pPr>
     </w:p>
     <w:p>
       <w:pPr>
         <w:spacing w:after="0" w:line="360" w:lineRule="auto"/>
+        <w:rPr>
+          <w:sz w:val="22"/>
+          <w:szCs w:val="22"/>
+        </w:rPr>
       </w:pPr>
       <w:r>
         <w:rPr>
           <w:b/>
           <w:bCs/>
+          <w:sz w:val="22"/>
+          <w:szCs w:val="22"/>
         </w:rPr>
         <w:t>Frustrations:</w:t>
       </w:r>
@@ -1148,9 +1664,21 @@
           <w:ilvl w:val="0"/>
           <w:numId w:val="4"/>
         </w:numPr>
+        <w:tabs>
+          <w:tab w:val="clear" w:pos="720"/>
+          <w:tab w:val="num" w:pos="360"/>
+        </w:tabs>
         <w:spacing w:after="0" w:line="360" w:lineRule="auto"/>
-      </w:pPr>
-      <w:r>
+        <w:rPr>
+          <w:sz w:val="22"/>
+          <w:szCs w:val="22"/>
+        </w:rPr>
+      </w:pPr>
+      <w:r>
+        <w:rPr>
+          <w:sz w:val="22"/>
+          <w:szCs w:val="22"/>
+        </w:rPr>
         <w:t>Websites that require registration just to look around.</w:t>
       </w:r>
     </w:p>
@@ -1160,9 +1688,21 @@
           <w:ilvl w:val="0"/>
           <w:numId w:val="4"/>
         </w:numPr>
+        <w:tabs>
+          <w:tab w:val="clear" w:pos="720"/>
+          <w:tab w:val="num" w:pos="360"/>
+        </w:tabs>
         <w:spacing w:after="0" w:line="360" w:lineRule="auto"/>
-      </w:pPr>
-      <w:r>
+        <w:rPr>
+          <w:sz w:val="22"/>
+          <w:szCs w:val="22"/>
+        </w:rPr>
+      </w:pPr>
+      <w:r>
+        <w:rPr>
+          <w:sz w:val="22"/>
+          <w:szCs w:val="22"/>
+        </w:rPr>
         <w:t>Attractions pages that barely explain what activities are available.</w:t>
       </w:r>
     </w:p>
@@ -1172,192 +1712,269 @@
           <w:ilvl w:val="0"/>
           <w:numId w:val="4"/>
         </w:numPr>
+        <w:tabs>
+          <w:tab w:val="clear" w:pos="720"/>
+          <w:tab w:val="num" w:pos="360"/>
+        </w:tabs>
         <w:spacing w:after="0" w:line="360" w:lineRule="auto"/>
-      </w:pPr>
-      <w:r>
+        <w:rPr>
+          <w:sz w:val="22"/>
+          <w:szCs w:val="22"/>
+        </w:rPr>
+      </w:pPr>
+      <w:r>
+        <w:rPr>
+          <w:sz w:val="22"/>
+          <w:szCs w:val="22"/>
+        </w:rPr>
         <w:t>Having to search multiple websites for basic information.</w:t>
       </w:r>
     </w:p>
     <w:p>
       <w:pPr>
         <w:spacing w:after="0" w:line="360" w:lineRule="auto"/>
+        <w:rPr>
+          <w:sz w:val="22"/>
+          <w:szCs w:val="22"/>
+        </w:rPr>
       </w:pPr>
     </w:p>
     <w:p>
       <w:pPr>
         <w:spacing w:after="0" w:line="360" w:lineRule="auto"/>
+        <w:rPr>
+          <w:sz w:val="22"/>
+          <w:szCs w:val="22"/>
+        </w:rPr>
       </w:pPr>
       <w:r>
         <w:rPr>
           <w:b/>
           <w:bCs/>
+          <w:sz w:val="22"/>
+          <w:szCs w:val="22"/>
         </w:rPr>
         <w:t>Website Needs:</w:t>
       </w:r>
+      <w:r>
+        <w:rPr>
+          <w:sz w:val="22"/>
+          <w:szCs w:val="22"/>
+        </w:rPr>
+        <w:t xml:space="preserve"> </w:t>
+      </w:r>
+      <w:r>
+        <w:rPr>
+          <w:sz w:val="22"/>
+          <w:szCs w:val="22"/>
+        </w:rPr>
+        <w:t>Tyler wants to browse the lodge's accommodations and island attractions without creating an account. Once he's ready to book, he needs an easy way to register and complete his reservation.</w:t>
+      </w:r>
     </w:p>
     <w:p>
       <w:pPr>
         <w:spacing w:after="0" w:line="360" w:lineRule="auto"/>
-        <w:ind w:left="288"/>
-      </w:pPr>
-      <w:r>
-        <w:t>Tyler wants to browse the lodge's accommodations and island attractions without creating an account. Once he's ready to book, he needs an easy way to register and complete his reservation.</w:t>
-      </w:r>
-    </w:p>
-    <w:p>
-      <w:pPr>
-        <w:pBdr>
-          <w:bottom w:val="single" w:sz="6" w:space="1" w:color="auto"/>
-        </w:pBdr>
+        <w:rPr>
+          <w:sz w:val="22"/>
+          <w:szCs w:val="22"/>
+        </w:rPr>
+      </w:pPr>
+    </w:p>
+    <w:p>
+      <w:pPr>
+        <w:pStyle w:val="Heading3"/>
+      </w:pPr>
+      <w:r>
+        <w:t>Persona 3: Linda Thompson - The Woman Who Has Every Confirmation Email Saved</w:t>
+      </w:r>
+    </w:p>
+    <w:p>
+      <w:pPr>
         <w:spacing w:after="0" w:line="360" w:lineRule="auto"/>
-        <w:ind w:left="288"/>
-      </w:pPr>
-    </w:p>
-    <w:p>
-      <w:pPr>
-        <w:spacing w:after="0" w:line="360" w:lineRule="auto"/>
-      </w:pPr>
-    </w:p>
-    <w:p>
-      <w:pPr>
-        <w:pStyle w:val="Heading3"/>
-        <w:jc w:val="center"/>
-      </w:pPr>
-      <w:r>
-        <w:t xml:space="preserve">Persona 3: Linda Thompson </w:t>
-      </w:r>
-      <w:r>
-        <w:t xml:space="preserve">- </w:t>
-      </w:r>
-      <w:r>
-        <w:t>The Woman Who Has Every Confirmation Email Saved</w:t>
-      </w:r>
-    </w:p>
-    <w:p/>
-    <w:p>
-      <w:pPr>
-        <w:spacing w:after="0" w:line="360" w:lineRule="auto"/>
+        <w:rPr>
+          <w:sz w:val="22"/>
+          <w:szCs w:val="22"/>
+        </w:rPr>
       </w:pPr>
       <w:r>
         <w:rPr>
           <w:b/>
           <w:bCs/>
-        </w:rPr>
+          <w:sz w:val="22"/>
+          <w:szCs w:val="22"/>
+        </w:rPr>
+        <w:lastRenderedPageBreak/>
         <w:t>Age:</w:t>
       </w:r>
       <w:r>
+        <w:rPr>
+          <w:sz w:val="22"/>
+          <w:szCs w:val="22"/>
+        </w:rPr>
         <w:t xml:space="preserve"> 58</w:t>
       </w:r>
       <w:r>
+        <w:rPr>
+          <w:sz w:val="22"/>
+          <w:szCs w:val="22"/>
+        </w:rPr>
         <w:br/>
       </w:r>
       <w:r>
         <w:rPr>
           <w:b/>
           <w:bCs/>
+          <w:sz w:val="22"/>
+          <w:szCs w:val="22"/>
         </w:rPr>
         <w:t>Occupation:</w:t>
       </w:r>
       <w:r>
+        <w:rPr>
+          <w:sz w:val="22"/>
+          <w:szCs w:val="22"/>
+        </w:rPr>
         <w:t xml:space="preserve"> Administrative Assistant</w:t>
       </w:r>
       <w:r>
+        <w:rPr>
+          <w:sz w:val="22"/>
+          <w:szCs w:val="22"/>
+        </w:rPr>
         <w:br/>
       </w:r>
       <w:r>
         <w:rPr>
           <w:b/>
           <w:bCs/>
+          <w:sz w:val="22"/>
+          <w:szCs w:val="22"/>
         </w:rPr>
         <w:t>Family:</w:t>
       </w:r>
       <w:r>
+        <w:rPr>
+          <w:sz w:val="22"/>
+          <w:szCs w:val="22"/>
+        </w:rPr>
         <w:t xml:space="preserve"> Married with two adult children</w:t>
       </w:r>
       <w:r>
+        <w:rPr>
+          <w:sz w:val="22"/>
+          <w:szCs w:val="22"/>
+        </w:rPr>
         <w:br/>
       </w:r>
       <w:r>
         <w:rPr>
           <w:b/>
           <w:bCs/>
+          <w:sz w:val="22"/>
+          <w:szCs w:val="22"/>
         </w:rPr>
         <w:t>Tech Comfort:</w:t>
       </w:r>
       <w:r>
+        <w:rPr>
+          <w:sz w:val="22"/>
+          <w:szCs w:val="22"/>
+        </w:rPr>
         <w:t xml:space="preserve"> Moderate</w:t>
       </w:r>
     </w:p>
     <w:p>
       <w:pPr>
         <w:spacing w:after="0" w:line="360" w:lineRule="auto"/>
+        <w:rPr>
+          <w:sz w:val="22"/>
+          <w:szCs w:val="22"/>
+        </w:rPr>
       </w:pPr>
     </w:p>
     <w:p>
       <w:pPr>
         <w:spacing w:after="0" w:line="360" w:lineRule="auto"/>
+        <w:rPr>
+          <w:sz w:val="22"/>
+          <w:szCs w:val="22"/>
+        </w:rPr>
       </w:pPr>
       <w:r>
         <w:rPr>
           <w:b/>
           <w:bCs/>
+          <w:sz w:val="22"/>
+          <w:szCs w:val="22"/>
         </w:rPr>
         <w:t>Background:</w:t>
       </w:r>
+      <w:r>
+        <w:rPr>
+          <w:sz w:val="22"/>
+          <w:szCs w:val="22"/>
+        </w:rPr>
+        <w:t xml:space="preserve"> </w:t>
+      </w:r>
+      <w:r>
+        <w:rPr>
+          <w:sz w:val="22"/>
+          <w:szCs w:val="22"/>
+        </w:rPr>
+        <w:t>Linda and her husband enjoy traveling now that their children have moved out. She's the organized one in the relationship and handles most of their vacation arrangements. Her husband contributes by asking what time they need to leave, usually about ten minutes before they're supposed to walk out the door.</w:t>
+      </w:r>
+      <w:r>
+        <w:rPr>
+          <w:sz w:val="22"/>
+          <w:szCs w:val="22"/>
+        </w:rPr>
+        <w:t xml:space="preserve"> </w:t>
+      </w:r>
+      <w:r>
+        <w:rPr>
+          <w:sz w:val="22"/>
+          <w:szCs w:val="22"/>
+        </w:rPr>
+        <w:t>Linda keeps confirmation emails, reservation numbers, and travel details organized in folders. She previously stayed at Moffat Bay Lodge and enjoyed the experience enough to plan another visit.</w:t>
+      </w:r>
+      <w:r>
+        <w:rPr>
+          <w:sz w:val="22"/>
+          <w:szCs w:val="22"/>
+        </w:rPr>
+        <w:t xml:space="preserve"> </w:t>
+      </w:r>
+      <w:r>
+        <w:rPr>
+          <w:sz w:val="22"/>
+          <w:szCs w:val="22"/>
+        </w:rPr>
+        <w:t>She's comfortable using computers but has little patience for websites that make simple tasks unnecessarily difficult.</w:t>
+      </w:r>
     </w:p>
     <w:p>
       <w:pPr>
         <w:spacing w:after="0" w:line="360" w:lineRule="auto"/>
-        <w:ind w:left="288"/>
-      </w:pPr>
-      <w:r>
-        <w:t>Linda and her husband enjoy traveling now that their children have moved out. She's the organized one in the relationship and handles most of their vacation arrangements. Her husband contributes by asking what time they need to leave, usually about ten minutes before they're supposed to walk out the door.</w:t>
-      </w:r>
+        <w:rPr>
+          <w:sz w:val="22"/>
+          <w:szCs w:val="22"/>
+        </w:rPr>
+      </w:pPr>
     </w:p>
     <w:p>
       <w:pPr>
         <w:spacing w:after="0" w:line="360" w:lineRule="auto"/>
-        <w:ind w:left="288"/>
-      </w:pPr>
-    </w:p>
-    <w:p>
-      <w:pPr>
-        <w:spacing w:after="0" w:line="360" w:lineRule="auto"/>
-        <w:ind w:left="288"/>
-      </w:pPr>
-      <w:r>
-        <w:lastRenderedPageBreak/>
-        <w:t>Linda keeps confirmation emails, reservation numbers, and travel details organized in folders. She previously stayed at Moffat Bay Lodge and enjoyed the experience enough to plan another visit.</w:t>
-      </w:r>
-    </w:p>
-    <w:p>
-      <w:pPr>
-        <w:spacing w:after="0" w:line="360" w:lineRule="auto"/>
-        <w:ind w:left="288"/>
-      </w:pPr>
-    </w:p>
-    <w:p>
-      <w:pPr>
-        <w:spacing w:after="0" w:line="360" w:lineRule="auto"/>
-        <w:ind w:left="288"/>
-      </w:pPr>
-      <w:r>
-        <w:t>She's comfortable using computers but has little patience for websites that make simple tasks unnecessarily difficult.</w:t>
-      </w:r>
-    </w:p>
-    <w:p>
-      <w:pPr>
-        <w:spacing w:after="0" w:line="360" w:lineRule="auto"/>
-      </w:pPr>
-    </w:p>
-    <w:p>
-      <w:pPr>
-        <w:spacing w:after="0" w:line="360" w:lineRule="auto"/>
+        <w:rPr>
+          <w:sz w:val="22"/>
+          <w:szCs w:val="22"/>
+        </w:rPr>
       </w:pPr>
       <w:r>
         <w:rPr>
           <w:b/>
           <w:bCs/>
+          <w:sz w:val="22"/>
+          <w:szCs w:val="22"/>
         </w:rPr>
         <w:t>Goals:</w:t>
       </w:r>
@@ -1368,9 +1985,20 @@
           <w:ilvl w:val="0"/>
           <w:numId w:val="5"/>
         </w:numPr>
+        <w:tabs>
+          <w:tab w:val="left" w:pos="360"/>
+        </w:tabs>
         <w:spacing w:after="0" w:line="360" w:lineRule="auto"/>
-      </w:pPr>
-      <w:r>
+        <w:rPr>
+          <w:sz w:val="22"/>
+          <w:szCs w:val="22"/>
+        </w:rPr>
+      </w:pPr>
+      <w:r>
+        <w:rPr>
+          <w:sz w:val="22"/>
+          <w:szCs w:val="22"/>
+        </w:rPr>
         <w:t>Log in to her existing account without registering again.</w:t>
       </w:r>
     </w:p>
@@ -1380,9 +2008,20 @@
           <w:ilvl w:val="0"/>
           <w:numId w:val="5"/>
         </w:numPr>
+        <w:tabs>
+          <w:tab w:val="left" w:pos="360"/>
+        </w:tabs>
         <w:spacing w:after="0" w:line="360" w:lineRule="auto"/>
-      </w:pPr>
-      <w:r>
+        <w:rPr>
+          <w:sz w:val="22"/>
+          <w:szCs w:val="22"/>
+        </w:rPr>
+      </w:pPr>
+      <w:r>
+        <w:rPr>
+          <w:sz w:val="22"/>
+          <w:szCs w:val="22"/>
+        </w:rPr>
         <w:t>Make another reservation at the lodge.</w:t>
       </w:r>
     </w:p>
@@ -1392,25 +2031,46 @@
           <w:ilvl w:val="0"/>
           <w:numId w:val="5"/>
         </w:numPr>
+        <w:tabs>
+          <w:tab w:val="left" w:pos="360"/>
+        </w:tabs>
         <w:spacing w:after="0" w:line="360" w:lineRule="auto"/>
-      </w:pPr>
-      <w:r>
+        <w:rPr>
+          <w:sz w:val="22"/>
+          <w:szCs w:val="22"/>
+        </w:rPr>
+      </w:pPr>
+      <w:r>
+        <w:rPr>
+          <w:sz w:val="22"/>
+          <w:szCs w:val="22"/>
+        </w:rPr>
         <w:t>Look up her reservation details before traveling.</w:t>
       </w:r>
     </w:p>
     <w:p>
       <w:pPr>
         <w:spacing w:after="0" w:line="360" w:lineRule="auto"/>
+        <w:rPr>
+          <w:sz w:val="22"/>
+          <w:szCs w:val="22"/>
+        </w:rPr>
       </w:pPr>
     </w:p>
     <w:p>
       <w:pPr>
         <w:spacing w:after="0" w:line="360" w:lineRule="auto"/>
+        <w:rPr>
+          <w:sz w:val="22"/>
+          <w:szCs w:val="22"/>
+        </w:rPr>
       </w:pPr>
       <w:r>
         <w:rPr>
           <w:b/>
           <w:bCs/>
+          <w:sz w:val="22"/>
+          <w:szCs w:val="22"/>
         </w:rPr>
         <w:t>Frustrations:</w:t>
       </w:r>
@@ -1422,8 +2082,17 @@
           <w:numId w:val="6"/>
         </w:numPr>
         <w:spacing w:after="0" w:line="360" w:lineRule="auto"/>
-      </w:pPr>
-      <w:r>
+        <w:ind w:left="360" w:hanging="360"/>
+        <w:rPr>
+          <w:sz w:val="22"/>
+          <w:szCs w:val="22"/>
+        </w:rPr>
+      </w:pPr>
+      <w:r>
+        <w:rPr>
+          <w:sz w:val="22"/>
+          <w:szCs w:val="22"/>
+        </w:rPr>
         <w:t>Websites that make reservation information difficult to find.</w:t>
       </w:r>
     </w:p>
@@ -1434,8 +2103,17 @@
           <w:numId w:val="6"/>
         </w:numPr>
         <w:spacing w:after="0" w:line="360" w:lineRule="auto"/>
-      </w:pPr>
-      <w:r>
+        <w:ind w:left="360" w:hanging="360"/>
+        <w:rPr>
+          <w:sz w:val="22"/>
+          <w:szCs w:val="22"/>
+        </w:rPr>
+      </w:pPr>
+      <w:r>
+        <w:rPr>
+          <w:sz w:val="22"/>
+          <w:szCs w:val="22"/>
+        </w:rPr>
         <w:t>Having to remember a reservation number just to check booking details.</w:t>
       </w:r>
     </w:p>
@@ -1446,847 +2124,1658 @@
           <w:numId w:val="6"/>
         </w:numPr>
         <w:spacing w:after="0" w:line="360" w:lineRule="auto"/>
-      </w:pPr>
-      <w:r>
+        <w:ind w:left="360" w:hanging="360"/>
+        <w:rPr>
+          <w:sz w:val="22"/>
+          <w:szCs w:val="22"/>
+        </w:rPr>
+      </w:pPr>
+      <w:r>
+        <w:rPr>
+          <w:sz w:val="22"/>
+          <w:szCs w:val="22"/>
+        </w:rPr>
         <w:t>Complicated navigation and unnecessary steps.</w:t>
       </w:r>
     </w:p>
     <w:p>
       <w:pPr>
         <w:spacing w:after="0" w:line="360" w:lineRule="auto"/>
+        <w:rPr>
+          <w:sz w:val="22"/>
+          <w:szCs w:val="22"/>
+        </w:rPr>
       </w:pPr>
     </w:p>
     <w:p>
       <w:pPr>
         <w:spacing w:after="0" w:line="360" w:lineRule="auto"/>
+        <w:rPr>
+          <w:sz w:val="22"/>
+          <w:szCs w:val="22"/>
+        </w:rPr>
       </w:pPr>
       <w:r>
         <w:rPr>
           <w:b/>
           <w:bCs/>
+          <w:sz w:val="22"/>
+          <w:szCs w:val="22"/>
         </w:rPr>
         <w:t>Website Needs:</w:t>
       </w:r>
-    </w:p>
-    <w:p>
-      <w:pPr>
-        <w:spacing w:after="0" w:line="360" w:lineRule="auto"/>
-        <w:ind w:left="288"/>
-      </w:pPr>
-      <w:r>
+      <w:r>
+        <w:rPr>
+          <w:sz w:val="22"/>
+          <w:szCs w:val="22"/>
+        </w:rPr>
+        <w:t xml:space="preserve"> </w:t>
+      </w:r>
+      <w:r>
+        <w:rPr>
+          <w:sz w:val="22"/>
+          <w:szCs w:val="22"/>
+        </w:rPr>
         <w:t>Linda needs a reliable login process and a reservation lookup feature that accepts either her reservation ID or email address. She wants to easily review her room type, number of guests, and check-in and check-out dates.</w:t>
       </w:r>
     </w:p>
     <w:p>
       <w:pPr>
-        <w:spacing w:after="0" w:line="360" w:lineRule="auto"/>
-      </w:pPr>
-    </w:p>
-    <w:p>
-      <w:pPr>
-        <w:spacing w:after="0" w:line="360" w:lineRule="auto"/>
-      </w:pPr>
-    </w:p>
-    <w:p>
-      <w:pPr>
-        <w:spacing w:line="360" w:lineRule="auto"/>
-      </w:pPr>
-    </w:p>
-    <w:p>
+        <w:rPr>
+          <w:caps/>
+          <w:spacing w:val="15"/>
+        </w:rPr>
+      </w:pPr>
       <w:r>
         <w:br w:type="page"/>
       </w:r>
     </w:p>
     <w:p>
       <w:pPr>
-        <w:pStyle w:val="Heading1"/>
-        <w:spacing w:line="360" w:lineRule="auto"/>
-        <w:jc w:val="center"/>
+        <w:pStyle w:val="Heading2"/>
+        <w:pBdr>
+          <w:top w:val="single" w:sz="24" w:space="0" w:color="DDE5D5"/>
+          <w:left w:val="single" w:sz="24" w:space="0" w:color="DDE5D5"/>
+          <w:bottom w:val="single" w:sz="24" w:space="0" w:color="DDE5D5"/>
+          <w:right w:val="single" w:sz="24" w:space="0" w:color="DDE5D5"/>
+        </w:pBdr>
+        <w:shd w:val="clear" w:color="auto" w:fill="DDE5D5"/>
       </w:pPr>
       <w:r>
         <w:lastRenderedPageBreak/>
         <w:t>1.4 User Stories</w:t>
       </w:r>
     </w:p>
-    <w:p>
-      <w:pPr>
+    <w:p/>
+    <w:tbl>
+      <w:tblPr>
+        <w:tblStyle w:val="GridTable2-Accent6"/>
+        <w:tblW w:w="0" w:type="auto"/>
+        <w:tblLook w:val="04A0" w:firstRow="1" w:lastRow="0" w:firstColumn="1" w:lastColumn="0" w:noHBand="0" w:noVBand="1"/>
+      </w:tblPr>
+      <w:tblGrid>
+        <w:gridCol w:w="1075"/>
+        <w:gridCol w:w="1080"/>
+        <w:gridCol w:w="1530"/>
+        <w:gridCol w:w="5665"/>
+      </w:tblGrid>
+      <w:tr>
+        <w:trPr>
+          <w:cnfStyle w:val="100000000000" w:firstRow="1" w:lastRow="0" w:firstColumn="0" w:lastColumn="0" w:oddVBand="0" w:evenVBand="0" w:oddHBand="0" w:evenHBand="0" w:firstRowFirstColumn="0" w:firstRowLastColumn="0" w:lastRowFirstColumn="0" w:lastRowLastColumn="0"/>
+        </w:trPr>
+        <w:tc>
+          <w:tcPr>
+            <w:cnfStyle w:val="001000000000" w:firstRow="0" w:lastRow="0" w:firstColumn="1" w:lastColumn="0" w:oddVBand="0" w:evenVBand="0" w:oddHBand="0" w:evenHBand="0" w:firstRowFirstColumn="0" w:firstRowLastColumn="0" w:lastRowFirstColumn="0" w:lastRowLastColumn="0"/>
+            <w:tcW w:w="1075" w:type="dxa"/>
+          </w:tcPr>
+          <w:p>
+            <w:pPr>
+              <w:spacing w:line="360" w:lineRule="auto"/>
+            </w:pPr>
+            <w:r>
+              <w:t>Rank</w:t>
+            </w:r>
+          </w:p>
+        </w:tc>
+        <w:tc>
+          <w:tcPr>
+            <w:tcW w:w="1080" w:type="dxa"/>
+          </w:tcPr>
+          <w:p>
+            <w:pPr>
+              <w:spacing w:line="360" w:lineRule="auto"/>
+              <w:cnfStyle w:val="100000000000" w:firstRow="1" w:lastRow="0" w:firstColumn="0" w:lastColumn="0" w:oddVBand="0" w:evenVBand="0" w:oddHBand="0" w:evenHBand="0" w:firstRowFirstColumn="0" w:firstRowLastColumn="0" w:lastRowFirstColumn="0" w:lastRowLastColumn="0"/>
+            </w:pPr>
+            <w:r>
+              <w:t>Priority</w:t>
+            </w:r>
+          </w:p>
+        </w:tc>
+        <w:tc>
+          <w:tcPr>
+            <w:tcW w:w="1530" w:type="dxa"/>
+          </w:tcPr>
+          <w:p>
+            <w:pPr>
+              <w:spacing w:line="360" w:lineRule="auto"/>
+              <w:cnfStyle w:val="100000000000" w:firstRow="1" w:lastRow="0" w:firstColumn="0" w:lastColumn="0" w:oddVBand="0" w:evenVBand="0" w:oddHBand="0" w:evenHBand="0" w:firstRowFirstColumn="0" w:firstRowLastColumn="0" w:lastRowFirstColumn="0" w:lastRowLastColumn="0"/>
+            </w:pPr>
+            <w:r>
+              <w:t>Persona</w:t>
+            </w:r>
+          </w:p>
+        </w:tc>
+        <w:tc>
+          <w:tcPr>
+            <w:tcW w:w="5665" w:type="dxa"/>
+          </w:tcPr>
+          <w:p>
+            <w:pPr>
+              <w:spacing w:line="360" w:lineRule="auto"/>
+              <w:cnfStyle w:val="100000000000" w:firstRow="1" w:lastRow="0" w:firstColumn="0" w:lastColumn="0" w:oddVBand="0" w:evenVBand="0" w:oddHBand="0" w:evenHBand="0" w:firstRowFirstColumn="0" w:firstRowLastColumn="0" w:lastRowFirstColumn="0" w:lastRowLastColumn="0"/>
+            </w:pPr>
+            <w:r>
+              <w:t>User Story</w:t>
+            </w:r>
+          </w:p>
+        </w:tc>
+      </w:tr>
+      <w:tr>
+        <w:trPr>
+          <w:cnfStyle w:val="000000100000" w:firstRow="0" w:lastRow="0" w:firstColumn="0" w:lastColumn="0" w:oddVBand="0" w:evenVBand="0" w:oddHBand="1" w:evenHBand="0" w:firstRowFirstColumn="0" w:firstRowLastColumn="0" w:lastRowFirstColumn="0" w:lastRowLastColumn="0"/>
+        </w:trPr>
+        <w:tc>
+          <w:tcPr>
+            <w:cnfStyle w:val="001000000000" w:firstRow="0" w:lastRow="0" w:firstColumn="1" w:lastColumn="0" w:oddVBand="0" w:evenVBand="0" w:oddHBand="0" w:evenHBand="0" w:firstRowFirstColumn="0" w:firstRowLastColumn="0" w:lastRowFirstColumn="0" w:lastRowLastColumn="0"/>
+            <w:tcW w:w="1075" w:type="dxa"/>
+            <w:shd w:val="clear" w:color="auto" w:fill="DDE5D5"/>
+          </w:tcPr>
+          <w:p>
+            <w:pPr>
+              <w:spacing w:line="360" w:lineRule="auto"/>
+            </w:pPr>
+            <w:r>
+              <w:t>1</w:t>
+            </w:r>
+          </w:p>
+        </w:tc>
+        <w:tc>
+          <w:tcPr>
+            <w:tcW w:w="1080" w:type="dxa"/>
+            <w:shd w:val="clear" w:color="auto" w:fill="DDE5D5"/>
+          </w:tcPr>
+          <w:p>
+            <w:pPr>
+              <w:spacing w:line="360" w:lineRule="auto"/>
+              <w:cnfStyle w:val="000000100000" w:firstRow="0" w:lastRow="0" w:firstColumn="0" w:lastColumn="0" w:oddVBand="0" w:evenVBand="0" w:oddHBand="1" w:evenHBand="0" w:firstRowFirstColumn="0" w:firstRowLastColumn="0" w:lastRowFirstColumn="0" w:lastRowLastColumn="0"/>
+              <w:rPr>
+                <w:b/>
+                <w:bCs/>
+              </w:rPr>
+            </w:pPr>
+            <w:r>
+              <w:rPr>
+                <w:b/>
+                <w:bCs/>
+              </w:rPr>
+              <w:t>High</w:t>
+            </w:r>
+          </w:p>
+        </w:tc>
+        <w:tc>
+          <w:tcPr>
+            <w:tcW w:w="1530" w:type="dxa"/>
+            <w:shd w:val="clear" w:color="auto" w:fill="DDE5D5"/>
+          </w:tcPr>
+          <w:p>
+            <w:pPr>
+              <w:spacing w:line="360" w:lineRule="auto"/>
+              <w:cnfStyle w:val="000000100000" w:firstRow="0" w:lastRow="0" w:firstColumn="0" w:lastColumn="0" w:oddVBand="0" w:evenVBand="0" w:oddHBand="1" w:evenHBand="0" w:firstRowFirstColumn="0" w:firstRowLastColumn="0" w:lastRowFirstColumn="0" w:lastRowLastColumn="0"/>
+              <w:rPr>
+                <w:b/>
+                <w:bCs/>
+              </w:rPr>
+            </w:pPr>
+            <w:r>
+              <w:rPr>
+                <w:b/>
+                <w:bCs/>
+              </w:rPr>
+              <w:t>Sarah</w:t>
+            </w:r>
+          </w:p>
+        </w:tc>
+        <w:tc>
+          <w:tcPr>
+            <w:tcW w:w="5665" w:type="dxa"/>
+            <w:shd w:val="clear" w:color="auto" w:fill="DDE5D5"/>
+          </w:tcPr>
+          <w:p>
+            <w:pPr>
+              <w:spacing w:line="360" w:lineRule="auto"/>
+              <w:cnfStyle w:val="000000100000" w:firstRow="0" w:lastRow="0" w:firstColumn="0" w:lastColumn="0" w:oddVBand="0" w:evenVBand="0" w:oddHBand="1" w:evenHBand="0" w:firstRowFirstColumn="0" w:firstRowLastColumn="0" w:lastRowFirstColumn="0" w:lastRowLastColumn="0"/>
+            </w:pPr>
+            <w:r>
+              <w:t>As an overworked mom, I want to easily book a room for four so that I can plan a vacation with less stress.</w:t>
+            </w:r>
+          </w:p>
+        </w:tc>
+      </w:tr>
+      <w:tr>
+        <w:tc>
+          <w:tcPr>
+            <w:cnfStyle w:val="001000000000" w:firstRow="0" w:lastRow="0" w:firstColumn="1" w:lastColumn="0" w:oddVBand="0" w:evenVBand="0" w:oddHBand="0" w:evenHBand="0" w:firstRowFirstColumn="0" w:firstRowLastColumn="0" w:lastRowFirstColumn="0" w:lastRowLastColumn="0"/>
+            <w:tcW w:w="1075" w:type="dxa"/>
+          </w:tcPr>
+          <w:p>
+            <w:pPr>
+              <w:spacing w:line="360" w:lineRule="auto"/>
+            </w:pPr>
+            <w:r>
+              <w:t>2</w:t>
+            </w:r>
+          </w:p>
+        </w:tc>
+        <w:tc>
+          <w:tcPr>
+            <w:tcW w:w="1080" w:type="dxa"/>
+          </w:tcPr>
+          <w:p>
+            <w:pPr>
+              <w:spacing w:line="360" w:lineRule="auto"/>
+              <w:cnfStyle w:val="000000000000" w:firstRow="0" w:lastRow="0" w:firstColumn="0" w:lastColumn="0" w:oddVBand="0" w:evenVBand="0" w:oddHBand="0" w:evenHBand="0" w:firstRowFirstColumn="0" w:firstRowLastColumn="0" w:lastRowFirstColumn="0" w:lastRowLastColumn="0"/>
+              <w:rPr>
+                <w:b/>
+                <w:bCs/>
+              </w:rPr>
+            </w:pPr>
+            <w:r>
+              <w:rPr>
+                <w:b/>
+                <w:bCs/>
+              </w:rPr>
+              <w:t>High</w:t>
+            </w:r>
+          </w:p>
+        </w:tc>
+        <w:tc>
+          <w:tcPr>
+            <w:tcW w:w="1530" w:type="dxa"/>
+          </w:tcPr>
+          <w:p>
+            <w:pPr>
+              <w:spacing w:line="360" w:lineRule="auto"/>
+              <w:cnfStyle w:val="000000000000" w:firstRow="0" w:lastRow="0" w:firstColumn="0" w:lastColumn="0" w:oddVBand="0" w:evenVBand="0" w:oddHBand="0" w:evenHBand="0" w:firstRowFirstColumn="0" w:firstRowLastColumn="0" w:lastRowFirstColumn="0" w:lastRowLastColumn="0"/>
+              <w:rPr>
+                <w:b/>
+                <w:bCs/>
+              </w:rPr>
+            </w:pPr>
+            <w:r>
+              <w:rPr>
+                <w:b/>
+                <w:bCs/>
+              </w:rPr>
+              <w:t>Tyler</w:t>
+            </w:r>
+          </w:p>
+        </w:tc>
+        <w:tc>
+          <w:tcPr>
+            <w:tcW w:w="5665" w:type="dxa"/>
+          </w:tcPr>
+          <w:p>
+            <w:pPr>
+              <w:spacing w:line="360" w:lineRule="auto"/>
+              <w:cnfStyle w:val="000000000000" w:firstRow="0" w:lastRow="0" w:firstColumn="0" w:lastColumn="0" w:oddVBand="0" w:evenVBand="0" w:oddHBand="0" w:evenHBand="0" w:firstRowFirstColumn="0" w:firstRowLastColumn="0" w:lastRowFirstColumn="0" w:lastRowLastColumn="0"/>
+            </w:pPr>
+            <w:r>
+              <w:t>As a visitor, I want to browse rooms and attractions without creating an account so that I can explore my options freely before deciding to book.</w:t>
+            </w:r>
+          </w:p>
+        </w:tc>
+      </w:tr>
+      <w:tr>
+        <w:trPr>
+          <w:cnfStyle w:val="000000100000" w:firstRow="0" w:lastRow="0" w:firstColumn="0" w:lastColumn="0" w:oddVBand="0" w:evenVBand="0" w:oddHBand="1" w:evenHBand="0" w:firstRowFirstColumn="0" w:firstRowLastColumn="0" w:lastRowFirstColumn="0" w:lastRowLastColumn="0"/>
+        </w:trPr>
+        <w:tc>
+          <w:tcPr>
+            <w:cnfStyle w:val="001000000000" w:firstRow="0" w:lastRow="0" w:firstColumn="1" w:lastColumn="0" w:oddVBand="0" w:evenVBand="0" w:oddHBand="0" w:evenHBand="0" w:firstRowFirstColumn="0" w:firstRowLastColumn="0" w:lastRowFirstColumn="0" w:lastRowLastColumn="0"/>
+            <w:tcW w:w="1075" w:type="dxa"/>
+            <w:shd w:val="clear" w:color="auto" w:fill="DDE5D5"/>
+          </w:tcPr>
+          <w:p>
+            <w:pPr>
+              <w:spacing w:line="360" w:lineRule="auto"/>
+            </w:pPr>
+            <w:r>
+              <w:t>3</w:t>
+            </w:r>
+          </w:p>
+        </w:tc>
+        <w:tc>
+          <w:tcPr>
+            <w:tcW w:w="1080" w:type="dxa"/>
+            <w:shd w:val="clear" w:color="auto" w:fill="DDE5D5"/>
+          </w:tcPr>
+          <w:p>
+            <w:pPr>
+              <w:spacing w:line="360" w:lineRule="auto"/>
+              <w:cnfStyle w:val="000000100000" w:firstRow="0" w:lastRow="0" w:firstColumn="0" w:lastColumn="0" w:oddVBand="0" w:evenVBand="0" w:oddHBand="1" w:evenHBand="0" w:firstRowFirstColumn="0" w:firstRowLastColumn="0" w:lastRowFirstColumn="0" w:lastRowLastColumn="0"/>
+              <w:rPr>
+                <w:b/>
+                <w:bCs/>
+              </w:rPr>
+            </w:pPr>
+            <w:r>
+              <w:rPr>
+                <w:b/>
+                <w:bCs/>
+              </w:rPr>
+              <w:t>High</w:t>
+            </w:r>
+          </w:p>
+        </w:tc>
+        <w:tc>
+          <w:tcPr>
+            <w:tcW w:w="1530" w:type="dxa"/>
+            <w:shd w:val="clear" w:color="auto" w:fill="DDE5D5"/>
+          </w:tcPr>
+          <w:p>
+            <w:pPr>
+              <w:spacing w:line="360" w:lineRule="auto"/>
+              <w:cnfStyle w:val="000000100000" w:firstRow="0" w:lastRow="0" w:firstColumn="0" w:lastColumn="0" w:oddVBand="0" w:evenVBand="0" w:oddHBand="1" w:evenHBand="0" w:firstRowFirstColumn="0" w:firstRowLastColumn="0" w:lastRowFirstColumn="0" w:lastRowLastColumn="0"/>
+              <w:rPr>
+                <w:b/>
+                <w:bCs/>
+              </w:rPr>
+            </w:pPr>
+            <w:r>
+              <w:rPr>
+                <w:b/>
+                <w:bCs/>
+              </w:rPr>
+              <w:t>Linda</w:t>
+            </w:r>
+          </w:p>
+        </w:tc>
+        <w:tc>
+          <w:tcPr>
+            <w:tcW w:w="5665" w:type="dxa"/>
+            <w:shd w:val="clear" w:color="auto" w:fill="DDE5D5"/>
+          </w:tcPr>
+          <w:p>
+            <w:pPr>
+              <w:spacing w:line="360" w:lineRule="auto"/>
+              <w:cnfStyle w:val="000000100000" w:firstRow="0" w:lastRow="0" w:firstColumn="0" w:lastColumn="0" w:oddVBand="0" w:evenVBand="0" w:oddHBand="1" w:evenHBand="0" w:firstRowFirstColumn="0" w:firstRowLastColumn="0" w:lastRowFirstColumn="0" w:lastRowLastColumn="0"/>
+            </w:pPr>
+            <w:r>
+              <w:t>As a previous guest, I want to log in using my existing account information so that I don't have to enter all my personal information again.</w:t>
+            </w:r>
+          </w:p>
+        </w:tc>
+      </w:tr>
+      <w:tr>
+        <w:tc>
+          <w:tcPr>
+            <w:cnfStyle w:val="001000000000" w:firstRow="0" w:lastRow="0" w:firstColumn="1" w:lastColumn="0" w:oddVBand="0" w:evenVBand="0" w:oddHBand="0" w:evenHBand="0" w:firstRowFirstColumn="0" w:firstRowLastColumn="0" w:lastRowFirstColumn="0" w:lastRowLastColumn="0"/>
+            <w:tcW w:w="1075" w:type="dxa"/>
+          </w:tcPr>
+          <w:p>
+            <w:pPr>
+              <w:spacing w:line="360" w:lineRule="auto"/>
+            </w:pPr>
+            <w:r>
+              <w:t>4</w:t>
+            </w:r>
+          </w:p>
+        </w:tc>
+        <w:tc>
+          <w:tcPr>
+            <w:tcW w:w="1080" w:type="dxa"/>
+          </w:tcPr>
+          <w:p>
+            <w:pPr>
+              <w:spacing w:line="360" w:lineRule="auto"/>
+              <w:cnfStyle w:val="000000000000" w:firstRow="0" w:lastRow="0" w:firstColumn="0" w:lastColumn="0" w:oddVBand="0" w:evenVBand="0" w:oddHBand="0" w:evenHBand="0" w:firstRowFirstColumn="0" w:firstRowLastColumn="0" w:lastRowFirstColumn="0" w:lastRowLastColumn="0"/>
+              <w:rPr>
+                <w:b/>
+                <w:bCs/>
+              </w:rPr>
+            </w:pPr>
+            <w:r>
+              <w:rPr>
+                <w:b/>
+                <w:bCs/>
+              </w:rPr>
+              <w:t>Medium</w:t>
+            </w:r>
+          </w:p>
+        </w:tc>
+        <w:tc>
+          <w:tcPr>
+            <w:tcW w:w="1530" w:type="dxa"/>
+          </w:tcPr>
+          <w:p>
+            <w:pPr>
+              <w:spacing w:line="360" w:lineRule="auto"/>
+              <w:cnfStyle w:val="000000000000" w:firstRow="0" w:lastRow="0" w:firstColumn="0" w:lastColumn="0" w:oddVBand="0" w:evenVBand="0" w:oddHBand="0" w:evenHBand="0" w:firstRowFirstColumn="0" w:firstRowLastColumn="0" w:lastRowFirstColumn="0" w:lastRowLastColumn="0"/>
+              <w:rPr>
+                <w:b/>
+                <w:bCs/>
+              </w:rPr>
+            </w:pPr>
+            <w:r>
+              <w:rPr>
+                <w:b/>
+                <w:bCs/>
+              </w:rPr>
+              <w:t>Sarah</w:t>
+            </w:r>
+          </w:p>
+        </w:tc>
+        <w:tc>
+          <w:tcPr>
+            <w:tcW w:w="5665" w:type="dxa"/>
+          </w:tcPr>
+          <w:p>
+            <w:pPr>
+              <w:spacing w:line="360" w:lineRule="auto"/>
+              <w:cnfStyle w:val="000000000000" w:firstRow="0" w:lastRow="0" w:firstColumn="0" w:lastColumn="0" w:oddVBand="0" w:evenVBand="0" w:oddHBand="0" w:evenHBand="0" w:firstRowFirstColumn="0" w:firstRowLastColumn="0" w:lastRowFirstColumn="0" w:lastRowLastColumn="0"/>
+            </w:pPr>
+            <w:r>
+              <w:t>As the planner of the family, I want the website to accurately display room prices so that there are no unexpected expenses.</w:t>
+            </w:r>
+          </w:p>
+        </w:tc>
+      </w:tr>
+      <w:tr>
+        <w:trPr>
+          <w:cnfStyle w:val="000000100000" w:firstRow="0" w:lastRow="0" w:firstColumn="0" w:lastColumn="0" w:oddVBand="0" w:evenVBand="0" w:oddHBand="1" w:evenHBand="0" w:firstRowFirstColumn="0" w:firstRowLastColumn="0" w:lastRowFirstColumn="0" w:lastRowLastColumn="0"/>
+        </w:trPr>
+        <w:tc>
+          <w:tcPr>
+            <w:cnfStyle w:val="001000000000" w:firstRow="0" w:lastRow="0" w:firstColumn="1" w:lastColumn="0" w:oddVBand="0" w:evenVBand="0" w:oddHBand="0" w:evenHBand="0" w:firstRowFirstColumn="0" w:firstRowLastColumn="0" w:lastRowFirstColumn="0" w:lastRowLastColumn="0"/>
+            <w:tcW w:w="1075" w:type="dxa"/>
+            <w:shd w:val="clear" w:color="auto" w:fill="DDE5D5"/>
+          </w:tcPr>
+          <w:p>
+            <w:pPr>
+              <w:spacing w:line="360" w:lineRule="auto"/>
+            </w:pPr>
+            <w:r>
+              <w:t>5</w:t>
+            </w:r>
+          </w:p>
+        </w:tc>
+        <w:tc>
+          <w:tcPr>
+            <w:tcW w:w="1080" w:type="dxa"/>
+            <w:shd w:val="clear" w:color="auto" w:fill="DDE5D5"/>
+          </w:tcPr>
+          <w:p>
+            <w:pPr>
+              <w:spacing w:line="360" w:lineRule="auto"/>
+              <w:cnfStyle w:val="000000100000" w:firstRow="0" w:lastRow="0" w:firstColumn="0" w:lastColumn="0" w:oddVBand="0" w:evenVBand="0" w:oddHBand="1" w:evenHBand="0" w:firstRowFirstColumn="0" w:firstRowLastColumn="0" w:lastRowFirstColumn="0" w:lastRowLastColumn="0"/>
+              <w:rPr>
+                <w:b/>
+                <w:bCs/>
+              </w:rPr>
+            </w:pPr>
+            <w:r>
+              <w:rPr>
+                <w:b/>
+                <w:bCs/>
+              </w:rPr>
+              <w:t>Medium</w:t>
+            </w:r>
+          </w:p>
+        </w:tc>
+        <w:tc>
+          <w:tcPr>
+            <w:tcW w:w="1530" w:type="dxa"/>
+            <w:shd w:val="clear" w:color="auto" w:fill="DDE5D5"/>
+          </w:tcPr>
+          <w:p>
+            <w:pPr>
+              <w:spacing w:line="360" w:lineRule="auto"/>
+              <w:cnfStyle w:val="000000100000" w:firstRow="0" w:lastRow="0" w:firstColumn="0" w:lastColumn="0" w:oddVBand="0" w:evenVBand="0" w:oddHBand="1" w:evenHBand="0" w:firstRowFirstColumn="0" w:firstRowLastColumn="0" w:lastRowFirstColumn="0" w:lastRowLastColumn="0"/>
+              <w:rPr>
+                <w:b/>
+                <w:bCs/>
+              </w:rPr>
+            </w:pPr>
+            <w:r>
+              <w:rPr>
+                <w:b/>
+                <w:bCs/>
+              </w:rPr>
+              <w:t>Tyler</w:t>
+            </w:r>
+          </w:p>
+        </w:tc>
+        <w:tc>
+          <w:tcPr>
+            <w:tcW w:w="5665" w:type="dxa"/>
+            <w:shd w:val="clear" w:color="auto" w:fill="DDE5D5"/>
+          </w:tcPr>
+          <w:p>
+            <w:pPr>
+              <w:spacing w:line="360" w:lineRule="auto"/>
+              <w:cnfStyle w:val="000000100000" w:firstRow="0" w:lastRow="0" w:firstColumn="0" w:lastColumn="0" w:oddVBand="0" w:evenVBand="0" w:oddHBand="1" w:evenHBand="0" w:firstRowFirstColumn="0" w:firstRowLastColumn="0" w:lastRowFirstColumn="0" w:lastRowLastColumn="0"/>
+            </w:pPr>
+            <w:r>
+              <w:t>As an adventurer, I want to browse the available outdoor activities first so that I can choose a place to stay with the most activities to enjoy.</w:t>
+            </w:r>
+          </w:p>
+        </w:tc>
+      </w:tr>
+      <w:tr>
+        <w:tc>
+          <w:tcPr>
+            <w:cnfStyle w:val="001000000000" w:firstRow="0" w:lastRow="0" w:firstColumn="1" w:lastColumn="0" w:oddVBand="0" w:evenVBand="0" w:oddHBand="0" w:evenHBand="0" w:firstRowFirstColumn="0" w:firstRowLastColumn="0" w:lastRowFirstColumn="0" w:lastRowLastColumn="0"/>
+            <w:tcW w:w="1075" w:type="dxa"/>
+          </w:tcPr>
+          <w:p>
+            <w:pPr>
+              <w:spacing w:line="360" w:lineRule="auto"/>
+            </w:pPr>
+          </w:p>
+        </w:tc>
+        <w:tc>
+          <w:tcPr>
+            <w:tcW w:w="1080" w:type="dxa"/>
+          </w:tcPr>
+          <w:p>
+            <w:pPr>
+              <w:spacing w:line="360" w:lineRule="auto"/>
+              <w:cnfStyle w:val="000000000000" w:firstRow="0" w:lastRow="0" w:firstColumn="0" w:lastColumn="0" w:oddVBand="0" w:evenVBand="0" w:oddHBand="0" w:evenHBand="0" w:firstRowFirstColumn="0" w:firstRowLastColumn="0" w:lastRowFirstColumn="0" w:lastRowLastColumn="0"/>
+              <w:rPr>
+                <w:b/>
+                <w:bCs/>
+              </w:rPr>
+            </w:pPr>
+          </w:p>
+        </w:tc>
+        <w:tc>
+          <w:tcPr>
+            <w:tcW w:w="1530" w:type="dxa"/>
+          </w:tcPr>
+          <w:p>
+            <w:pPr>
+              <w:spacing w:line="360" w:lineRule="auto"/>
+              <w:cnfStyle w:val="000000000000" w:firstRow="0" w:lastRow="0" w:firstColumn="0" w:lastColumn="0" w:oddVBand="0" w:evenVBand="0" w:oddHBand="0" w:evenHBand="0" w:firstRowFirstColumn="0" w:firstRowLastColumn="0" w:lastRowFirstColumn="0" w:lastRowLastColumn="0"/>
+              <w:rPr>
+                <w:b/>
+                <w:bCs/>
+              </w:rPr>
+            </w:pPr>
+          </w:p>
+        </w:tc>
+        <w:tc>
+          <w:tcPr>
+            <w:tcW w:w="5665" w:type="dxa"/>
+          </w:tcPr>
+          <w:p>
+            <w:pPr>
+              <w:spacing w:line="360" w:lineRule="auto"/>
+              <w:cnfStyle w:val="000000000000" w:firstRow="0" w:lastRow="0" w:firstColumn="0" w:lastColumn="0" w:oddVBand="0" w:evenVBand="0" w:oddHBand="0" w:evenHBand="0" w:firstRowFirstColumn="0" w:firstRowLastColumn="0" w:lastRowFirstColumn="0" w:lastRowLastColumn="0"/>
+            </w:pPr>
+          </w:p>
+        </w:tc>
+      </w:tr>
+      <w:tr>
+        <w:trPr>
+          <w:cnfStyle w:val="000000100000" w:firstRow="0" w:lastRow="0" w:firstColumn="0" w:lastColumn="0" w:oddVBand="0" w:evenVBand="0" w:oddHBand="1" w:evenHBand="0" w:firstRowFirstColumn="0" w:firstRowLastColumn="0" w:lastRowFirstColumn="0" w:lastRowLastColumn="0"/>
+        </w:trPr>
+        <w:tc>
+          <w:tcPr>
+            <w:cnfStyle w:val="001000000000" w:firstRow="0" w:lastRow="0" w:firstColumn="1" w:lastColumn="0" w:oddVBand="0" w:evenVBand="0" w:oddHBand="0" w:evenHBand="0" w:firstRowFirstColumn="0" w:firstRowLastColumn="0" w:lastRowFirstColumn="0" w:lastRowLastColumn="0"/>
+            <w:tcW w:w="1075" w:type="dxa"/>
+            <w:shd w:val="clear" w:color="auto" w:fill="DDE5D5"/>
+          </w:tcPr>
+          <w:p>
+            <w:pPr>
+              <w:spacing w:line="360" w:lineRule="auto"/>
+            </w:pPr>
+            <w:r>
+              <w:t>6</w:t>
+            </w:r>
+          </w:p>
+        </w:tc>
+        <w:tc>
+          <w:tcPr>
+            <w:tcW w:w="1080" w:type="dxa"/>
+            <w:shd w:val="clear" w:color="auto" w:fill="DDE5D5"/>
+          </w:tcPr>
+          <w:p>
+            <w:pPr>
+              <w:spacing w:line="360" w:lineRule="auto"/>
+              <w:cnfStyle w:val="000000100000" w:firstRow="0" w:lastRow="0" w:firstColumn="0" w:lastColumn="0" w:oddVBand="0" w:evenVBand="0" w:oddHBand="1" w:evenHBand="0" w:firstRowFirstColumn="0" w:firstRowLastColumn="0" w:lastRowFirstColumn="0" w:lastRowLastColumn="0"/>
+              <w:rPr>
+                <w:b/>
+                <w:bCs/>
+              </w:rPr>
+            </w:pPr>
+            <w:r>
+              <w:rPr>
+                <w:b/>
+                <w:bCs/>
+              </w:rPr>
+              <w:t>Medium</w:t>
+            </w:r>
+          </w:p>
+        </w:tc>
+        <w:tc>
+          <w:tcPr>
+            <w:tcW w:w="1530" w:type="dxa"/>
+            <w:shd w:val="clear" w:color="auto" w:fill="DDE5D5"/>
+          </w:tcPr>
+          <w:p>
+            <w:pPr>
+              <w:spacing w:line="360" w:lineRule="auto"/>
+              <w:cnfStyle w:val="000000100000" w:firstRow="0" w:lastRow="0" w:firstColumn="0" w:lastColumn="0" w:oddVBand="0" w:evenVBand="0" w:oddHBand="1" w:evenHBand="0" w:firstRowFirstColumn="0" w:firstRowLastColumn="0" w:lastRowFirstColumn="0" w:lastRowLastColumn="0"/>
+              <w:rPr>
+                <w:b/>
+                <w:bCs/>
+              </w:rPr>
+            </w:pPr>
+            <w:r>
+              <w:rPr>
+                <w:b/>
+                <w:bCs/>
+              </w:rPr>
+              <w:t>Linda</w:t>
+            </w:r>
+          </w:p>
+        </w:tc>
+        <w:tc>
+          <w:tcPr>
+            <w:tcW w:w="5665" w:type="dxa"/>
+            <w:shd w:val="clear" w:color="auto" w:fill="DDE5D5"/>
+          </w:tcPr>
+          <w:p>
+            <w:pPr>
+              <w:spacing w:line="360" w:lineRule="auto"/>
+              <w:cnfStyle w:val="000000100000" w:firstRow="0" w:lastRow="0" w:firstColumn="0" w:lastColumn="0" w:oddVBand="0" w:evenVBand="0" w:oddHBand="1" w:evenHBand="0" w:firstRowFirstColumn="0" w:firstRowLastColumn="0" w:lastRowFirstColumn="0" w:lastRowLastColumn="0"/>
+            </w:pPr>
+            <w:r>
+              <w:t>As an organized traveler, I want to book another room using my existing account so that I can quickly check it off my to-do list.</w:t>
+            </w:r>
+          </w:p>
+        </w:tc>
+      </w:tr>
+      <w:tr>
+        <w:tc>
+          <w:tcPr>
+            <w:cnfStyle w:val="001000000000" w:firstRow="0" w:lastRow="0" w:firstColumn="1" w:lastColumn="0" w:oddVBand="0" w:evenVBand="0" w:oddHBand="0" w:evenHBand="0" w:firstRowFirstColumn="0" w:firstRowLastColumn="0" w:lastRowFirstColumn="0" w:lastRowLastColumn="0"/>
+            <w:tcW w:w="1075" w:type="dxa"/>
+          </w:tcPr>
+          <w:p>
+            <w:pPr>
+              <w:spacing w:line="360" w:lineRule="auto"/>
+            </w:pPr>
+            <w:r>
+              <w:t>7</w:t>
+            </w:r>
+          </w:p>
+        </w:tc>
+        <w:tc>
+          <w:tcPr>
+            <w:tcW w:w="1080" w:type="dxa"/>
+          </w:tcPr>
+          <w:p>
+            <w:pPr>
+              <w:spacing w:line="360" w:lineRule="auto"/>
+              <w:cnfStyle w:val="000000000000" w:firstRow="0" w:lastRow="0" w:firstColumn="0" w:lastColumn="0" w:oddVBand="0" w:evenVBand="0" w:oddHBand="0" w:evenHBand="0" w:firstRowFirstColumn="0" w:firstRowLastColumn="0" w:lastRowFirstColumn="0" w:lastRowLastColumn="0"/>
+              <w:rPr>
+                <w:b/>
+                <w:bCs/>
+              </w:rPr>
+            </w:pPr>
+            <w:r>
+              <w:rPr>
+                <w:b/>
+                <w:bCs/>
+              </w:rPr>
+              <w:t>Medium</w:t>
+            </w:r>
+          </w:p>
+        </w:tc>
+        <w:tc>
+          <w:tcPr>
+            <w:tcW w:w="1530" w:type="dxa"/>
+          </w:tcPr>
+          <w:p>
+            <w:pPr>
+              <w:spacing w:line="360" w:lineRule="auto"/>
+              <w:cnfStyle w:val="000000000000" w:firstRow="0" w:lastRow="0" w:firstColumn="0" w:lastColumn="0" w:oddVBand="0" w:evenVBand="0" w:oddHBand="0" w:evenHBand="0" w:firstRowFirstColumn="0" w:firstRowLastColumn="0" w:lastRowFirstColumn="0" w:lastRowLastColumn="0"/>
+              <w:rPr>
+                <w:b/>
+                <w:bCs/>
+              </w:rPr>
+            </w:pPr>
+            <w:r>
+              <w:rPr>
+                <w:b/>
+                <w:bCs/>
+              </w:rPr>
+              <w:t>Sarah</w:t>
+            </w:r>
+          </w:p>
+        </w:tc>
+        <w:tc>
+          <w:tcPr>
+            <w:tcW w:w="5665" w:type="dxa"/>
+          </w:tcPr>
+          <w:p>
+            <w:pPr>
+              <w:spacing w:line="360" w:lineRule="auto"/>
+              <w:cnfStyle w:val="000000000000" w:firstRow="0" w:lastRow="0" w:firstColumn="0" w:lastColumn="0" w:oddVBand="0" w:evenVBand="0" w:oddHBand="0" w:evenHBand="0" w:firstRowFirstColumn="0" w:firstRowLastColumn="0" w:lastRowFirstColumn="0" w:lastRowLastColumn="0"/>
+            </w:pPr>
+            <w:r>
+              <w:t>As an overstimulated mom, I want to quickly book a room online so that I don't have to talk to anyone.</w:t>
+            </w:r>
+          </w:p>
+        </w:tc>
+      </w:tr>
+    </w:tbl>
+    <w:p>
+      <w:pPr>
+        <w:spacing w:line="360" w:lineRule="auto"/>
         <w:rPr>
           <w:rFonts w:ascii="Times New Roman" w:hAnsi="Times New Roman" w:cs="Times New Roman"/>
-          <w:sz w:val="28"/>
-          <w:szCs w:val="28"/>
-        </w:rPr>
-      </w:pPr>
-      <w:r>
+          <w:sz w:val="22"/>
+          <w:szCs w:val="22"/>
+        </w:rPr>
+      </w:pPr>
+    </w:p>
+    <w:p>
+      <w:pPr>
+        <w:pStyle w:val="Heading3"/>
+      </w:pPr>
+      <w:r>
+        <w:t xml:space="preserve">Priority 1: Sarah – </w:t>
+      </w:r>
+      <w:r>
+        <w:t>Book a Room for Her Family</w:t>
+      </w:r>
+    </w:p>
+    <w:tbl>
+      <w:tblPr>
+        <w:tblStyle w:val="GridTable2-Accent6"/>
+        <w:tblW w:w="0" w:type="auto"/>
+        <w:tblLook w:val="04A0" w:firstRow="1" w:lastRow="0" w:firstColumn="1" w:lastColumn="0" w:noHBand="0" w:noVBand="1"/>
+      </w:tblPr>
+      <w:tblGrid>
+        <w:gridCol w:w="4675"/>
+        <w:gridCol w:w="4675"/>
+      </w:tblGrid>
+      <w:tr>
+        <w:trPr>
+          <w:cnfStyle w:val="100000000000" w:firstRow="1" w:lastRow="0" w:firstColumn="0" w:lastColumn="0" w:oddVBand="0" w:evenVBand="0" w:oddHBand="0" w:evenHBand="0" w:firstRowFirstColumn="0" w:firstRowLastColumn="0" w:lastRowFirstColumn="0" w:lastRowLastColumn="0"/>
+        </w:trPr>
+        <w:tc>
+          <w:tcPr>
+            <w:cnfStyle w:val="001000000000" w:firstRow="0" w:lastRow="0" w:firstColumn="1" w:lastColumn="0" w:oddVBand="0" w:evenVBand="0" w:oddHBand="0" w:evenHBand="0" w:firstRowFirstColumn="0" w:firstRowLastColumn="0" w:lastRowFirstColumn="0" w:lastRowLastColumn="0"/>
+            <w:tcW w:w="4675" w:type="dxa"/>
+          </w:tcPr>
+          <w:p>
+            <w:pPr>
+              <w:spacing w:line="360" w:lineRule="auto"/>
+              <w:rPr>
+                <w:rFonts w:cstheme="minorHAnsi"/>
+              </w:rPr>
+            </w:pPr>
+            <w:r>
+              <w:rPr>
+                <w:rFonts w:cstheme="minorHAnsi"/>
+              </w:rPr>
+              <w:t>Step</w:t>
+            </w:r>
+          </w:p>
+        </w:tc>
+        <w:tc>
+          <w:tcPr>
+            <w:tcW w:w="4675" w:type="dxa"/>
+          </w:tcPr>
+          <w:p>
+            <w:pPr>
+              <w:spacing w:line="360" w:lineRule="auto"/>
+              <w:cnfStyle w:val="100000000000" w:firstRow="1" w:lastRow="0" w:firstColumn="0" w:lastColumn="0" w:oddVBand="0" w:evenVBand="0" w:oddHBand="0" w:evenHBand="0" w:firstRowFirstColumn="0" w:firstRowLastColumn="0" w:lastRowFirstColumn="0" w:lastRowLastColumn="0"/>
+              <w:rPr>
+                <w:rFonts w:cstheme="minorHAnsi"/>
+              </w:rPr>
+            </w:pPr>
+            <w:r>
+              <w:rPr>
+                <w:rFonts w:cstheme="minorHAnsi"/>
+              </w:rPr>
+              <w:t>Estimated Story Hours</w:t>
+            </w:r>
+          </w:p>
+        </w:tc>
+      </w:tr>
+      <w:tr>
+        <w:trPr>
+          <w:cnfStyle w:val="000000100000" w:firstRow="0" w:lastRow="0" w:firstColumn="0" w:lastColumn="0" w:oddVBand="0" w:evenVBand="0" w:oddHBand="1" w:evenHBand="0" w:firstRowFirstColumn="0" w:firstRowLastColumn="0" w:lastRowFirstColumn="0" w:lastRowLastColumn="0"/>
+        </w:trPr>
+        <w:tc>
+          <w:tcPr>
+            <w:cnfStyle w:val="001000000000" w:firstRow="0" w:lastRow="0" w:firstColumn="1" w:lastColumn="0" w:oddVBand="0" w:evenVBand="0" w:oddHBand="0" w:evenHBand="0" w:firstRowFirstColumn="0" w:firstRowLastColumn="0" w:lastRowFirstColumn="0" w:lastRowLastColumn="0"/>
+            <w:tcW w:w="4675" w:type="dxa"/>
+            <w:shd w:val="clear" w:color="auto" w:fill="DDE5D5"/>
+          </w:tcPr>
+          <w:p>
+            <w:pPr>
+              <w:spacing w:line="360" w:lineRule="auto"/>
+              <w:rPr>
+                <w:rFonts w:cstheme="minorHAnsi"/>
+              </w:rPr>
+            </w:pPr>
+            <w:r>
+              <w:rPr>
+                <w:rFonts w:cstheme="minorHAnsi"/>
+              </w:rPr>
+              <w:t>Create room selection/reservation form</w:t>
+            </w:r>
+          </w:p>
+        </w:tc>
+        <w:tc>
+          <w:tcPr>
+            <w:tcW w:w="4675" w:type="dxa"/>
+            <w:shd w:val="clear" w:color="auto" w:fill="DDE5D5"/>
+          </w:tcPr>
+          <w:p>
+            <w:pPr>
+              <w:spacing w:line="360" w:lineRule="auto"/>
+              <w:cnfStyle w:val="000000100000" w:firstRow="0" w:lastRow="0" w:firstColumn="0" w:lastColumn="0" w:oddVBand="0" w:evenVBand="0" w:oddHBand="1" w:evenHBand="0" w:firstRowFirstColumn="0" w:firstRowLastColumn="0" w:lastRowFirstColumn="0" w:lastRowLastColumn="0"/>
+              <w:rPr>
+                <w:rFonts w:cstheme="minorHAnsi"/>
+              </w:rPr>
+            </w:pPr>
+            <w:r>
+              <w:rPr>
+                <w:rFonts w:cstheme="minorHAnsi"/>
+              </w:rPr>
+              <w:t>3</w:t>
+            </w:r>
+          </w:p>
+        </w:tc>
+      </w:tr>
+      <w:tr>
+        <w:tc>
+          <w:tcPr>
+            <w:cnfStyle w:val="001000000000" w:firstRow="0" w:lastRow="0" w:firstColumn="1" w:lastColumn="0" w:oddVBand="0" w:evenVBand="0" w:oddHBand="0" w:evenHBand="0" w:firstRowFirstColumn="0" w:firstRowLastColumn="0" w:lastRowFirstColumn="0" w:lastRowLastColumn="0"/>
+            <w:tcW w:w="4675" w:type="dxa"/>
+          </w:tcPr>
+          <w:p>
+            <w:pPr>
+              <w:spacing w:line="360" w:lineRule="auto"/>
+              <w:rPr>
+                <w:rFonts w:cstheme="minorHAnsi"/>
+              </w:rPr>
+            </w:pPr>
+            <w:r>
+              <w:rPr>
+                <w:rFonts w:cstheme="minorHAnsi"/>
+              </w:rPr>
+              <w:t>Add guest count and stay dates of stay fields</w:t>
+            </w:r>
+          </w:p>
+        </w:tc>
+        <w:tc>
+          <w:tcPr>
+            <w:tcW w:w="4675" w:type="dxa"/>
+          </w:tcPr>
+          <w:p>
+            <w:pPr>
+              <w:spacing w:line="360" w:lineRule="auto"/>
+              <w:cnfStyle w:val="000000000000" w:firstRow="0" w:lastRow="0" w:firstColumn="0" w:lastColumn="0" w:oddVBand="0" w:evenVBand="0" w:oddHBand="0" w:evenHBand="0" w:firstRowFirstColumn="0" w:firstRowLastColumn="0" w:lastRowFirstColumn="0" w:lastRowLastColumn="0"/>
+              <w:rPr>
+                <w:rFonts w:cstheme="minorHAnsi"/>
+              </w:rPr>
+            </w:pPr>
+            <w:r>
+              <w:rPr>
+                <w:rFonts w:cstheme="minorHAnsi"/>
+              </w:rPr>
+              <w:t>3</w:t>
+            </w:r>
+          </w:p>
+        </w:tc>
+      </w:tr>
+      <w:tr>
+        <w:trPr>
+          <w:cnfStyle w:val="000000100000" w:firstRow="0" w:lastRow="0" w:firstColumn="0" w:lastColumn="0" w:oddVBand="0" w:evenVBand="0" w:oddHBand="1" w:evenHBand="0" w:firstRowFirstColumn="0" w:firstRowLastColumn="0" w:lastRowFirstColumn="0" w:lastRowLastColumn="0"/>
+        </w:trPr>
+        <w:tc>
+          <w:tcPr>
+            <w:cnfStyle w:val="001000000000" w:firstRow="0" w:lastRow="0" w:firstColumn="1" w:lastColumn="0" w:oddVBand="0" w:evenVBand="0" w:oddHBand="0" w:evenHBand="0" w:firstRowFirstColumn="0" w:firstRowLastColumn="0" w:lastRowFirstColumn="0" w:lastRowLastColumn="0"/>
+            <w:tcW w:w="4675" w:type="dxa"/>
+            <w:shd w:val="clear" w:color="auto" w:fill="DDE5D5"/>
+          </w:tcPr>
+          <w:p>
+            <w:pPr>
+              <w:spacing w:line="360" w:lineRule="auto"/>
+              <w:rPr>
+                <w:rFonts w:cstheme="minorHAnsi"/>
+              </w:rPr>
+            </w:pPr>
+            <w:r>
+              <w:rPr>
+                <w:rFonts w:cstheme="minorHAnsi"/>
+              </w:rPr>
+              <w:t>Validate reservation input</w:t>
+            </w:r>
+          </w:p>
+        </w:tc>
+        <w:tc>
+          <w:tcPr>
+            <w:tcW w:w="4675" w:type="dxa"/>
+            <w:shd w:val="clear" w:color="auto" w:fill="DDE5D5"/>
+          </w:tcPr>
+          <w:p>
+            <w:pPr>
+              <w:spacing w:line="360" w:lineRule="auto"/>
+              <w:cnfStyle w:val="000000100000" w:firstRow="0" w:lastRow="0" w:firstColumn="0" w:lastColumn="0" w:oddVBand="0" w:evenVBand="0" w:oddHBand="1" w:evenHBand="0" w:firstRowFirstColumn="0" w:firstRowLastColumn="0" w:lastRowFirstColumn="0" w:lastRowLastColumn="0"/>
+              <w:rPr>
+                <w:rFonts w:cstheme="minorHAnsi"/>
+              </w:rPr>
+            </w:pPr>
+            <w:r>
+              <w:rPr>
+                <w:rFonts w:cstheme="minorHAnsi"/>
+              </w:rPr>
+              <w:t>2</w:t>
+            </w:r>
+          </w:p>
+        </w:tc>
+      </w:tr>
+      <w:tr>
+        <w:tc>
+          <w:tcPr>
+            <w:cnfStyle w:val="001000000000" w:firstRow="0" w:lastRow="0" w:firstColumn="1" w:lastColumn="0" w:oddVBand="0" w:evenVBand="0" w:oddHBand="0" w:evenHBand="0" w:firstRowFirstColumn="0" w:firstRowLastColumn="0" w:lastRowFirstColumn="0" w:lastRowLastColumn="0"/>
+            <w:tcW w:w="4675" w:type="dxa"/>
+          </w:tcPr>
+          <w:p>
+            <w:pPr>
+              <w:spacing w:line="360" w:lineRule="auto"/>
+              <w:rPr>
+                <w:rFonts w:cstheme="minorHAnsi"/>
+              </w:rPr>
+            </w:pPr>
+            <w:r>
+              <w:rPr>
+                <w:rFonts w:cstheme="minorHAnsi"/>
+              </w:rPr>
+              <w:t>Connect reservation from to backend</w:t>
+            </w:r>
+          </w:p>
+        </w:tc>
+        <w:tc>
+          <w:tcPr>
+            <w:tcW w:w="4675" w:type="dxa"/>
+          </w:tcPr>
+          <w:p>
+            <w:pPr>
+              <w:spacing w:line="360" w:lineRule="auto"/>
+              <w:cnfStyle w:val="000000000000" w:firstRow="0" w:lastRow="0" w:firstColumn="0" w:lastColumn="0" w:oddVBand="0" w:evenVBand="0" w:oddHBand="0" w:evenHBand="0" w:firstRowFirstColumn="0" w:firstRowLastColumn="0" w:lastRowFirstColumn="0" w:lastRowLastColumn="0"/>
+              <w:rPr>
+                <w:rFonts w:cstheme="minorHAnsi"/>
+              </w:rPr>
+            </w:pPr>
+            <w:r>
+              <w:rPr>
+                <w:rFonts w:cstheme="minorHAnsi"/>
+              </w:rPr>
+              <w:t>2</w:t>
+            </w:r>
+          </w:p>
+        </w:tc>
+      </w:tr>
+      <w:tr>
+        <w:trPr>
+          <w:cnfStyle w:val="000000100000" w:firstRow="0" w:lastRow="0" w:firstColumn="0" w:lastColumn="0" w:oddVBand="0" w:evenVBand="0" w:oddHBand="1" w:evenHBand="0" w:firstRowFirstColumn="0" w:firstRowLastColumn="0" w:lastRowFirstColumn="0" w:lastRowLastColumn="0"/>
+        </w:trPr>
+        <w:tc>
+          <w:tcPr>
+            <w:cnfStyle w:val="001000000000" w:firstRow="0" w:lastRow="0" w:firstColumn="1" w:lastColumn="0" w:oddVBand="0" w:evenVBand="0" w:oddHBand="0" w:evenHBand="0" w:firstRowFirstColumn="0" w:firstRowLastColumn="0" w:lastRowFirstColumn="0" w:lastRowLastColumn="0"/>
+            <w:tcW w:w="4675" w:type="dxa"/>
+            <w:shd w:val="clear" w:color="auto" w:fill="DDE5D5"/>
+          </w:tcPr>
+          <w:p>
+            <w:pPr>
+              <w:spacing w:line="360" w:lineRule="auto"/>
+              <w:rPr>
+                <w:rFonts w:cstheme="minorHAnsi"/>
+              </w:rPr>
+            </w:pPr>
+            <w:r>
+              <w:rPr>
+                <w:rFonts w:cstheme="minorHAnsi"/>
+              </w:rPr>
+              <w:t>Total</w:t>
+            </w:r>
+          </w:p>
+        </w:tc>
+        <w:tc>
+          <w:tcPr>
+            <w:tcW w:w="4675" w:type="dxa"/>
+            <w:shd w:val="clear" w:color="auto" w:fill="DDE5D5"/>
+          </w:tcPr>
+          <w:p>
+            <w:pPr>
+              <w:spacing w:line="360" w:lineRule="auto"/>
+              <w:cnfStyle w:val="000000100000" w:firstRow="0" w:lastRow="0" w:firstColumn="0" w:lastColumn="0" w:oddVBand="0" w:evenVBand="0" w:oddHBand="1" w:evenHBand="0" w:firstRowFirstColumn="0" w:firstRowLastColumn="0" w:lastRowFirstColumn="0" w:lastRowLastColumn="0"/>
+              <w:rPr>
+                <w:rFonts w:cstheme="minorHAnsi"/>
+              </w:rPr>
+            </w:pPr>
+            <w:r>
+              <w:rPr>
+                <w:rFonts w:cstheme="minorHAnsi"/>
+              </w:rPr>
+              <w:t>10</w:t>
+            </w:r>
+          </w:p>
+        </w:tc>
+      </w:tr>
+    </w:tbl>
+    <w:p>
+      <w:pPr>
+        <w:spacing w:line="360" w:lineRule="auto"/>
         <w:rPr>
           <w:rFonts w:ascii="Times New Roman" w:hAnsi="Times New Roman" w:cs="Times New Roman"/>
-          <w:sz w:val="28"/>
-          <w:szCs w:val="28"/>
-        </w:rPr>
-        <w:t>Persona 1:</w:t>
-      </w:r>
-    </w:p>
-    <w:p>
-      <w:pPr>
-        <w:rPr>
-          <w:rFonts w:ascii="Times New Roman" w:hAnsi="Times New Roman" w:cs="Times New Roman"/>
-          <w:sz w:val="28"/>
-          <w:szCs w:val="28"/>
-        </w:rPr>
-      </w:pPr>
-      <w:r>
-        <w:rPr>
-          <w:rFonts w:ascii="Times New Roman" w:hAnsi="Times New Roman" w:cs="Times New Roman"/>
-          <w:sz w:val="28"/>
-          <w:szCs w:val="28"/>
-        </w:rPr>
-        <w:t>As a</w:t>
-      </w:r>
-      <w:r>
-        <w:rPr>
-          <w:rFonts w:ascii="Times New Roman" w:hAnsi="Times New Roman" w:cs="Times New Roman"/>
-          <w:sz w:val="28"/>
-          <w:szCs w:val="28"/>
-        </w:rPr>
-        <w:t>n</w:t>
-      </w:r>
-      <w:r>
-        <w:rPr>
-          <w:rFonts w:ascii="Times New Roman" w:hAnsi="Times New Roman" w:cs="Times New Roman"/>
-          <w:sz w:val="28"/>
-          <w:szCs w:val="28"/>
-        </w:rPr>
-        <w:t xml:space="preserve"> </w:t>
-      </w:r>
-      <w:r>
-        <w:rPr>
-          <w:rFonts w:ascii="Times New Roman" w:hAnsi="Times New Roman" w:cs="Times New Roman"/>
-          <w:sz w:val="28"/>
-          <w:szCs w:val="28"/>
-        </w:rPr>
-        <w:t>overworked mom</w:t>
-      </w:r>
-    </w:p>
-    <w:p>
-      <w:pPr>
-        <w:rPr>
-          <w:rFonts w:ascii="Times New Roman" w:hAnsi="Times New Roman" w:cs="Times New Roman"/>
-          <w:sz w:val="28"/>
-          <w:szCs w:val="28"/>
-        </w:rPr>
-      </w:pPr>
-      <w:r>
-        <w:rPr>
-          <w:rFonts w:ascii="Times New Roman" w:hAnsi="Times New Roman" w:cs="Times New Roman"/>
-          <w:sz w:val="28"/>
-          <w:szCs w:val="28"/>
-        </w:rPr>
-        <w:t>I want</w:t>
-      </w:r>
-      <w:r>
-        <w:rPr>
-          <w:rFonts w:ascii="Times New Roman" w:hAnsi="Times New Roman" w:cs="Times New Roman"/>
-          <w:sz w:val="28"/>
-          <w:szCs w:val="28"/>
-        </w:rPr>
-        <w:t xml:space="preserve"> to easily book a room for four</w:t>
-      </w:r>
-    </w:p>
-    <w:p>
-      <w:pPr>
-        <w:rPr>
-          <w:rFonts w:ascii="Times New Roman" w:hAnsi="Times New Roman" w:cs="Times New Roman"/>
-          <w:sz w:val="28"/>
-          <w:szCs w:val="28"/>
-        </w:rPr>
-      </w:pPr>
-      <w:r>
-        <w:rPr>
-          <w:rFonts w:ascii="Times New Roman" w:hAnsi="Times New Roman" w:cs="Times New Roman"/>
-          <w:sz w:val="28"/>
-          <w:szCs w:val="28"/>
-        </w:rPr>
-        <w:t>so that</w:t>
-      </w:r>
-      <w:r>
-        <w:rPr>
-          <w:rFonts w:ascii="Times New Roman" w:hAnsi="Times New Roman" w:cs="Times New Roman"/>
-          <w:sz w:val="28"/>
-          <w:szCs w:val="28"/>
-        </w:rPr>
-        <w:t xml:space="preserve"> I can plan a vacation with little stress.</w:t>
-      </w:r>
-    </w:p>
-    <w:p>
-      <w:pPr>
-        <w:rPr>
-          <w:rFonts w:ascii="Times New Roman" w:hAnsi="Times New Roman" w:cs="Times New Roman"/>
-          <w:sz w:val="28"/>
-          <w:szCs w:val="28"/>
-        </w:rPr>
-      </w:pPr>
-    </w:p>
-    <w:p>
-      <w:pPr>
-        <w:rPr>
-          <w:rFonts w:ascii="Times New Roman" w:hAnsi="Times New Roman" w:cs="Times New Roman"/>
-          <w:sz w:val="28"/>
-          <w:szCs w:val="28"/>
-        </w:rPr>
-      </w:pPr>
-      <w:r>
-        <w:rPr>
-          <w:rFonts w:ascii="Times New Roman" w:hAnsi="Times New Roman" w:cs="Times New Roman"/>
-          <w:sz w:val="28"/>
-          <w:szCs w:val="28"/>
-        </w:rPr>
-        <w:t>As an overstimulated mom</w:t>
-      </w:r>
-    </w:p>
-    <w:p>
-      <w:pPr>
-        <w:rPr>
-          <w:rFonts w:ascii="Times New Roman" w:hAnsi="Times New Roman" w:cs="Times New Roman"/>
-          <w:sz w:val="28"/>
-          <w:szCs w:val="28"/>
-        </w:rPr>
-      </w:pPr>
-      <w:r>
-        <w:rPr>
-          <w:rFonts w:ascii="Times New Roman" w:hAnsi="Times New Roman" w:cs="Times New Roman"/>
-          <w:sz w:val="28"/>
-          <w:szCs w:val="28"/>
-        </w:rPr>
-        <w:t>I want to quickly book online</w:t>
-      </w:r>
-    </w:p>
-    <w:p>
-      <w:pPr>
-        <w:rPr>
-          <w:rFonts w:ascii="Times New Roman" w:hAnsi="Times New Roman" w:cs="Times New Roman"/>
-          <w:sz w:val="28"/>
-          <w:szCs w:val="28"/>
-        </w:rPr>
-      </w:pPr>
-      <w:r>
-        <w:rPr>
-          <w:rFonts w:ascii="Times New Roman" w:hAnsi="Times New Roman" w:cs="Times New Roman"/>
-          <w:sz w:val="28"/>
-          <w:szCs w:val="28"/>
-        </w:rPr>
-        <w:t>so that I don’t have to talk to anyone.</w:t>
-      </w:r>
-    </w:p>
-    <w:p>
-      <w:pPr>
-        <w:rPr>
-          <w:rFonts w:ascii="Times New Roman" w:hAnsi="Times New Roman" w:cs="Times New Roman"/>
-          <w:sz w:val="28"/>
-          <w:szCs w:val="28"/>
-        </w:rPr>
-      </w:pPr>
-    </w:p>
-    <w:p>
-      <w:pPr>
-        <w:rPr>
-          <w:rFonts w:ascii="Times New Roman" w:hAnsi="Times New Roman" w:cs="Times New Roman"/>
-          <w:sz w:val="28"/>
-          <w:szCs w:val="28"/>
-        </w:rPr>
-      </w:pPr>
-      <w:r>
-        <w:rPr>
-          <w:rFonts w:ascii="Times New Roman" w:hAnsi="Times New Roman" w:cs="Times New Roman"/>
-          <w:sz w:val="28"/>
-          <w:szCs w:val="28"/>
-        </w:rPr>
-        <w:t>As the planner of the family</w:t>
-      </w:r>
-    </w:p>
-    <w:p>
-      <w:pPr>
-        <w:rPr>
-          <w:rFonts w:ascii="Times New Roman" w:hAnsi="Times New Roman" w:cs="Times New Roman"/>
-          <w:sz w:val="28"/>
-          <w:szCs w:val="28"/>
-        </w:rPr>
-      </w:pPr>
-      <w:r>
-        <w:rPr>
-          <w:rFonts w:ascii="Times New Roman" w:hAnsi="Times New Roman" w:cs="Times New Roman"/>
-          <w:sz w:val="28"/>
-          <w:szCs w:val="28"/>
-        </w:rPr>
-        <w:t>I want a website that accurately shows prices</w:t>
-      </w:r>
-    </w:p>
-    <w:p>
-      <w:pPr>
-        <w:rPr>
-          <w:rFonts w:ascii="Times New Roman" w:hAnsi="Times New Roman" w:cs="Times New Roman"/>
-          <w:sz w:val="28"/>
-          <w:szCs w:val="28"/>
-        </w:rPr>
-      </w:pPr>
-      <w:r>
-        <w:rPr>
-          <w:rFonts w:ascii="Times New Roman" w:hAnsi="Times New Roman" w:cs="Times New Roman"/>
-          <w:sz w:val="28"/>
-          <w:szCs w:val="28"/>
-        </w:rPr>
-        <w:t xml:space="preserve">so that there are </w:t>
-      </w:r>
-      <w:proofErr w:type="spellStart"/>
-      <w:r>
-        <w:rPr>
-          <w:rFonts w:ascii="Times New Roman" w:hAnsi="Times New Roman" w:cs="Times New Roman"/>
-          <w:sz w:val="28"/>
-          <w:szCs w:val="28"/>
-        </w:rPr>
-        <w:t>nu</w:t>
-      </w:r>
-      <w:proofErr w:type="spellEnd"/>
-      <w:r>
-        <w:rPr>
-          <w:rFonts w:ascii="Times New Roman" w:hAnsi="Times New Roman" w:cs="Times New Roman"/>
-          <w:sz w:val="28"/>
-          <w:szCs w:val="28"/>
-        </w:rPr>
-        <w:t xml:space="preserve"> unexpected </w:t>
-      </w:r>
-      <w:r>
-        <w:rPr>
-          <w:rFonts w:ascii="Times New Roman" w:hAnsi="Times New Roman" w:cs="Times New Roman"/>
-          <w:sz w:val="28"/>
-          <w:szCs w:val="28"/>
-        </w:rPr>
-        <w:t>expenses</w:t>
-      </w:r>
-      <w:r>
-        <w:rPr>
-          <w:rFonts w:ascii="Times New Roman" w:hAnsi="Times New Roman" w:cs="Times New Roman"/>
-          <w:sz w:val="28"/>
-          <w:szCs w:val="28"/>
-        </w:rPr>
-        <w:t>.</w:t>
-      </w:r>
-    </w:p>
-    <w:p>
-      <w:pPr>
-        <w:rPr>
-          <w:rFonts w:ascii="Times New Roman" w:hAnsi="Times New Roman" w:cs="Times New Roman"/>
-          <w:sz w:val="28"/>
-          <w:szCs w:val="28"/>
-        </w:rPr>
-      </w:pPr>
-    </w:p>
-    <w:p>
-      <w:pPr>
-        <w:rPr>
-          <w:rFonts w:ascii="Times New Roman" w:hAnsi="Times New Roman" w:cs="Times New Roman"/>
-          <w:sz w:val="28"/>
-          <w:szCs w:val="28"/>
-        </w:rPr>
-      </w:pPr>
-      <w:r>
-        <w:rPr>
-          <w:rFonts w:ascii="Times New Roman" w:hAnsi="Times New Roman" w:cs="Times New Roman"/>
-          <w:sz w:val="28"/>
-          <w:szCs w:val="28"/>
-        </w:rPr>
-        <w:t>Persona 2:</w:t>
-      </w:r>
-    </w:p>
-    <w:p>
-      <w:pPr>
-        <w:rPr>
-          <w:rFonts w:ascii="Times New Roman" w:hAnsi="Times New Roman" w:cs="Times New Roman"/>
-          <w:sz w:val="28"/>
-          <w:szCs w:val="28"/>
-        </w:rPr>
-      </w:pPr>
-      <w:r>
-        <w:rPr>
-          <w:rFonts w:ascii="Times New Roman" w:hAnsi="Times New Roman" w:cs="Times New Roman"/>
-          <w:sz w:val="28"/>
-          <w:szCs w:val="28"/>
-        </w:rPr>
-        <w:t>As an adventurer</w:t>
-      </w:r>
-    </w:p>
-    <w:p>
-      <w:pPr>
-        <w:rPr>
-          <w:rFonts w:ascii="Times New Roman" w:hAnsi="Times New Roman" w:cs="Times New Roman"/>
-          <w:sz w:val="28"/>
-          <w:szCs w:val="28"/>
-        </w:rPr>
-      </w:pPr>
-      <w:r>
-        <w:rPr>
-          <w:rFonts w:ascii="Times New Roman" w:hAnsi="Times New Roman" w:cs="Times New Roman"/>
-          <w:sz w:val="28"/>
-          <w:szCs w:val="28"/>
-        </w:rPr>
-        <w:t>I want to browse the outdoor activities available first</w:t>
-      </w:r>
-    </w:p>
-    <w:p>
-      <w:pPr>
-        <w:rPr>
-          <w:rFonts w:ascii="Times New Roman" w:hAnsi="Times New Roman" w:cs="Times New Roman"/>
-          <w:sz w:val="28"/>
-          <w:szCs w:val="28"/>
-        </w:rPr>
-      </w:pPr>
-      <w:r>
-        <w:rPr>
-          <w:rFonts w:ascii="Times New Roman" w:hAnsi="Times New Roman" w:cs="Times New Roman"/>
-          <w:sz w:val="28"/>
-          <w:szCs w:val="28"/>
-        </w:rPr>
-        <w:t>so that I can choose the best place to book with the most fun.</w:t>
-      </w:r>
-    </w:p>
-    <w:p>
-      <w:pPr>
-        <w:rPr>
-          <w:rFonts w:ascii="Times New Roman" w:hAnsi="Times New Roman" w:cs="Times New Roman"/>
-          <w:sz w:val="28"/>
-          <w:szCs w:val="28"/>
-        </w:rPr>
-      </w:pPr>
-    </w:p>
-    <w:p>
-      <w:pPr>
-        <w:rPr>
-          <w:rFonts w:ascii="Times New Roman" w:hAnsi="Times New Roman" w:cs="Times New Roman"/>
-          <w:sz w:val="28"/>
-          <w:szCs w:val="28"/>
-        </w:rPr>
-      </w:pPr>
-      <w:r>
-        <w:rPr>
-          <w:rFonts w:ascii="Times New Roman" w:hAnsi="Times New Roman" w:cs="Times New Roman"/>
-          <w:sz w:val="28"/>
-          <w:szCs w:val="28"/>
-        </w:rPr>
-        <w:t>As a spontaneous pe</w:t>
-      </w:r>
-      <w:r>
-        <w:rPr>
-          <w:rFonts w:ascii="Times New Roman" w:hAnsi="Times New Roman" w:cs="Times New Roman"/>
-          <w:sz w:val="28"/>
-          <w:szCs w:val="28"/>
-        </w:rPr>
-        <w:t>rson</w:t>
-      </w:r>
-    </w:p>
-    <w:p>
-      <w:pPr>
-        <w:rPr>
-          <w:rFonts w:ascii="Times New Roman" w:hAnsi="Times New Roman" w:cs="Times New Roman"/>
-          <w:sz w:val="28"/>
-          <w:szCs w:val="28"/>
-        </w:rPr>
-      </w:pPr>
-      <w:r>
-        <w:rPr>
-          <w:rFonts w:ascii="Times New Roman" w:hAnsi="Times New Roman" w:cs="Times New Roman"/>
-          <w:sz w:val="28"/>
-          <w:szCs w:val="28"/>
-        </w:rPr>
-        <w:t>I want to be able to compare rooms quickly</w:t>
-      </w:r>
-    </w:p>
-    <w:p>
-      <w:pPr>
-        <w:rPr>
-          <w:rFonts w:ascii="Times New Roman" w:hAnsi="Times New Roman" w:cs="Times New Roman"/>
-          <w:sz w:val="28"/>
-          <w:szCs w:val="28"/>
-        </w:rPr>
-      </w:pPr>
-      <w:r>
-        <w:rPr>
-          <w:rFonts w:ascii="Times New Roman" w:hAnsi="Times New Roman" w:cs="Times New Roman"/>
-          <w:sz w:val="28"/>
-          <w:szCs w:val="28"/>
-        </w:rPr>
-        <w:t>so that I can focus on finding fun things to do.</w:t>
-      </w:r>
-    </w:p>
-    <w:p>
-      <w:pPr>
-        <w:rPr>
-          <w:rFonts w:ascii="Times New Roman" w:hAnsi="Times New Roman" w:cs="Times New Roman"/>
-          <w:sz w:val="28"/>
-          <w:szCs w:val="28"/>
-        </w:rPr>
-      </w:pPr>
-    </w:p>
-    <w:p>
-      <w:pPr>
-        <w:rPr>
-          <w:rFonts w:ascii="Times New Roman" w:hAnsi="Times New Roman" w:cs="Times New Roman"/>
-          <w:sz w:val="28"/>
-          <w:szCs w:val="28"/>
-        </w:rPr>
-      </w:pPr>
-      <w:r>
-        <w:rPr>
-          <w:rFonts w:ascii="Times New Roman" w:hAnsi="Times New Roman" w:cs="Times New Roman"/>
-          <w:sz w:val="28"/>
-          <w:szCs w:val="28"/>
-        </w:rPr>
-        <w:t>As a</w:t>
-      </w:r>
-      <w:r>
-        <w:rPr>
-          <w:rFonts w:ascii="Times New Roman" w:hAnsi="Times New Roman" w:cs="Times New Roman"/>
-          <w:sz w:val="28"/>
-          <w:szCs w:val="28"/>
-        </w:rPr>
-        <w:t xml:space="preserve"> </w:t>
-      </w:r>
-      <w:r>
-        <w:rPr>
-          <w:rFonts w:ascii="Times New Roman" w:hAnsi="Times New Roman" w:cs="Times New Roman"/>
-          <w:sz w:val="28"/>
-          <w:szCs w:val="28"/>
-        </w:rPr>
-        <w:t>high achiever</w:t>
-      </w:r>
-    </w:p>
-    <w:p>
-      <w:pPr>
-        <w:rPr>
-          <w:rFonts w:ascii="Times New Roman" w:hAnsi="Times New Roman" w:cs="Times New Roman"/>
-          <w:sz w:val="28"/>
-          <w:szCs w:val="28"/>
-        </w:rPr>
-      </w:pPr>
-      <w:r>
-        <w:rPr>
-          <w:rFonts w:ascii="Times New Roman" w:hAnsi="Times New Roman" w:cs="Times New Roman"/>
-          <w:sz w:val="28"/>
-          <w:szCs w:val="28"/>
-        </w:rPr>
-        <w:lastRenderedPageBreak/>
-        <w:t>I want to be able to see booking with no account</w:t>
-      </w:r>
-    </w:p>
-    <w:p>
-      <w:pPr>
-        <w:rPr>
-          <w:rFonts w:ascii="Times New Roman" w:hAnsi="Times New Roman" w:cs="Times New Roman"/>
-          <w:sz w:val="28"/>
-          <w:szCs w:val="28"/>
-        </w:rPr>
-      </w:pPr>
-      <w:r>
-        <w:rPr>
-          <w:rFonts w:ascii="Times New Roman" w:hAnsi="Times New Roman" w:cs="Times New Roman"/>
-          <w:sz w:val="28"/>
-          <w:szCs w:val="28"/>
-        </w:rPr>
-        <w:t>so that I’m able to choose freely with no hold backs.</w:t>
-      </w:r>
-    </w:p>
-    <w:p>
-      <w:pPr>
-        <w:rPr>
-          <w:rFonts w:ascii="Times New Roman" w:hAnsi="Times New Roman" w:cs="Times New Roman"/>
-          <w:sz w:val="28"/>
-          <w:szCs w:val="28"/>
-        </w:rPr>
-      </w:pPr>
-    </w:p>
-    <w:p>
-      <w:pPr>
-        <w:rPr>
-          <w:rFonts w:ascii="Times New Roman" w:hAnsi="Times New Roman" w:cs="Times New Roman"/>
-          <w:sz w:val="28"/>
-          <w:szCs w:val="28"/>
-        </w:rPr>
-      </w:pPr>
-      <w:r>
-        <w:rPr>
-          <w:rFonts w:ascii="Times New Roman" w:hAnsi="Times New Roman" w:cs="Times New Roman"/>
-          <w:sz w:val="28"/>
-          <w:szCs w:val="28"/>
-        </w:rPr>
-        <w:t xml:space="preserve">Persona 3: </w:t>
-      </w:r>
-    </w:p>
-    <w:p>
-      <w:pPr>
-        <w:rPr>
-          <w:rFonts w:ascii="Times New Roman" w:hAnsi="Times New Roman" w:cs="Times New Roman"/>
-          <w:sz w:val="28"/>
-          <w:szCs w:val="28"/>
-        </w:rPr>
-      </w:pPr>
-      <w:r>
-        <w:rPr>
-          <w:rFonts w:ascii="Times New Roman" w:hAnsi="Times New Roman" w:cs="Times New Roman"/>
-          <w:sz w:val="28"/>
-          <w:szCs w:val="28"/>
-        </w:rPr>
-        <w:t xml:space="preserve">As an organized </w:t>
-      </w:r>
-      <w:r>
-        <w:rPr>
-          <w:rFonts w:ascii="Times New Roman" w:hAnsi="Times New Roman" w:cs="Times New Roman"/>
-          <w:sz w:val="28"/>
-          <w:szCs w:val="28"/>
-        </w:rPr>
-        <w:t>perfectionist</w:t>
-      </w:r>
-    </w:p>
-    <w:p>
-      <w:pPr>
-        <w:rPr>
-          <w:rFonts w:ascii="Times New Roman" w:hAnsi="Times New Roman" w:cs="Times New Roman"/>
-          <w:sz w:val="28"/>
-          <w:szCs w:val="28"/>
-        </w:rPr>
-      </w:pPr>
-      <w:r>
-        <w:rPr>
-          <w:rFonts w:ascii="Times New Roman" w:hAnsi="Times New Roman" w:cs="Times New Roman"/>
-          <w:sz w:val="28"/>
-          <w:szCs w:val="28"/>
-        </w:rPr>
-        <w:t>I want</w:t>
-      </w:r>
-      <w:r>
-        <w:rPr>
-          <w:rFonts w:ascii="Times New Roman" w:hAnsi="Times New Roman" w:cs="Times New Roman"/>
-          <w:sz w:val="28"/>
-          <w:szCs w:val="28"/>
-        </w:rPr>
-        <w:t xml:space="preserve"> to book a room</w:t>
-      </w:r>
-      <w:r>
-        <w:rPr>
-          <w:rFonts w:ascii="Times New Roman" w:hAnsi="Times New Roman" w:cs="Times New Roman"/>
-          <w:sz w:val="28"/>
-          <w:szCs w:val="28"/>
-        </w:rPr>
-        <w:t xml:space="preserve"> without making another account log in</w:t>
-      </w:r>
-    </w:p>
-    <w:p>
-      <w:pPr>
-        <w:rPr>
-          <w:rFonts w:ascii="Times New Roman" w:hAnsi="Times New Roman" w:cs="Times New Roman"/>
-          <w:sz w:val="28"/>
-          <w:szCs w:val="28"/>
-        </w:rPr>
-      </w:pPr>
-      <w:r>
-        <w:rPr>
-          <w:rFonts w:ascii="Times New Roman" w:hAnsi="Times New Roman" w:cs="Times New Roman"/>
-          <w:sz w:val="28"/>
-          <w:szCs w:val="28"/>
-        </w:rPr>
-        <w:t>so that</w:t>
-      </w:r>
-      <w:r>
-        <w:rPr>
-          <w:rFonts w:ascii="Times New Roman" w:hAnsi="Times New Roman" w:cs="Times New Roman"/>
-          <w:sz w:val="28"/>
-          <w:szCs w:val="28"/>
-        </w:rPr>
-        <w:t xml:space="preserve"> I can </w:t>
-      </w:r>
-      <w:r>
-        <w:rPr>
-          <w:rFonts w:ascii="Times New Roman" w:hAnsi="Times New Roman" w:cs="Times New Roman"/>
-          <w:sz w:val="28"/>
-          <w:szCs w:val="28"/>
-        </w:rPr>
-        <w:t xml:space="preserve">quickly </w:t>
-      </w:r>
-      <w:r>
-        <w:rPr>
-          <w:rFonts w:ascii="Times New Roman" w:hAnsi="Times New Roman" w:cs="Times New Roman"/>
-          <w:sz w:val="28"/>
-          <w:szCs w:val="28"/>
-        </w:rPr>
-        <w:t>check it off my to do list.</w:t>
-      </w:r>
-    </w:p>
-    <w:p>
-      <w:pPr>
-        <w:rPr>
-          <w:rFonts w:ascii="Times New Roman" w:hAnsi="Times New Roman" w:cs="Times New Roman"/>
-          <w:sz w:val="28"/>
-          <w:szCs w:val="28"/>
-        </w:rPr>
-      </w:pPr>
-    </w:p>
-    <w:p>
-      <w:pPr>
-        <w:rPr>
-          <w:rFonts w:ascii="Times New Roman" w:hAnsi="Times New Roman" w:cs="Times New Roman"/>
-          <w:sz w:val="28"/>
-          <w:szCs w:val="28"/>
-        </w:rPr>
-      </w:pPr>
-      <w:r>
-        <w:rPr>
-          <w:rFonts w:ascii="Times New Roman" w:hAnsi="Times New Roman" w:cs="Times New Roman"/>
-          <w:sz w:val="28"/>
-          <w:szCs w:val="28"/>
-        </w:rPr>
-        <w:t xml:space="preserve">As the planner </w:t>
-      </w:r>
-    </w:p>
-    <w:p>
-      <w:pPr>
-        <w:rPr>
-          <w:rFonts w:ascii="Times New Roman" w:hAnsi="Times New Roman" w:cs="Times New Roman"/>
-          <w:sz w:val="28"/>
-          <w:szCs w:val="28"/>
-        </w:rPr>
-      </w:pPr>
-      <w:r>
-        <w:rPr>
-          <w:rFonts w:ascii="Times New Roman" w:hAnsi="Times New Roman" w:cs="Times New Roman"/>
-          <w:sz w:val="28"/>
-          <w:szCs w:val="28"/>
-        </w:rPr>
-        <w:t>I want to be able to keep have all the details</w:t>
-      </w:r>
-    </w:p>
-    <w:p>
-      <w:pPr>
-        <w:rPr>
-          <w:rFonts w:ascii="Times New Roman" w:hAnsi="Times New Roman" w:cs="Times New Roman"/>
-          <w:sz w:val="28"/>
-          <w:szCs w:val="28"/>
-        </w:rPr>
-      </w:pPr>
-      <w:r>
-        <w:rPr>
-          <w:rFonts w:ascii="Times New Roman" w:hAnsi="Times New Roman" w:cs="Times New Roman"/>
-          <w:sz w:val="28"/>
-          <w:szCs w:val="28"/>
-        </w:rPr>
-        <w:t>so that I know when and where we need to be.</w:t>
-      </w:r>
-    </w:p>
-    <w:p>
-      <w:pPr>
-        <w:rPr>
-          <w:rFonts w:ascii="Times New Roman" w:hAnsi="Times New Roman" w:cs="Times New Roman"/>
-          <w:sz w:val="28"/>
-          <w:szCs w:val="28"/>
-        </w:rPr>
-      </w:pPr>
-    </w:p>
-    <w:p>
-      <w:pPr>
-        <w:rPr>
-          <w:rFonts w:ascii="Times New Roman" w:hAnsi="Times New Roman" w:cs="Times New Roman"/>
-          <w:sz w:val="28"/>
-          <w:szCs w:val="28"/>
-        </w:rPr>
-      </w:pPr>
-      <w:r>
-        <w:rPr>
-          <w:rFonts w:ascii="Times New Roman" w:hAnsi="Times New Roman" w:cs="Times New Roman"/>
-          <w:sz w:val="28"/>
-          <w:szCs w:val="28"/>
-        </w:rPr>
-        <w:t xml:space="preserve">As a </w:t>
-      </w:r>
-      <w:r>
-        <w:rPr>
-          <w:rFonts w:ascii="Times New Roman" w:hAnsi="Times New Roman" w:cs="Times New Roman"/>
-          <w:sz w:val="28"/>
-          <w:szCs w:val="28"/>
-        </w:rPr>
-        <w:t>previous guest</w:t>
-      </w:r>
-    </w:p>
-    <w:p>
-      <w:pPr>
-        <w:rPr>
-          <w:rFonts w:ascii="Times New Roman" w:hAnsi="Times New Roman" w:cs="Times New Roman"/>
-          <w:sz w:val="28"/>
-          <w:szCs w:val="28"/>
-        </w:rPr>
-      </w:pPr>
-      <w:r>
-        <w:rPr>
-          <w:rFonts w:ascii="Times New Roman" w:hAnsi="Times New Roman" w:cs="Times New Roman"/>
-          <w:sz w:val="28"/>
-          <w:szCs w:val="28"/>
-        </w:rPr>
-        <w:t>I want to be able to log in with my information</w:t>
-      </w:r>
-    </w:p>
-    <w:p>
-      <w:pPr>
-        <w:rPr>
-          <w:rFonts w:ascii="Times New Roman" w:hAnsi="Times New Roman" w:cs="Times New Roman"/>
-          <w:sz w:val="28"/>
-          <w:szCs w:val="28"/>
-        </w:rPr>
-      </w:pPr>
-      <w:r>
-        <w:rPr>
-          <w:rFonts w:ascii="Times New Roman" w:hAnsi="Times New Roman" w:cs="Times New Roman"/>
-          <w:sz w:val="28"/>
-          <w:szCs w:val="28"/>
-        </w:rPr>
-        <w:t>so that I can log in without needing to input all my info again.</w:t>
-      </w:r>
-    </w:p>
-    <w:p>
-      <w:pPr>
-        <w:rPr>
-          <w:rFonts w:ascii="Times New Roman" w:hAnsi="Times New Roman" w:cs="Times New Roman"/>
-          <w:sz w:val="28"/>
-          <w:szCs w:val="28"/>
-        </w:rPr>
-      </w:pPr>
-    </w:p>
-    <w:p>
-      <w:pPr>
-        <w:rPr>
-          <w:rFonts w:ascii="Times New Roman" w:hAnsi="Times New Roman" w:cs="Times New Roman"/>
-          <w:sz w:val="28"/>
-          <w:szCs w:val="28"/>
-        </w:rPr>
-      </w:pPr>
-    </w:p>
-    <w:p>
-      <w:pPr>
-        <w:rPr>
-          <w:rFonts w:ascii="Times New Roman" w:hAnsi="Times New Roman" w:cs="Times New Roman"/>
-          <w:sz w:val="28"/>
-          <w:szCs w:val="28"/>
-        </w:rPr>
-      </w:pPr>
-    </w:p>
-    <w:p>
-      <w:r>
+          <w:sz w:val="22"/>
+          <w:szCs w:val="22"/>
+        </w:rPr>
+      </w:pPr>
+    </w:p>
+    <w:p>
+      <w:pPr>
+        <w:pStyle w:val="Heading3"/>
+      </w:pPr>
+      <w:r>
+        <w:t>Priority 2: Tyler – Browse Without an Account</w:t>
+      </w:r>
+    </w:p>
+    <w:tbl>
+      <w:tblPr>
+        <w:tblStyle w:val="GridTable2-Accent6"/>
+        <w:tblW w:w="0" w:type="auto"/>
+        <w:tblLook w:val="04A0" w:firstRow="1" w:lastRow="0" w:firstColumn="1" w:lastColumn="0" w:noHBand="0" w:noVBand="1"/>
+      </w:tblPr>
+      <w:tblGrid>
+        <w:gridCol w:w="4675"/>
+        <w:gridCol w:w="4675"/>
+      </w:tblGrid>
+      <w:tr>
+        <w:trPr>
+          <w:cnfStyle w:val="100000000000" w:firstRow="1" w:lastRow="0" w:firstColumn="0" w:lastColumn="0" w:oddVBand="0" w:evenVBand="0" w:oddHBand="0" w:evenHBand="0" w:firstRowFirstColumn="0" w:firstRowLastColumn="0" w:lastRowFirstColumn="0" w:lastRowLastColumn="0"/>
+        </w:trPr>
+        <w:tc>
+          <w:tcPr>
+            <w:cnfStyle w:val="001000000000" w:firstRow="0" w:lastRow="0" w:firstColumn="1" w:lastColumn="0" w:oddVBand="0" w:evenVBand="0" w:oddHBand="0" w:evenHBand="0" w:firstRowFirstColumn="0" w:firstRowLastColumn="0" w:lastRowFirstColumn="0" w:lastRowLastColumn="0"/>
+            <w:tcW w:w="4675" w:type="dxa"/>
+          </w:tcPr>
+          <w:p>
+            <w:pPr>
+              <w:spacing w:line="360" w:lineRule="auto"/>
+              <w:rPr>
+                <w:rFonts w:cstheme="minorHAnsi"/>
+              </w:rPr>
+            </w:pPr>
+            <w:r>
+              <w:rPr>
+                <w:rFonts w:cstheme="minorHAnsi"/>
+              </w:rPr>
+              <w:t>Step</w:t>
+            </w:r>
+          </w:p>
+        </w:tc>
+        <w:tc>
+          <w:tcPr>
+            <w:tcW w:w="4675" w:type="dxa"/>
+          </w:tcPr>
+          <w:p>
+            <w:pPr>
+              <w:spacing w:line="360" w:lineRule="auto"/>
+              <w:cnfStyle w:val="100000000000" w:firstRow="1" w:lastRow="0" w:firstColumn="0" w:lastColumn="0" w:oddVBand="0" w:evenVBand="0" w:oddHBand="0" w:evenHBand="0" w:firstRowFirstColumn="0" w:firstRowLastColumn="0" w:lastRowFirstColumn="0" w:lastRowLastColumn="0"/>
+              <w:rPr>
+                <w:rFonts w:cstheme="minorHAnsi"/>
+              </w:rPr>
+            </w:pPr>
+            <w:r>
+              <w:rPr>
+                <w:rFonts w:cstheme="minorHAnsi"/>
+              </w:rPr>
+              <w:t>Estimated Story Hours</w:t>
+            </w:r>
+          </w:p>
+        </w:tc>
+      </w:tr>
+      <w:tr>
+        <w:trPr>
+          <w:cnfStyle w:val="000000100000" w:firstRow="0" w:lastRow="0" w:firstColumn="0" w:lastColumn="0" w:oddVBand="0" w:evenVBand="0" w:oddHBand="1" w:evenHBand="0" w:firstRowFirstColumn="0" w:firstRowLastColumn="0" w:lastRowFirstColumn="0" w:lastRowLastColumn="0"/>
+        </w:trPr>
+        <w:tc>
+          <w:tcPr>
+            <w:cnfStyle w:val="001000000000" w:firstRow="0" w:lastRow="0" w:firstColumn="1" w:lastColumn="0" w:oddVBand="0" w:evenVBand="0" w:oddHBand="0" w:evenHBand="0" w:firstRowFirstColumn="0" w:firstRowLastColumn="0" w:lastRowFirstColumn="0" w:lastRowLastColumn="0"/>
+            <w:tcW w:w="4675" w:type="dxa"/>
+            <w:shd w:val="clear" w:color="auto" w:fill="DDE5D5"/>
+          </w:tcPr>
+          <w:p>
+            <w:pPr>
+              <w:spacing w:line="360" w:lineRule="auto"/>
+              <w:rPr>
+                <w:rFonts w:cstheme="minorHAnsi"/>
+              </w:rPr>
+            </w:pPr>
+            <w:r>
+              <w:rPr>
+                <w:rFonts w:cstheme="minorHAnsi"/>
+              </w:rPr>
+              <w:t>Make sure visitors can view rooms without logging in</w:t>
+            </w:r>
+          </w:p>
+        </w:tc>
+        <w:tc>
+          <w:tcPr>
+            <w:tcW w:w="4675" w:type="dxa"/>
+            <w:shd w:val="clear" w:color="auto" w:fill="DDE5D5"/>
+          </w:tcPr>
+          <w:p>
+            <w:pPr>
+              <w:spacing w:line="360" w:lineRule="auto"/>
+              <w:cnfStyle w:val="000000100000" w:firstRow="0" w:lastRow="0" w:firstColumn="0" w:lastColumn="0" w:oddVBand="0" w:evenVBand="0" w:oddHBand="1" w:evenHBand="0" w:firstRowFirstColumn="0" w:firstRowLastColumn="0" w:lastRowFirstColumn="0" w:lastRowLastColumn="0"/>
+              <w:rPr>
+                <w:rFonts w:cstheme="minorHAnsi"/>
+              </w:rPr>
+            </w:pPr>
+            <w:r>
+              <w:rPr>
+                <w:rFonts w:cstheme="minorHAnsi"/>
+              </w:rPr>
+              <w:t>1</w:t>
+            </w:r>
+          </w:p>
+        </w:tc>
+      </w:tr>
+      <w:tr>
+        <w:tc>
+          <w:tcPr>
+            <w:cnfStyle w:val="001000000000" w:firstRow="0" w:lastRow="0" w:firstColumn="1" w:lastColumn="0" w:oddVBand="0" w:evenVBand="0" w:oddHBand="0" w:evenHBand="0" w:firstRowFirstColumn="0" w:firstRowLastColumn="0" w:lastRowFirstColumn="0" w:lastRowLastColumn="0"/>
+            <w:tcW w:w="4675" w:type="dxa"/>
+          </w:tcPr>
+          <w:p>
+            <w:pPr>
+              <w:spacing w:line="360" w:lineRule="auto"/>
+              <w:rPr>
+                <w:rFonts w:cstheme="minorHAnsi"/>
+              </w:rPr>
+            </w:pPr>
+            <w:r>
+              <w:rPr>
+                <w:rFonts w:cstheme="minorHAnsi"/>
+              </w:rPr>
+              <w:t>Allow visitors to browse the attractions page</w:t>
+            </w:r>
+          </w:p>
+        </w:tc>
+        <w:tc>
+          <w:tcPr>
+            <w:tcW w:w="4675" w:type="dxa"/>
+          </w:tcPr>
+          <w:p>
+            <w:pPr>
+              <w:spacing w:line="360" w:lineRule="auto"/>
+              <w:cnfStyle w:val="000000000000" w:firstRow="0" w:lastRow="0" w:firstColumn="0" w:lastColumn="0" w:oddVBand="0" w:evenVBand="0" w:oddHBand="0" w:evenHBand="0" w:firstRowFirstColumn="0" w:firstRowLastColumn="0" w:lastRowFirstColumn="0" w:lastRowLastColumn="0"/>
+              <w:rPr>
+                <w:rFonts w:cstheme="minorHAnsi"/>
+              </w:rPr>
+            </w:pPr>
+            <w:r>
+              <w:rPr>
+                <w:rFonts w:cstheme="minorHAnsi"/>
+              </w:rPr>
+              <w:t>1</w:t>
+            </w:r>
+          </w:p>
+        </w:tc>
+      </w:tr>
+      <w:tr>
+        <w:trPr>
+          <w:cnfStyle w:val="000000100000" w:firstRow="0" w:lastRow="0" w:firstColumn="0" w:lastColumn="0" w:oddVBand="0" w:evenVBand="0" w:oddHBand="1" w:evenHBand="0" w:firstRowFirstColumn="0" w:firstRowLastColumn="0" w:lastRowFirstColumn="0" w:lastRowLastColumn="0"/>
+        </w:trPr>
+        <w:tc>
+          <w:tcPr>
+            <w:cnfStyle w:val="001000000000" w:firstRow="0" w:lastRow="0" w:firstColumn="1" w:lastColumn="0" w:oddVBand="0" w:evenVBand="0" w:oddHBand="0" w:evenHBand="0" w:firstRowFirstColumn="0" w:firstRowLastColumn="0" w:lastRowFirstColumn="0" w:lastRowLastColumn="0"/>
+            <w:tcW w:w="4675" w:type="dxa"/>
+            <w:shd w:val="clear" w:color="auto" w:fill="DDE5D5"/>
+          </w:tcPr>
+          <w:p>
+            <w:pPr>
+              <w:spacing w:line="360" w:lineRule="auto"/>
+              <w:rPr>
+                <w:rFonts w:cstheme="minorHAnsi"/>
+              </w:rPr>
+            </w:pPr>
+            <w:r>
+              <w:rPr>
+                <w:rFonts w:cstheme="minorHAnsi"/>
+              </w:rPr>
+              <w:t>Make sure visitors can navigate between pages easily</w:t>
+            </w:r>
+          </w:p>
+        </w:tc>
+        <w:tc>
+          <w:tcPr>
+            <w:tcW w:w="4675" w:type="dxa"/>
+            <w:shd w:val="clear" w:color="auto" w:fill="DDE5D5"/>
+          </w:tcPr>
+          <w:p>
+            <w:pPr>
+              <w:spacing w:line="360" w:lineRule="auto"/>
+              <w:cnfStyle w:val="000000100000" w:firstRow="0" w:lastRow="0" w:firstColumn="0" w:lastColumn="0" w:oddVBand="0" w:evenVBand="0" w:oddHBand="1" w:evenHBand="0" w:firstRowFirstColumn="0" w:firstRowLastColumn="0" w:lastRowFirstColumn="0" w:lastRowLastColumn="0"/>
+              <w:rPr>
+                <w:rFonts w:cstheme="minorHAnsi"/>
+              </w:rPr>
+            </w:pPr>
+            <w:r>
+              <w:rPr>
+                <w:rFonts w:cstheme="minorHAnsi"/>
+              </w:rPr>
+              <w:t>2</w:t>
+            </w:r>
+          </w:p>
+        </w:tc>
+      </w:tr>
+      <w:tr>
+        <w:tc>
+          <w:tcPr>
+            <w:cnfStyle w:val="001000000000" w:firstRow="0" w:lastRow="0" w:firstColumn="1" w:lastColumn="0" w:oddVBand="0" w:evenVBand="0" w:oddHBand="0" w:evenHBand="0" w:firstRowFirstColumn="0" w:firstRowLastColumn="0" w:lastRowFirstColumn="0" w:lastRowLastColumn="0"/>
+            <w:tcW w:w="4675" w:type="dxa"/>
+          </w:tcPr>
+          <w:p>
+            <w:pPr>
+              <w:spacing w:line="360" w:lineRule="auto"/>
+              <w:rPr>
+                <w:rFonts w:cstheme="minorHAnsi"/>
+              </w:rPr>
+            </w:pPr>
+            <w:r>
+              <w:rPr>
+                <w:rFonts w:cstheme="minorHAnsi"/>
+              </w:rPr>
+              <w:t>Test that browsing works without an account</w:t>
+            </w:r>
+          </w:p>
+        </w:tc>
+        <w:tc>
+          <w:tcPr>
+            <w:tcW w:w="4675" w:type="dxa"/>
+          </w:tcPr>
+          <w:p>
+            <w:pPr>
+              <w:spacing w:line="360" w:lineRule="auto"/>
+              <w:cnfStyle w:val="000000000000" w:firstRow="0" w:lastRow="0" w:firstColumn="0" w:lastColumn="0" w:oddVBand="0" w:evenVBand="0" w:oddHBand="0" w:evenHBand="0" w:firstRowFirstColumn="0" w:firstRowLastColumn="0" w:lastRowFirstColumn="0" w:lastRowLastColumn="0"/>
+              <w:rPr>
+                <w:rFonts w:cstheme="minorHAnsi"/>
+              </w:rPr>
+            </w:pPr>
+            <w:r>
+              <w:rPr>
+                <w:rFonts w:cstheme="minorHAnsi"/>
+              </w:rPr>
+              <w:t>1</w:t>
+            </w:r>
+          </w:p>
+        </w:tc>
+      </w:tr>
+      <w:tr>
+        <w:trPr>
+          <w:cnfStyle w:val="000000100000" w:firstRow="0" w:lastRow="0" w:firstColumn="0" w:lastColumn="0" w:oddVBand="0" w:evenVBand="0" w:oddHBand="1" w:evenHBand="0" w:firstRowFirstColumn="0" w:firstRowLastColumn="0" w:lastRowFirstColumn="0" w:lastRowLastColumn="0"/>
+        </w:trPr>
+        <w:tc>
+          <w:tcPr>
+            <w:cnfStyle w:val="001000000000" w:firstRow="0" w:lastRow="0" w:firstColumn="1" w:lastColumn="0" w:oddVBand="0" w:evenVBand="0" w:oddHBand="0" w:evenHBand="0" w:firstRowFirstColumn="0" w:firstRowLastColumn="0" w:lastRowFirstColumn="0" w:lastRowLastColumn="0"/>
+            <w:tcW w:w="4675" w:type="dxa"/>
+            <w:shd w:val="clear" w:color="auto" w:fill="DDE5D5"/>
+          </w:tcPr>
+          <w:p>
+            <w:pPr>
+              <w:spacing w:line="360" w:lineRule="auto"/>
+              <w:rPr>
+                <w:rFonts w:cstheme="minorHAnsi"/>
+              </w:rPr>
+            </w:pPr>
+            <w:r>
+              <w:rPr>
+                <w:rFonts w:cstheme="minorHAnsi"/>
+              </w:rPr>
+              <w:t>Total</w:t>
+            </w:r>
+          </w:p>
+        </w:tc>
+        <w:tc>
+          <w:tcPr>
+            <w:tcW w:w="4675" w:type="dxa"/>
+            <w:shd w:val="clear" w:color="auto" w:fill="DDE5D5"/>
+          </w:tcPr>
+          <w:p>
+            <w:pPr>
+              <w:spacing w:line="360" w:lineRule="auto"/>
+              <w:cnfStyle w:val="000000100000" w:firstRow="0" w:lastRow="0" w:firstColumn="0" w:lastColumn="0" w:oddVBand="0" w:evenVBand="0" w:oddHBand="1" w:evenHBand="0" w:firstRowFirstColumn="0" w:firstRowLastColumn="0" w:lastRowFirstColumn="0" w:lastRowLastColumn="0"/>
+              <w:rPr>
+                <w:rFonts w:cstheme="minorHAnsi"/>
+              </w:rPr>
+            </w:pPr>
+            <w:r>
+              <w:rPr>
+                <w:rFonts w:cstheme="minorHAnsi"/>
+              </w:rPr>
+              <w:t>5</w:t>
+            </w:r>
+          </w:p>
+        </w:tc>
+      </w:tr>
+    </w:tbl>
+    <w:p>
+      <w:pPr>
+        <w:spacing w:line="360" w:lineRule="auto"/>
+        <w:rPr>
+          <w:sz w:val="22"/>
+          <w:szCs w:val="22"/>
+        </w:rPr>
+      </w:pPr>
+    </w:p>
+    <w:p>
+      <w:pPr>
+        <w:pStyle w:val="Heading3"/>
+      </w:pPr>
+      <w:r>
+        <w:t>Priority 3: Linda – Log In to Her Existing Account</w:t>
+      </w:r>
+    </w:p>
+    <w:tbl>
+      <w:tblPr>
+        <w:tblStyle w:val="GridTable2-Accent6"/>
+        <w:tblW w:w="0" w:type="auto"/>
+        <w:tblLook w:val="04A0" w:firstRow="1" w:lastRow="0" w:firstColumn="1" w:lastColumn="0" w:noHBand="0" w:noVBand="1"/>
+      </w:tblPr>
+      <w:tblGrid>
+        <w:gridCol w:w="4675"/>
+        <w:gridCol w:w="4675"/>
+      </w:tblGrid>
+      <w:tr>
+        <w:trPr>
+          <w:cnfStyle w:val="100000000000" w:firstRow="1" w:lastRow="0" w:firstColumn="0" w:lastColumn="0" w:oddVBand="0" w:evenVBand="0" w:oddHBand="0" w:evenHBand="0" w:firstRowFirstColumn="0" w:firstRowLastColumn="0" w:lastRowFirstColumn="0" w:lastRowLastColumn="0"/>
+        </w:trPr>
+        <w:tc>
+          <w:tcPr>
+            <w:cnfStyle w:val="001000000000" w:firstRow="0" w:lastRow="0" w:firstColumn="1" w:lastColumn="0" w:oddVBand="0" w:evenVBand="0" w:oddHBand="0" w:evenHBand="0" w:firstRowFirstColumn="0" w:firstRowLastColumn="0" w:lastRowFirstColumn="0" w:lastRowLastColumn="0"/>
+            <w:tcW w:w="4675" w:type="dxa"/>
+          </w:tcPr>
+          <w:p>
+            <w:pPr>
+              <w:spacing w:line="360" w:lineRule="auto"/>
+              <w:rPr>
+                <w:rFonts w:cstheme="minorHAnsi"/>
+              </w:rPr>
+            </w:pPr>
+            <w:r>
+              <w:rPr>
+                <w:rFonts w:cstheme="minorHAnsi"/>
+              </w:rPr>
+              <w:t>Step</w:t>
+            </w:r>
+          </w:p>
+        </w:tc>
+        <w:tc>
+          <w:tcPr>
+            <w:tcW w:w="4675" w:type="dxa"/>
+          </w:tcPr>
+          <w:p>
+            <w:pPr>
+              <w:spacing w:line="360" w:lineRule="auto"/>
+              <w:cnfStyle w:val="100000000000" w:firstRow="1" w:lastRow="0" w:firstColumn="0" w:lastColumn="0" w:oddVBand="0" w:evenVBand="0" w:oddHBand="0" w:evenHBand="0" w:firstRowFirstColumn="0" w:firstRowLastColumn="0" w:lastRowFirstColumn="0" w:lastRowLastColumn="0"/>
+              <w:rPr>
+                <w:rFonts w:cstheme="minorHAnsi"/>
+              </w:rPr>
+            </w:pPr>
+            <w:r>
+              <w:rPr>
+                <w:rFonts w:cstheme="minorHAnsi"/>
+              </w:rPr>
+              <w:t>Estimated Story Hours</w:t>
+            </w:r>
+          </w:p>
+        </w:tc>
+      </w:tr>
+      <w:tr>
+        <w:trPr>
+          <w:cnfStyle w:val="000000100000" w:firstRow="0" w:lastRow="0" w:firstColumn="0" w:lastColumn="0" w:oddVBand="0" w:evenVBand="0" w:oddHBand="1" w:evenHBand="0" w:firstRowFirstColumn="0" w:firstRowLastColumn="0" w:lastRowFirstColumn="0" w:lastRowLastColumn="0"/>
+        </w:trPr>
+        <w:tc>
+          <w:tcPr>
+            <w:cnfStyle w:val="001000000000" w:firstRow="0" w:lastRow="0" w:firstColumn="1" w:lastColumn="0" w:oddVBand="0" w:evenVBand="0" w:oddHBand="0" w:evenHBand="0" w:firstRowFirstColumn="0" w:firstRowLastColumn="0" w:lastRowFirstColumn="0" w:lastRowLastColumn="0"/>
+            <w:tcW w:w="4675" w:type="dxa"/>
+            <w:shd w:val="clear" w:color="auto" w:fill="DDE5D5"/>
+          </w:tcPr>
+          <w:p>
+            <w:pPr>
+              <w:spacing w:line="360" w:lineRule="auto"/>
+              <w:rPr>
+                <w:rFonts w:cstheme="minorHAnsi"/>
+              </w:rPr>
+            </w:pPr>
+            <w:r>
+              <w:rPr>
+                <w:rFonts w:cstheme="minorHAnsi"/>
+              </w:rPr>
+              <w:t>Create the login form</w:t>
+            </w:r>
+          </w:p>
+        </w:tc>
+        <w:tc>
+          <w:tcPr>
+            <w:tcW w:w="4675" w:type="dxa"/>
+            <w:shd w:val="clear" w:color="auto" w:fill="DDE5D5"/>
+          </w:tcPr>
+          <w:p>
+            <w:pPr>
+              <w:spacing w:line="360" w:lineRule="auto"/>
+              <w:cnfStyle w:val="000000100000" w:firstRow="0" w:lastRow="0" w:firstColumn="0" w:lastColumn="0" w:oddVBand="0" w:evenVBand="0" w:oddHBand="1" w:evenHBand="0" w:firstRowFirstColumn="0" w:firstRowLastColumn="0" w:lastRowFirstColumn="0" w:lastRowLastColumn="0"/>
+              <w:rPr>
+                <w:rFonts w:cstheme="minorHAnsi"/>
+              </w:rPr>
+            </w:pPr>
+            <w:r>
+              <w:rPr>
+                <w:rFonts w:cstheme="minorHAnsi"/>
+              </w:rPr>
+              <w:t>2</w:t>
+            </w:r>
+          </w:p>
+        </w:tc>
+      </w:tr>
+      <w:tr>
+        <w:tc>
+          <w:tcPr>
+            <w:cnfStyle w:val="001000000000" w:firstRow="0" w:lastRow="0" w:firstColumn="1" w:lastColumn="0" w:oddVBand="0" w:evenVBand="0" w:oddHBand="0" w:evenHBand="0" w:firstRowFirstColumn="0" w:firstRowLastColumn="0" w:lastRowFirstColumn="0" w:lastRowLastColumn="0"/>
+            <w:tcW w:w="4675" w:type="dxa"/>
+          </w:tcPr>
+          <w:p>
+            <w:pPr>
+              <w:spacing w:line="360" w:lineRule="auto"/>
+              <w:rPr>
+                <w:rFonts w:cstheme="minorHAnsi"/>
+              </w:rPr>
+            </w:pPr>
+            <w:r>
+              <w:rPr>
+                <w:rFonts w:cstheme="minorHAnsi"/>
+              </w:rPr>
+              <w:t>Connect the login system to the database</w:t>
+            </w:r>
+          </w:p>
+        </w:tc>
+        <w:tc>
+          <w:tcPr>
+            <w:tcW w:w="4675" w:type="dxa"/>
+          </w:tcPr>
+          <w:p>
+            <w:pPr>
+              <w:spacing w:line="360" w:lineRule="auto"/>
+              <w:cnfStyle w:val="000000000000" w:firstRow="0" w:lastRow="0" w:firstColumn="0" w:lastColumn="0" w:oddVBand="0" w:evenVBand="0" w:oddHBand="0" w:evenHBand="0" w:firstRowFirstColumn="0" w:firstRowLastColumn="0" w:lastRowFirstColumn="0" w:lastRowLastColumn="0"/>
+              <w:rPr>
+                <w:rFonts w:cstheme="minorHAnsi"/>
+              </w:rPr>
+            </w:pPr>
+            <w:r>
+              <w:rPr>
+                <w:rFonts w:cstheme="minorHAnsi"/>
+              </w:rPr>
+              <w:t>3</w:t>
+            </w:r>
+          </w:p>
+        </w:tc>
+      </w:tr>
+      <w:tr>
+        <w:trPr>
+          <w:cnfStyle w:val="000000100000" w:firstRow="0" w:lastRow="0" w:firstColumn="0" w:lastColumn="0" w:oddVBand="0" w:evenVBand="0" w:oddHBand="1" w:evenHBand="0" w:firstRowFirstColumn="0" w:firstRowLastColumn="0" w:lastRowFirstColumn="0" w:lastRowLastColumn="0"/>
+        </w:trPr>
+        <w:tc>
+          <w:tcPr>
+            <w:cnfStyle w:val="001000000000" w:firstRow="0" w:lastRow="0" w:firstColumn="1" w:lastColumn="0" w:oddVBand="0" w:evenVBand="0" w:oddHBand="0" w:evenHBand="0" w:firstRowFirstColumn="0" w:firstRowLastColumn="0" w:lastRowFirstColumn="0" w:lastRowLastColumn="0"/>
+            <w:tcW w:w="4675" w:type="dxa"/>
+            <w:shd w:val="clear" w:color="auto" w:fill="DDE5D5"/>
+          </w:tcPr>
+          <w:p>
+            <w:pPr>
+              <w:spacing w:line="360" w:lineRule="auto"/>
+              <w:rPr>
+                <w:rFonts w:cstheme="minorHAnsi"/>
+              </w:rPr>
+            </w:pPr>
+            <w:r>
+              <w:rPr>
+                <w:rFonts w:cstheme="minorHAnsi"/>
+              </w:rPr>
+              <w:t>Show an error message if the login info is incorrect</w:t>
+            </w:r>
+          </w:p>
+        </w:tc>
+        <w:tc>
+          <w:tcPr>
+            <w:tcW w:w="4675" w:type="dxa"/>
+            <w:shd w:val="clear" w:color="auto" w:fill="DDE5D5"/>
+          </w:tcPr>
+          <w:p>
+            <w:pPr>
+              <w:spacing w:line="360" w:lineRule="auto"/>
+              <w:cnfStyle w:val="000000100000" w:firstRow="0" w:lastRow="0" w:firstColumn="0" w:lastColumn="0" w:oddVBand="0" w:evenVBand="0" w:oddHBand="1" w:evenHBand="0" w:firstRowFirstColumn="0" w:firstRowLastColumn="0" w:lastRowFirstColumn="0" w:lastRowLastColumn="0"/>
+              <w:rPr>
+                <w:rFonts w:cstheme="minorHAnsi"/>
+              </w:rPr>
+            </w:pPr>
+            <w:r>
+              <w:rPr>
+                <w:rFonts w:cstheme="minorHAnsi"/>
+              </w:rPr>
+              <w:t>1</w:t>
+            </w:r>
+          </w:p>
+        </w:tc>
+      </w:tr>
+      <w:tr>
+        <w:tc>
+          <w:tcPr>
+            <w:cnfStyle w:val="001000000000" w:firstRow="0" w:lastRow="0" w:firstColumn="1" w:lastColumn="0" w:oddVBand="0" w:evenVBand="0" w:oddHBand="0" w:evenHBand="0" w:firstRowFirstColumn="0" w:firstRowLastColumn="0" w:lastRowFirstColumn="0" w:lastRowLastColumn="0"/>
+            <w:tcW w:w="4675" w:type="dxa"/>
+          </w:tcPr>
+          <w:p>
+            <w:pPr>
+              <w:spacing w:line="360" w:lineRule="auto"/>
+              <w:rPr>
+                <w:rFonts w:cstheme="minorHAnsi"/>
+              </w:rPr>
+            </w:pPr>
+            <w:r>
+              <w:rPr>
+                <w:rFonts w:cstheme="minorHAnsi"/>
+              </w:rPr>
+              <w:t>Total</w:t>
+            </w:r>
+          </w:p>
+        </w:tc>
+        <w:tc>
+          <w:tcPr>
+            <w:tcW w:w="4675" w:type="dxa"/>
+          </w:tcPr>
+          <w:p>
+            <w:pPr>
+              <w:spacing w:line="360" w:lineRule="auto"/>
+              <w:cnfStyle w:val="000000000000" w:firstRow="0" w:lastRow="0" w:firstColumn="0" w:lastColumn="0" w:oddVBand="0" w:evenVBand="0" w:oddHBand="0" w:evenHBand="0" w:firstRowFirstColumn="0" w:firstRowLastColumn="0" w:lastRowFirstColumn="0" w:lastRowLastColumn="0"/>
+              <w:rPr>
+                <w:rFonts w:cstheme="minorHAnsi"/>
+              </w:rPr>
+            </w:pPr>
+            <w:r>
+              <w:rPr>
+                <w:rFonts w:cstheme="minorHAnsi"/>
+              </w:rPr>
+              <w:t>6</w:t>
+            </w:r>
+          </w:p>
+        </w:tc>
+      </w:tr>
+    </w:tbl>
+    <w:p>
+      <w:pPr>
+        <w:rPr>
+          <w:sz w:val="22"/>
+          <w:szCs w:val="22"/>
+        </w:rPr>
+      </w:pPr>
+    </w:p>
+    <w:p>
+      <w:pPr>
+        <w:rPr>
+          <w:sz w:val="22"/>
+          <w:szCs w:val="22"/>
+        </w:rPr>
+      </w:pPr>
+      <w:r>
+        <w:rPr>
+          <w:sz w:val="22"/>
+          <w:szCs w:val="22"/>
+        </w:rPr>
         <w:br w:type="page"/>
       </w:r>
     </w:p>
     <w:p>
       <w:pPr>
-        <w:jc w:val="center"/>
-      </w:pPr>
-      <w:r>
+        <w:pStyle w:val="Heading2"/>
+        <w:pBdr>
+          <w:top w:val="single" w:sz="24" w:space="0" w:color="DDE5D5"/>
+          <w:left w:val="single" w:sz="24" w:space="0" w:color="DDE5D5"/>
+          <w:bottom w:val="single" w:sz="24" w:space="0" w:color="DDE5D5"/>
+          <w:right w:val="single" w:sz="24" w:space="0" w:color="DDE5D5"/>
+        </w:pBdr>
+        <w:shd w:val="clear" w:color="auto" w:fill="DDE5D5"/>
         <w:rPr>
           <w:rFonts w:asciiTheme="majorHAnsi" w:eastAsiaTheme="majorEastAsia" w:hAnsiTheme="majorHAnsi" w:cstheme="majorBidi"/>
           <w:color w:val="2F5496" w:themeColor="accent1" w:themeShade="BF"/>
-          <w:sz w:val="40"/>
-          <w:szCs w:val="40"/>
+          <w:sz w:val="22"/>
+          <w:szCs w:val="22"/>
+        </w:rPr>
+      </w:pPr>
+      <w:r>
+        <w:rPr>
+          <w:rFonts w:eastAsiaTheme="majorEastAsia"/>
         </w:rPr>
         <w:lastRenderedPageBreak/>
         <w:t>1.5</w:t>
@@ -2296,39 +3785,51 @@
       </w:r>
       <w:r>
         <w:rPr>
-          <w:rFonts w:asciiTheme="majorHAnsi" w:eastAsiaTheme="majorEastAsia" w:hAnsiTheme="majorHAnsi" w:cstheme="majorBidi"/>
-          <w:color w:val="2F5496" w:themeColor="accent1" w:themeShade="BF"/>
-          <w:sz w:val="40"/>
-          <w:szCs w:val="40"/>
+          <w:rFonts w:eastAsiaTheme="majorEastAsia"/>
         </w:rPr>
         <w:t>Work Estimations (To-Do List)</w:t>
       </w:r>
     </w:p>
     <w:p>
       <w:pPr>
+        <w:spacing w:line="360" w:lineRule="auto"/>
         <w:ind w:firstLine="720"/>
-      </w:pPr>
-      <w:r>
+        <w:rPr>
+          <w:sz w:val="22"/>
+          <w:szCs w:val="22"/>
+        </w:rPr>
+      </w:pPr>
+      <w:r>
+        <w:rPr>
+          <w:sz w:val="22"/>
+          <w:szCs w:val="22"/>
+        </w:rPr>
         <w:t xml:space="preserve">Below is table with what tasks will be required to complete the Moffat Bay Lodge website. Each task shows a number of estimated hours that the team will spend working on them. The estimated times may change if the team encounters unexpected problems or additional development opportunities arise. </w:t>
       </w:r>
     </w:p>
     <w:tbl>
       <w:tblPr>
+        <w:tblStyle w:val="GridTable2-Accent6"/>
         <w:tblW w:w="0" w:type="auto"/>
         <w:tblLook w:val="04A0" w:firstRow="1" w:lastRow="0" w:firstColumn="1" w:lastColumn="0" w:noHBand="0" w:noVBand="1"/>
       </w:tblPr>
       <w:tblGrid>
         <w:gridCol w:w="2335"/>
-        <w:gridCol w:w="4500"/>
-        <w:gridCol w:w="2515"/>
+        <w:gridCol w:w="5760"/>
+        <w:gridCol w:w="1255"/>
       </w:tblGrid>
       <w:tr>
-        <w:tc>
-          <w:tcPr>
+        <w:trPr>
+          <w:cnfStyle w:val="100000000000" w:firstRow="1" w:lastRow="0" w:firstColumn="0" w:lastColumn="0" w:oddVBand="0" w:evenVBand="0" w:oddHBand="0" w:evenHBand="0" w:firstRowFirstColumn="0" w:firstRowLastColumn="0" w:lastRowFirstColumn="0" w:lastRowLastColumn="0"/>
+        </w:trPr>
+        <w:tc>
+          <w:tcPr>
+            <w:cnfStyle w:val="001000000000" w:firstRow="0" w:lastRow="0" w:firstColumn="1" w:lastColumn="0" w:oddVBand="0" w:evenVBand="0" w:oddHBand="0" w:evenHBand="0" w:firstRowFirstColumn="0" w:firstRowLastColumn="0" w:lastRowFirstColumn="0" w:lastRowLastColumn="0"/>
             <w:tcW w:w="2335" w:type="dxa"/>
           </w:tcPr>
           <w:p>
             <w:pPr>
+              <w:spacing w:line="360" w:lineRule="auto"/>
               <w:jc w:val="center"/>
             </w:pPr>
             <w:r>
@@ -2338,11 +3839,13 @@
         </w:tc>
         <w:tc>
           <w:tcPr>
-            <w:tcW w:w="4500" w:type="dxa"/>
-          </w:tcPr>
-          <w:p>
-            <w:pPr>
+            <w:tcW w:w="5760" w:type="dxa"/>
+          </w:tcPr>
+          <w:p>
+            <w:pPr>
+              <w:spacing w:line="360" w:lineRule="auto"/>
               <w:jc w:val="center"/>
+              <w:cnfStyle w:val="100000000000" w:firstRow="1" w:lastRow="0" w:firstColumn="0" w:lastColumn="0" w:oddVBand="0" w:evenVBand="0" w:oddHBand="0" w:evenHBand="0" w:firstRowFirstColumn="0" w:firstRowLastColumn="0" w:lastRowFirstColumn="0" w:lastRowLastColumn="0"/>
             </w:pPr>
             <w:r>
               <w:t>Description</w:t>
@@ -2351,11 +3854,13 @@
         </w:tc>
         <w:tc>
           <w:tcPr>
-            <w:tcW w:w="2515" w:type="dxa"/>
-          </w:tcPr>
-          <w:p>
-            <w:pPr>
+            <w:tcW w:w="1255" w:type="dxa"/>
+          </w:tcPr>
+          <w:p>
+            <w:pPr>
+              <w:spacing w:line="360" w:lineRule="auto"/>
               <w:jc w:val="center"/>
+              <w:cnfStyle w:val="100000000000" w:firstRow="1" w:lastRow="0" w:firstColumn="0" w:lastColumn="0" w:oddVBand="0" w:evenVBand="0" w:oddHBand="0" w:evenHBand="0" w:firstRowFirstColumn="0" w:firstRowLastColumn="0" w:lastRowFirstColumn="0" w:lastRowLastColumn="0"/>
             </w:pPr>
             <w:r>
               <w:t>Estimated Hours</w:t>
@@ -2364,87 +3869,100 @@
         </w:tc>
       </w:tr>
       <w:tr>
-        <w:tc>
-          <w:tcPr>
+        <w:trPr>
+          <w:cnfStyle w:val="000000100000" w:firstRow="0" w:lastRow="0" w:firstColumn="0" w:lastColumn="0" w:oddVBand="0" w:evenVBand="0" w:oddHBand="1" w:evenHBand="0" w:firstRowFirstColumn="0" w:firstRowLastColumn="0" w:lastRowFirstColumn="0" w:lastRowLastColumn="0"/>
+        </w:trPr>
+        <w:tc>
+          <w:tcPr>
+            <w:cnfStyle w:val="001000000000" w:firstRow="0" w:lastRow="0" w:firstColumn="1" w:lastColumn="0" w:oddVBand="0" w:evenVBand="0" w:oddHBand="0" w:evenHBand="0" w:firstRowFirstColumn="0" w:firstRowLastColumn="0" w:lastRowFirstColumn="0" w:lastRowLastColumn="0"/>
             <w:tcW w:w="2335" w:type="dxa"/>
-          </w:tcPr>
-          <w:p>
-            <w:pPr>
+            <w:shd w:val="clear" w:color="auto" w:fill="DDE5D5"/>
+          </w:tcPr>
+          <w:p>
+            <w:pPr>
+              <w:spacing w:line="360" w:lineRule="auto"/>
+            </w:pPr>
+            <w:r>
+              <w:t>Project planning</w:t>
+            </w:r>
+          </w:p>
+        </w:tc>
+        <w:tc>
+          <w:tcPr>
+            <w:tcW w:w="5760" w:type="dxa"/>
+            <w:shd w:val="clear" w:color="auto" w:fill="DDE5D5"/>
+          </w:tcPr>
+          <w:p>
+            <w:pPr>
+              <w:spacing w:line="360" w:lineRule="auto"/>
+              <w:cnfStyle w:val="000000100000" w:firstRow="0" w:lastRow="0" w:firstColumn="0" w:lastColumn="0" w:oddVBand="0" w:evenVBand="0" w:oddHBand="1" w:evenHBand="0" w:firstRowFirstColumn="0" w:firstRowLastColumn="0" w:lastRowFirstColumn="0" w:lastRowLastColumn="0"/>
+            </w:pPr>
+            <w:r>
+              <w:t>Reviewing the requirements, creating the TDD, and website layout</w:t>
+            </w:r>
+          </w:p>
+        </w:tc>
+        <w:tc>
+          <w:tcPr>
+            <w:tcW w:w="1255" w:type="dxa"/>
+            <w:shd w:val="clear" w:color="auto" w:fill="DDE5D5"/>
+          </w:tcPr>
+          <w:p>
+            <w:pPr>
+              <w:spacing w:line="360" w:lineRule="auto"/>
               <w:jc w:val="center"/>
-            </w:pPr>
-            <w:r>
-              <w:t>Project planning</w:t>
-            </w:r>
-          </w:p>
-        </w:tc>
-        <w:tc>
-          <w:tcPr>
-            <w:tcW w:w="4500" w:type="dxa"/>
-          </w:tcPr>
-          <w:p>
-            <w:pPr>
-              <w:jc w:val="center"/>
-            </w:pPr>
-            <w:r>
-              <w:t xml:space="preserve">Reviewing the requirements, creating the TDD, and </w:t>
-            </w:r>
-            <w:r>
-              <w:t>website layout</w:t>
-            </w:r>
-          </w:p>
-        </w:tc>
-        <w:tc>
-          <w:tcPr>
-            <w:tcW w:w="2515" w:type="dxa"/>
-          </w:tcPr>
-          <w:p>
-            <w:pPr>
-              <w:jc w:val="center"/>
+              <w:cnfStyle w:val="000000100000" w:firstRow="0" w:lastRow="0" w:firstColumn="0" w:lastColumn="0" w:oddVBand="0" w:evenVBand="0" w:oddHBand="1" w:evenHBand="0" w:firstRowFirstColumn="0" w:firstRowLastColumn="0" w:lastRowFirstColumn="0" w:lastRowLastColumn="0"/>
             </w:pPr>
             <w:r>
               <w:t>8</w:t>
             </w:r>
           </w:p>
-          <w:p/>
+          <w:p>
+            <w:pPr>
+              <w:spacing w:line="360" w:lineRule="auto"/>
+              <w:cnfStyle w:val="000000100000" w:firstRow="0" w:lastRow="0" w:firstColumn="0" w:lastColumn="0" w:oddVBand="0" w:evenVBand="0" w:oddHBand="1" w:evenHBand="0" w:firstRowFirstColumn="0" w:firstRowLastColumn="0" w:lastRowFirstColumn="0" w:lastRowLastColumn="0"/>
+            </w:pPr>
+          </w:p>
         </w:tc>
       </w:tr>
       <w:tr>
         <w:tc>
           <w:tcPr>
+            <w:cnfStyle w:val="001000000000" w:firstRow="0" w:lastRow="0" w:firstColumn="1" w:lastColumn="0" w:oddVBand="0" w:evenVBand="0" w:oddHBand="0" w:evenHBand="0" w:firstRowFirstColumn="0" w:firstRowLastColumn="0" w:lastRowFirstColumn="0" w:lastRowLastColumn="0"/>
             <w:tcW w:w="2335" w:type="dxa"/>
           </w:tcPr>
           <w:p>
             <w:pPr>
+              <w:spacing w:line="360" w:lineRule="auto"/>
+            </w:pPr>
+            <w:r>
+              <w:t>Database Setup</w:t>
+            </w:r>
+          </w:p>
+        </w:tc>
+        <w:tc>
+          <w:tcPr>
+            <w:tcW w:w="5760" w:type="dxa"/>
+          </w:tcPr>
+          <w:p>
+            <w:pPr>
+              <w:spacing w:line="360" w:lineRule="auto"/>
+              <w:cnfStyle w:val="000000000000" w:firstRow="0" w:lastRow="0" w:firstColumn="0" w:lastColumn="0" w:oddVBand="0" w:evenVBand="0" w:oddHBand="0" w:evenHBand="0" w:firstRowFirstColumn="0" w:firstRowLastColumn="0" w:lastRowFirstColumn="0" w:lastRowLastColumn="0"/>
+            </w:pPr>
+            <w:r>
+              <w:t>Create the ERD and setup the tables</w:t>
+            </w:r>
+          </w:p>
+        </w:tc>
+        <w:tc>
+          <w:tcPr>
+            <w:tcW w:w="1255" w:type="dxa"/>
+          </w:tcPr>
+          <w:p>
+            <w:pPr>
+              <w:spacing w:line="360" w:lineRule="auto"/>
               <w:jc w:val="center"/>
-            </w:pPr>
-            <w:r>
-              <w:t>Database Setup</w:t>
-            </w:r>
-          </w:p>
-        </w:tc>
-        <w:tc>
-          <w:tcPr>
-            <w:tcW w:w="4500" w:type="dxa"/>
-          </w:tcPr>
-          <w:p>
-            <w:pPr>
-              <w:jc w:val="center"/>
-            </w:pPr>
-            <w:r>
-              <w:t xml:space="preserve">Create the ERD and </w:t>
-            </w:r>
-            <w:r>
-              <w:t>setup the tables</w:t>
-            </w:r>
-          </w:p>
-        </w:tc>
-        <w:tc>
-          <w:tcPr>
-            <w:tcW w:w="2515" w:type="dxa"/>
-          </w:tcPr>
-          <w:p>
-            <w:pPr>
-              <w:jc w:val="center"/>
+              <w:cnfStyle w:val="000000000000" w:firstRow="0" w:lastRow="0" w:firstColumn="0" w:lastColumn="0" w:oddVBand="0" w:evenVBand="0" w:oddHBand="0" w:evenHBand="0" w:firstRowFirstColumn="0" w:firstRowLastColumn="0" w:lastRowFirstColumn="0" w:lastRowLastColumn="0"/>
             </w:pPr>
             <w:r>
               <w:t>5</w:t>
@@ -2453,42 +3971,49 @@
         </w:tc>
       </w:tr>
       <w:tr>
-        <w:tc>
-          <w:tcPr>
+        <w:trPr>
+          <w:cnfStyle w:val="000000100000" w:firstRow="0" w:lastRow="0" w:firstColumn="0" w:lastColumn="0" w:oddVBand="0" w:evenVBand="0" w:oddHBand="1" w:evenHBand="0" w:firstRowFirstColumn="0" w:firstRowLastColumn="0" w:lastRowFirstColumn="0" w:lastRowLastColumn="0"/>
+        </w:trPr>
+        <w:tc>
+          <w:tcPr>
+            <w:cnfStyle w:val="001000000000" w:firstRow="0" w:lastRow="0" w:firstColumn="1" w:lastColumn="0" w:oddVBand="0" w:evenVBand="0" w:oddHBand="0" w:evenHBand="0" w:firstRowFirstColumn="0" w:firstRowLastColumn="0" w:lastRowFirstColumn="0" w:lastRowLastColumn="0"/>
             <w:tcW w:w="2335" w:type="dxa"/>
-          </w:tcPr>
-          <w:p>
-            <w:pPr>
+            <w:shd w:val="clear" w:color="auto" w:fill="DDE5D5"/>
+          </w:tcPr>
+          <w:p>
+            <w:pPr>
+              <w:spacing w:line="360" w:lineRule="auto"/>
+            </w:pPr>
+            <w:r>
+              <w:t>Develop the Styling</w:t>
+            </w:r>
+          </w:p>
+        </w:tc>
+        <w:tc>
+          <w:tcPr>
+            <w:tcW w:w="5760" w:type="dxa"/>
+            <w:shd w:val="clear" w:color="auto" w:fill="DDE5D5"/>
+          </w:tcPr>
+          <w:p>
+            <w:pPr>
+              <w:spacing w:line="360" w:lineRule="auto"/>
+              <w:cnfStyle w:val="000000100000" w:firstRow="0" w:lastRow="0" w:firstColumn="0" w:lastColumn="0" w:oddVBand="0" w:evenVBand="0" w:oddHBand="1" w:evenHBand="0" w:firstRowFirstColumn="0" w:firstRowLastColumn="0" w:lastRowFirstColumn="0" w:lastRowLastColumn="0"/>
+            </w:pPr>
+            <w:r>
+              <w:t>Create a CSS styling that can be used across the site so everything fits together</w:t>
+            </w:r>
+          </w:p>
+        </w:tc>
+        <w:tc>
+          <w:tcPr>
+            <w:tcW w:w="1255" w:type="dxa"/>
+            <w:shd w:val="clear" w:color="auto" w:fill="DDE5D5"/>
+          </w:tcPr>
+          <w:p>
+            <w:pPr>
+              <w:spacing w:line="360" w:lineRule="auto"/>
               <w:jc w:val="center"/>
-            </w:pPr>
-            <w:r>
-              <w:t xml:space="preserve">Develop the </w:t>
-            </w:r>
-            <w:r>
-              <w:t>Styling</w:t>
-            </w:r>
-          </w:p>
-        </w:tc>
-        <w:tc>
-          <w:tcPr>
-            <w:tcW w:w="4500" w:type="dxa"/>
-          </w:tcPr>
-          <w:p>
-            <w:pPr>
-              <w:jc w:val="center"/>
-            </w:pPr>
-            <w:r>
-              <w:t>Create a CSS styling that can be used across the site so everything fits together</w:t>
-            </w:r>
-          </w:p>
-        </w:tc>
-        <w:tc>
-          <w:tcPr>
-            <w:tcW w:w="2515" w:type="dxa"/>
-          </w:tcPr>
-          <w:p>
-            <w:pPr>
-              <w:jc w:val="center"/>
+              <w:cnfStyle w:val="000000100000" w:firstRow="0" w:lastRow="0" w:firstColumn="0" w:lastColumn="0" w:oddVBand="0" w:evenVBand="0" w:oddHBand="1" w:evenHBand="0" w:firstRowFirstColumn="0" w:firstRowLastColumn="0" w:lastRowFirstColumn="0" w:lastRowLastColumn="0"/>
             </w:pPr>
             <w:r>
               <w:t>3</w:t>
@@ -2499,37 +4024,41 @@
       <w:tr>
         <w:tc>
           <w:tcPr>
+            <w:cnfStyle w:val="001000000000" w:firstRow="0" w:lastRow="0" w:firstColumn="1" w:lastColumn="0" w:oddVBand="0" w:evenVBand="0" w:oddHBand="0" w:evenHBand="0" w:firstRowFirstColumn="0" w:firstRowLastColumn="0" w:lastRowFirstColumn="0" w:lastRowLastColumn="0"/>
             <w:tcW w:w="2335" w:type="dxa"/>
           </w:tcPr>
           <w:p>
             <w:pPr>
+              <w:spacing w:line="360" w:lineRule="auto"/>
+            </w:pPr>
+            <w:r>
+              <w:t>Landing Page</w:t>
+            </w:r>
+          </w:p>
+        </w:tc>
+        <w:tc>
+          <w:tcPr>
+            <w:tcW w:w="5760" w:type="dxa"/>
+          </w:tcPr>
+          <w:p>
+            <w:pPr>
+              <w:spacing w:line="360" w:lineRule="auto"/>
+              <w:cnfStyle w:val="000000000000" w:firstRow="0" w:lastRow="0" w:firstColumn="0" w:lastColumn="0" w:oddVBand="0" w:evenVBand="0" w:oddHBand="0" w:evenHBand="0" w:firstRowFirstColumn="0" w:firstRowLastColumn="0" w:lastRowFirstColumn="0" w:lastRowLastColumn="0"/>
+            </w:pPr>
+            <w:r>
+              <w:t>Develop the main page</w:t>
+            </w:r>
+          </w:p>
+        </w:tc>
+        <w:tc>
+          <w:tcPr>
+            <w:tcW w:w="1255" w:type="dxa"/>
+          </w:tcPr>
+          <w:p>
+            <w:pPr>
+              <w:spacing w:line="360" w:lineRule="auto"/>
               <w:jc w:val="center"/>
-            </w:pPr>
-            <w:r>
-              <w:t>Landing Page</w:t>
-            </w:r>
-          </w:p>
-        </w:tc>
-        <w:tc>
-          <w:tcPr>
-            <w:tcW w:w="4500" w:type="dxa"/>
-          </w:tcPr>
-          <w:p>
-            <w:pPr>
-              <w:jc w:val="center"/>
-            </w:pPr>
-            <w:r>
-              <w:t>Develop the main page</w:t>
-            </w:r>
-          </w:p>
-        </w:tc>
-        <w:tc>
-          <w:tcPr>
-            <w:tcW w:w="2515" w:type="dxa"/>
-          </w:tcPr>
-          <w:p>
-            <w:pPr>
-              <w:jc w:val="center"/>
+              <w:cnfStyle w:val="000000000000" w:firstRow="0" w:lastRow="0" w:firstColumn="0" w:lastColumn="0" w:oddVBand="0" w:evenVBand="0" w:oddHBand="0" w:evenHBand="0" w:firstRowFirstColumn="0" w:firstRowLastColumn="0" w:lastRowFirstColumn="0" w:lastRowLastColumn="0"/>
             </w:pPr>
             <w:r>
               <w:t>5</w:t>
@@ -2538,39 +4067,49 @@
         </w:tc>
       </w:tr>
       <w:tr>
-        <w:tc>
-          <w:tcPr>
+        <w:trPr>
+          <w:cnfStyle w:val="000000100000" w:firstRow="0" w:lastRow="0" w:firstColumn="0" w:lastColumn="0" w:oddVBand="0" w:evenVBand="0" w:oddHBand="1" w:evenHBand="0" w:firstRowFirstColumn="0" w:firstRowLastColumn="0" w:lastRowFirstColumn="0" w:lastRowLastColumn="0"/>
+        </w:trPr>
+        <w:tc>
+          <w:tcPr>
+            <w:cnfStyle w:val="001000000000" w:firstRow="0" w:lastRow="0" w:firstColumn="1" w:lastColumn="0" w:oddVBand="0" w:evenVBand="0" w:oddHBand="0" w:evenHBand="0" w:firstRowFirstColumn="0" w:firstRowLastColumn="0" w:lastRowFirstColumn="0" w:lastRowLastColumn="0"/>
             <w:tcW w:w="2335" w:type="dxa"/>
-          </w:tcPr>
-          <w:p>
-            <w:pPr>
+            <w:shd w:val="clear" w:color="auto" w:fill="DDE5D5"/>
+          </w:tcPr>
+          <w:p>
+            <w:pPr>
+              <w:spacing w:line="360" w:lineRule="auto"/>
+            </w:pPr>
+            <w:r>
+              <w:t>About Us page</w:t>
+            </w:r>
+          </w:p>
+        </w:tc>
+        <w:tc>
+          <w:tcPr>
+            <w:tcW w:w="5760" w:type="dxa"/>
+            <w:shd w:val="clear" w:color="auto" w:fill="DDE5D5"/>
+          </w:tcPr>
+          <w:p>
+            <w:pPr>
+              <w:spacing w:line="360" w:lineRule="auto"/>
+              <w:cnfStyle w:val="000000100000" w:firstRow="0" w:lastRow="0" w:firstColumn="0" w:lastColumn="0" w:oddVBand="0" w:evenVBand="0" w:oddHBand="1" w:evenHBand="0" w:firstRowFirstColumn="0" w:firstRowLastColumn="0" w:lastRowFirstColumn="0" w:lastRowLastColumn="0"/>
+            </w:pPr>
+            <w:r>
+              <w:t>Create the about us page</w:t>
+            </w:r>
+          </w:p>
+        </w:tc>
+        <w:tc>
+          <w:tcPr>
+            <w:tcW w:w="1255" w:type="dxa"/>
+            <w:shd w:val="clear" w:color="auto" w:fill="DDE5D5"/>
+          </w:tcPr>
+          <w:p>
+            <w:pPr>
+              <w:spacing w:line="360" w:lineRule="auto"/>
               <w:jc w:val="center"/>
-            </w:pPr>
-            <w:r>
-              <w:t>About Us page</w:t>
-            </w:r>
-          </w:p>
-        </w:tc>
-        <w:tc>
-          <w:tcPr>
-            <w:tcW w:w="4500" w:type="dxa"/>
-          </w:tcPr>
-          <w:p>
-            <w:pPr>
-              <w:jc w:val="center"/>
-            </w:pPr>
-            <w:r>
-              <w:t>Create the about us page</w:t>
-            </w:r>
-          </w:p>
-        </w:tc>
-        <w:tc>
-          <w:tcPr>
-            <w:tcW w:w="2515" w:type="dxa"/>
-          </w:tcPr>
-          <w:p>
-            <w:pPr>
-              <w:jc w:val="center"/>
+              <w:cnfStyle w:val="000000100000" w:firstRow="0" w:lastRow="0" w:firstColumn="0" w:lastColumn="0" w:oddVBand="0" w:evenVBand="0" w:oddHBand="1" w:evenHBand="0" w:firstRowFirstColumn="0" w:firstRowLastColumn="0" w:lastRowFirstColumn="0" w:lastRowLastColumn="0"/>
             </w:pPr>
             <w:r>
               <w:t>2</w:t>
@@ -2581,37 +4120,41 @@
       <w:tr>
         <w:tc>
           <w:tcPr>
+            <w:cnfStyle w:val="001000000000" w:firstRow="0" w:lastRow="0" w:firstColumn="1" w:lastColumn="0" w:oddVBand="0" w:evenVBand="0" w:oddHBand="0" w:evenHBand="0" w:firstRowFirstColumn="0" w:firstRowLastColumn="0" w:lastRowFirstColumn="0" w:lastRowLastColumn="0"/>
             <w:tcW w:w="2335" w:type="dxa"/>
           </w:tcPr>
           <w:p>
             <w:pPr>
+              <w:spacing w:line="360" w:lineRule="auto"/>
+            </w:pPr>
+            <w:r>
+              <w:t>Contact Us page</w:t>
+            </w:r>
+          </w:p>
+        </w:tc>
+        <w:tc>
+          <w:tcPr>
+            <w:tcW w:w="5760" w:type="dxa"/>
+          </w:tcPr>
+          <w:p>
+            <w:pPr>
+              <w:spacing w:line="360" w:lineRule="auto"/>
+              <w:cnfStyle w:val="000000000000" w:firstRow="0" w:lastRow="0" w:firstColumn="0" w:lastColumn="0" w:oddVBand="0" w:evenVBand="0" w:oddHBand="0" w:evenHBand="0" w:firstRowFirstColumn="0" w:firstRowLastColumn="0" w:lastRowFirstColumn="0" w:lastRowLastColumn="0"/>
+            </w:pPr>
+            <w:r>
+              <w:t>Create a page to contact the Moffat Bay Lodge</w:t>
+            </w:r>
+          </w:p>
+        </w:tc>
+        <w:tc>
+          <w:tcPr>
+            <w:tcW w:w="1255" w:type="dxa"/>
+          </w:tcPr>
+          <w:p>
+            <w:pPr>
+              <w:spacing w:line="360" w:lineRule="auto"/>
               <w:jc w:val="center"/>
-            </w:pPr>
-            <w:r>
-              <w:t>Contact Us page</w:t>
-            </w:r>
-          </w:p>
-        </w:tc>
-        <w:tc>
-          <w:tcPr>
-            <w:tcW w:w="4500" w:type="dxa"/>
-          </w:tcPr>
-          <w:p>
-            <w:pPr>
-              <w:jc w:val="center"/>
-            </w:pPr>
-            <w:r>
-              <w:t>Create a page to contact the Moffat Bay Lodge</w:t>
-            </w:r>
-          </w:p>
-        </w:tc>
-        <w:tc>
-          <w:tcPr>
-            <w:tcW w:w="2515" w:type="dxa"/>
-          </w:tcPr>
-          <w:p>
-            <w:pPr>
-              <w:jc w:val="center"/>
+              <w:cnfStyle w:val="000000000000" w:firstRow="0" w:lastRow="0" w:firstColumn="0" w:lastColumn="0" w:oddVBand="0" w:evenVBand="0" w:oddHBand="0" w:evenHBand="0" w:firstRowFirstColumn="0" w:firstRowLastColumn="0" w:lastRowFirstColumn="0" w:lastRowLastColumn="0"/>
             </w:pPr>
             <w:r>
               <w:t>2</w:t>
@@ -2620,42 +4163,49 @@
         </w:tc>
       </w:tr>
       <w:tr>
-        <w:tc>
-          <w:tcPr>
+        <w:trPr>
+          <w:cnfStyle w:val="000000100000" w:firstRow="0" w:lastRow="0" w:firstColumn="0" w:lastColumn="0" w:oddVBand="0" w:evenVBand="0" w:oddHBand="1" w:evenHBand="0" w:firstRowFirstColumn="0" w:firstRowLastColumn="0" w:lastRowFirstColumn="0" w:lastRowLastColumn="0"/>
+        </w:trPr>
+        <w:tc>
+          <w:tcPr>
+            <w:cnfStyle w:val="001000000000" w:firstRow="0" w:lastRow="0" w:firstColumn="1" w:lastColumn="0" w:oddVBand="0" w:evenVBand="0" w:oddHBand="0" w:evenHBand="0" w:firstRowFirstColumn="0" w:firstRowLastColumn="0" w:lastRowFirstColumn="0" w:lastRowLastColumn="0"/>
             <w:tcW w:w="2335" w:type="dxa"/>
-          </w:tcPr>
-          <w:p>
-            <w:pPr>
+            <w:shd w:val="clear" w:color="auto" w:fill="DDE5D5"/>
+          </w:tcPr>
+          <w:p>
+            <w:pPr>
+              <w:spacing w:line="360" w:lineRule="auto"/>
+            </w:pPr>
+            <w:r>
+              <w:t>Attractions Page</w:t>
+            </w:r>
+          </w:p>
+        </w:tc>
+        <w:tc>
+          <w:tcPr>
+            <w:tcW w:w="5760" w:type="dxa"/>
+            <w:shd w:val="clear" w:color="auto" w:fill="DDE5D5"/>
+          </w:tcPr>
+          <w:p>
+            <w:pPr>
+              <w:spacing w:line="360" w:lineRule="auto"/>
+              <w:cnfStyle w:val="000000100000" w:firstRow="0" w:lastRow="0" w:firstColumn="0" w:lastColumn="0" w:oddVBand="0" w:evenVBand="0" w:oddHBand="1" w:evenHBand="0" w:firstRowFirstColumn="0" w:firstRowLastColumn="0" w:lastRowFirstColumn="0" w:lastRowLastColumn="0"/>
+            </w:pPr>
+            <w:r>
+              <w:t>Create the Attractions page listing all the activities at the lodge</w:t>
+            </w:r>
+          </w:p>
+        </w:tc>
+        <w:tc>
+          <w:tcPr>
+            <w:tcW w:w="1255" w:type="dxa"/>
+            <w:shd w:val="clear" w:color="auto" w:fill="DDE5D5"/>
+          </w:tcPr>
+          <w:p>
+            <w:pPr>
+              <w:spacing w:line="360" w:lineRule="auto"/>
               <w:jc w:val="center"/>
-            </w:pPr>
-            <w:r>
-              <w:t>Attractions Page</w:t>
-            </w:r>
-          </w:p>
-        </w:tc>
-        <w:tc>
-          <w:tcPr>
-            <w:tcW w:w="4500" w:type="dxa"/>
-          </w:tcPr>
-          <w:p>
-            <w:pPr>
-              <w:jc w:val="center"/>
-            </w:pPr>
-            <w:r>
-              <w:t xml:space="preserve">Create the </w:t>
-            </w:r>
-            <w:r>
-              <w:t>Attractions page listing all the activities at the lodge</w:t>
-            </w:r>
-          </w:p>
-        </w:tc>
-        <w:tc>
-          <w:tcPr>
-            <w:tcW w:w="2515" w:type="dxa"/>
-          </w:tcPr>
-          <w:p>
-            <w:pPr>
-              <w:jc w:val="center"/>
+              <w:cnfStyle w:val="000000100000" w:firstRow="0" w:lastRow="0" w:firstColumn="0" w:lastColumn="0" w:oddVBand="0" w:evenVBand="0" w:oddHBand="1" w:evenHBand="0" w:firstRowFirstColumn="0" w:firstRowLastColumn="0" w:lastRowFirstColumn="0" w:lastRowLastColumn="0"/>
             </w:pPr>
             <w:r>
               <w:t>2</w:t>
@@ -2666,37 +4216,41 @@
       <w:tr>
         <w:tc>
           <w:tcPr>
+            <w:cnfStyle w:val="001000000000" w:firstRow="0" w:lastRow="0" w:firstColumn="1" w:lastColumn="0" w:oddVBand="0" w:evenVBand="0" w:oddHBand="0" w:evenHBand="0" w:firstRowFirstColumn="0" w:firstRowLastColumn="0" w:lastRowFirstColumn="0" w:lastRowLastColumn="0"/>
             <w:tcW w:w="2335" w:type="dxa"/>
           </w:tcPr>
           <w:p>
             <w:pPr>
+              <w:spacing w:line="360" w:lineRule="auto"/>
+            </w:pPr>
+            <w:r>
+              <w:t>Registration Page</w:t>
+            </w:r>
+          </w:p>
+        </w:tc>
+        <w:tc>
+          <w:tcPr>
+            <w:tcW w:w="5760" w:type="dxa"/>
+          </w:tcPr>
+          <w:p>
+            <w:pPr>
+              <w:spacing w:line="360" w:lineRule="auto"/>
+              <w:cnfStyle w:val="000000000000" w:firstRow="0" w:lastRow="0" w:firstColumn="0" w:lastColumn="0" w:oddVBand="0" w:evenVBand="0" w:oddHBand="0" w:evenHBand="0" w:firstRowFirstColumn="0" w:firstRowLastColumn="0" w:lastRowFirstColumn="0" w:lastRowLastColumn="0"/>
+            </w:pPr>
+            <w:r>
+              <w:t>Create the registration page with its form, validations and writing to database</w:t>
+            </w:r>
+          </w:p>
+        </w:tc>
+        <w:tc>
+          <w:tcPr>
+            <w:tcW w:w="1255" w:type="dxa"/>
+          </w:tcPr>
+          <w:p>
+            <w:pPr>
+              <w:spacing w:line="360" w:lineRule="auto"/>
               <w:jc w:val="center"/>
-            </w:pPr>
-            <w:r>
-              <w:t>Registration Page</w:t>
-            </w:r>
-          </w:p>
-        </w:tc>
-        <w:tc>
-          <w:tcPr>
-            <w:tcW w:w="4500" w:type="dxa"/>
-          </w:tcPr>
-          <w:p>
-            <w:pPr>
-              <w:jc w:val="center"/>
-            </w:pPr>
-            <w:r>
-              <w:t>Create the registration page with its form, validations and writing to database</w:t>
-            </w:r>
-          </w:p>
-        </w:tc>
-        <w:tc>
-          <w:tcPr>
-            <w:tcW w:w="2515" w:type="dxa"/>
-          </w:tcPr>
-          <w:p>
-            <w:pPr>
-              <w:jc w:val="center"/>
+              <w:cnfStyle w:val="000000000000" w:firstRow="0" w:lastRow="0" w:firstColumn="0" w:lastColumn="0" w:oddVBand="0" w:evenVBand="0" w:oddHBand="0" w:evenHBand="0" w:firstRowFirstColumn="0" w:firstRowLastColumn="0" w:lastRowFirstColumn="0" w:lastRowLastColumn="0"/>
             </w:pPr>
             <w:r>
               <w:t>10</w:t>
@@ -2705,39 +4259,49 @@
         </w:tc>
       </w:tr>
       <w:tr>
-        <w:tc>
-          <w:tcPr>
+        <w:trPr>
+          <w:cnfStyle w:val="000000100000" w:firstRow="0" w:lastRow="0" w:firstColumn="0" w:lastColumn="0" w:oddVBand="0" w:evenVBand="0" w:oddHBand="1" w:evenHBand="0" w:firstRowFirstColumn="0" w:firstRowLastColumn="0" w:lastRowFirstColumn="0" w:lastRowLastColumn="0"/>
+        </w:trPr>
+        <w:tc>
+          <w:tcPr>
+            <w:cnfStyle w:val="001000000000" w:firstRow="0" w:lastRow="0" w:firstColumn="1" w:lastColumn="0" w:oddVBand="0" w:evenVBand="0" w:oddHBand="0" w:evenHBand="0" w:firstRowFirstColumn="0" w:firstRowLastColumn="0" w:lastRowFirstColumn="0" w:lastRowLastColumn="0"/>
             <w:tcW w:w="2335" w:type="dxa"/>
-          </w:tcPr>
-          <w:p>
-            <w:pPr>
+            <w:shd w:val="clear" w:color="auto" w:fill="DDE5D5"/>
+          </w:tcPr>
+          <w:p>
+            <w:pPr>
+              <w:spacing w:line="360" w:lineRule="auto"/>
+            </w:pPr>
+            <w:r>
+              <w:t>Login System</w:t>
+            </w:r>
+          </w:p>
+        </w:tc>
+        <w:tc>
+          <w:tcPr>
+            <w:tcW w:w="5760" w:type="dxa"/>
+            <w:shd w:val="clear" w:color="auto" w:fill="DDE5D5"/>
+          </w:tcPr>
+          <w:p>
+            <w:pPr>
+              <w:spacing w:line="360" w:lineRule="auto"/>
+              <w:cnfStyle w:val="000000100000" w:firstRow="0" w:lastRow="0" w:firstColumn="0" w:lastColumn="0" w:oddVBand="0" w:evenVBand="0" w:oddHBand="1" w:evenHBand="0" w:firstRowFirstColumn="0" w:firstRowLastColumn="0" w:lastRowFirstColumn="0" w:lastRowLastColumn="0"/>
+            </w:pPr>
+            <w:r>
+              <w:t>Create the login system connecting to the database to verify username/password match</w:t>
+            </w:r>
+          </w:p>
+        </w:tc>
+        <w:tc>
+          <w:tcPr>
+            <w:tcW w:w="1255" w:type="dxa"/>
+            <w:shd w:val="clear" w:color="auto" w:fill="DDE5D5"/>
+          </w:tcPr>
+          <w:p>
+            <w:pPr>
+              <w:spacing w:line="360" w:lineRule="auto"/>
               <w:jc w:val="center"/>
-            </w:pPr>
-            <w:r>
-              <w:t>Login System</w:t>
-            </w:r>
-          </w:p>
-        </w:tc>
-        <w:tc>
-          <w:tcPr>
-            <w:tcW w:w="4500" w:type="dxa"/>
-          </w:tcPr>
-          <w:p>
-            <w:pPr>
-              <w:jc w:val="center"/>
-            </w:pPr>
-            <w:r>
-              <w:t>Create the login system connecting to the database to verify username/password match</w:t>
-            </w:r>
-          </w:p>
-        </w:tc>
-        <w:tc>
-          <w:tcPr>
-            <w:tcW w:w="2515" w:type="dxa"/>
-          </w:tcPr>
-          <w:p>
-            <w:pPr>
-              <w:jc w:val="center"/>
+              <w:cnfStyle w:val="000000100000" w:firstRow="0" w:lastRow="0" w:firstColumn="0" w:lastColumn="0" w:oddVBand="0" w:evenVBand="0" w:oddHBand="1" w:evenHBand="0" w:firstRowFirstColumn="0" w:firstRowLastColumn="0" w:lastRowFirstColumn="0" w:lastRowLastColumn="0"/>
             </w:pPr>
             <w:r>
               <w:t>10</w:t>
@@ -2748,37 +4312,41 @@
       <w:tr>
         <w:tc>
           <w:tcPr>
+            <w:cnfStyle w:val="001000000000" w:firstRow="0" w:lastRow="0" w:firstColumn="1" w:lastColumn="0" w:oddVBand="0" w:evenVBand="0" w:oddHBand="0" w:evenHBand="0" w:firstRowFirstColumn="0" w:firstRowLastColumn="0" w:lastRowFirstColumn="0" w:lastRowLastColumn="0"/>
             <w:tcW w:w="2335" w:type="dxa"/>
           </w:tcPr>
           <w:p>
             <w:pPr>
+              <w:spacing w:line="360" w:lineRule="auto"/>
+            </w:pPr>
+            <w:r>
+              <w:t>Reservation Page</w:t>
+            </w:r>
+          </w:p>
+        </w:tc>
+        <w:tc>
+          <w:tcPr>
+            <w:tcW w:w="5760" w:type="dxa"/>
+          </w:tcPr>
+          <w:p>
+            <w:pPr>
+              <w:spacing w:line="360" w:lineRule="auto"/>
+              <w:cnfStyle w:val="000000000000" w:firstRow="0" w:lastRow="0" w:firstColumn="0" w:lastColumn="0" w:oddVBand="0" w:evenVBand="0" w:oddHBand="0" w:evenHBand="0" w:firstRowFirstColumn="0" w:firstRowLastColumn="0" w:lastRowFirstColumn="0" w:lastRowLastColumn="0"/>
+            </w:pPr>
+            <w:r>
+              <w:t>Build the page that allows user to select a room, enter a guest count, and have a date selection for start/end of stay</w:t>
+            </w:r>
+          </w:p>
+        </w:tc>
+        <w:tc>
+          <w:tcPr>
+            <w:tcW w:w="1255" w:type="dxa"/>
+          </w:tcPr>
+          <w:p>
+            <w:pPr>
+              <w:spacing w:line="360" w:lineRule="auto"/>
               <w:jc w:val="center"/>
-            </w:pPr>
-            <w:r>
-              <w:t>Reservation Page</w:t>
-            </w:r>
-          </w:p>
-        </w:tc>
-        <w:tc>
-          <w:tcPr>
-            <w:tcW w:w="4500" w:type="dxa"/>
-          </w:tcPr>
-          <w:p>
-            <w:pPr>
-              <w:jc w:val="center"/>
-            </w:pPr>
-            <w:r>
-              <w:t>Build the page that allows user to select a room, enter a guest count, and have a date selection for start/end of stay</w:t>
-            </w:r>
-          </w:p>
-        </w:tc>
-        <w:tc>
-          <w:tcPr>
-            <w:tcW w:w="2515" w:type="dxa"/>
-          </w:tcPr>
-          <w:p>
-            <w:pPr>
-              <w:jc w:val="center"/>
+              <w:cnfStyle w:val="000000000000" w:firstRow="0" w:lastRow="0" w:firstColumn="0" w:lastColumn="0" w:oddVBand="0" w:evenVBand="0" w:oddHBand="0" w:evenHBand="0" w:firstRowFirstColumn="0" w:firstRowLastColumn="0" w:lastRowFirstColumn="0" w:lastRowLastColumn="0"/>
             </w:pPr>
             <w:r>
               <w:t>10</w:t>
@@ -2787,39 +4355,49 @@
         </w:tc>
       </w:tr>
       <w:tr>
-        <w:tc>
-          <w:tcPr>
+        <w:trPr>
+          <w:cnfStyle w:val="000000100000" w:firstRow="0" w:lastRow="0" w:firstColumn="0" w:lastColumn="0" w:oddVBand="0" w:evenVBand="0" w:oddHBand="1" w:evenHBand="0" w:firstRowFirstColumn="0" w:firstRowLastColumn="0" w:lastRowFirstColumn="0" w:lastRowLastColumn="0"/>
+        </w:trPr>
+        <w:tc>
+          <w:tcPr>
+            <w:cnfStyle w:val="001000000000" w:firstRow="0" w:lastRow="0" w:firstColumn="1" w:lastColumn="0" w:oddVBand="0" w:evenVBand="0" w:oddHBand="0" w:evenHBand="0" w:firstRowFirstColumn="0" w:firstRowLastColumn="0" w:lastRowFirstColumn="0" w:lastRowLastColumn="0"/>
             <w:tcW w:w="2335" w:type="dxa"/>
-          </w:tcPr>
-          <w:p>
-            <w:pPr>
+            <w:shd w:val="clear" w:color="auto" w:fill="DDE5D5"/>
+          </w:tcPr>
+          <w:p>
+            <w:pPr>
+              <w:spacing w:line="360" w:lineRule="auto"/>
+            </w:pPr>
+            <w:r>
+              <w:t>Reservation Summary</w:t>
+            </w:r>
+          </w:p>
+        </w:tc>
+        <w:tc>
+          <w:tcPr>
+            <w:tcW w:w="5760" w:type="dxa"/>
+            <w:shd w:val="clear" w:color="auto" w:fill="DDE5D5"/>
+          </w:tcPr>
+          <w:p>
+            <w:pPr>
+              <w:spacing w:line="360" w:lineRule="auto"/>
+              <w:cnfStyle w:val="000000100000" w:firstRow="0" w:lastRow="0" w:firstColumn="0" w:lastColumn="0" w:oddVBand="0" w:evenVBand="0" w:oddHBand="1" w:evenHBand="0" w:firstRowFirstColumn="0" w:firstRowLastColumn="0" w:lastRowFirstColumn="0" w:lastRowLastColumn="0"/>
+            </w:pPr>
+            <w:r>
+              <w:t>Display the review page that the user can view and either confirm or cancel. If confirmed write data to the database</w:t>
+            </w:r>
+          </w:p>
+        </w:tc>
+        <w:tc>
+          <w:tcPr>
+            <w:tcW w:w="1255" w:type="dxa"/>
+            <w:shd w:val="clear" w:color="auto" w:fill="DDE5D5"/>
+          </w:tcPr>
+          <w:p>
+            <w:pPr>
+              <w:spacing w:line="360" w:lineRule="auto"/>
               <w:jc w:val="center"/>
-            </w:pPr>
-            <w:r>
-              <w:t>Reservation Summary</w:t>
-            </w:r>
-          </w:p>
-        </w:tc>
-        <w:tc>
-          <w:tcPr>
-            <w:tcW w:w="4500" w:type="dxa"/>
-          </w:tcPr>
-          <w:p>
-            <w:pPr>
-              <w:jc w:val="center"/>
-            </w:pPr>
-            <w:r>
-              <w:t>Display the review page that the user can view and either confirm or cancel. If confirmed write data to the database</w:t>
-            </w:r>
-          </w:p>
-        </w:tc>
-        <w:tc>
-          <w:tcPr>
-            <w:tcW w:w="2515" w:type="dxa"/>
-          </w:tcPr>
-          <w:p>
-            <w:pPr>
-              <w:jc w:val="center"/>
+              <w:cnfStyle w:val="000000100000" w:firstRow="0" w:lastRow="0" w:firstColumn="0" w:lastColumn="0" w:oddVBand="0" w:evenVBand="0" w:oddHBand="1" w:evenHBand="0" w:firstRowFirstColumn="0" w:firstRowLastColumn="0" w:lastRowFirstColumn="0" w:lastRowLastColumn="0"/>
             </w:pPr>
             <w:r>
               <w:t>8</w:t>
@@ -2830,38 +4408,41 @@
       <w:tr>
         <w:tc>
           <w:tcPr>
+            <w:cnfStyle w:val="001000000000" w:firstRow="0" w:lastRow="0" w:firstColumn="1" w:lastColumn="0" w:oddVBand="0" w:evenVBand="0" w:oddHBand="0" w:evenHBand="0" w:firstRowFirstColumn="0" w:firstRowLastColumn="0" w:lastRowFirstColumn="0" w:lastRowLastColumn="0"/>
             <w:tcW w:w="2335" w:type="dxa"/>
           </w:tcPr>
           <w:p>
             <w:pPr>
+              <w:spacing w:line="360" w:lineRule="auto"/>
+            </w:pPr>
+            <w:r>
+              <w:t>Reservation Lookup</w:t>
+            </w:r>
+          </w:p>
+        </w:tc>
+        <w:tc>
+          <w:tcPr>
+            <w:tcW w:w="5760" w:type="dxa"/>
+          </w:tcPr>
+          <w:p>
+            <w:pPr>
+              <w:spacing w:line="360" w:lineRule="auto"/>
+              <w:cnfStyle w:val="000000000000" w:firstRow="0" w:lastRow="0" w:firstColumn="0" w:lastColumn="0" w:oddVBand="0" w:evenVBand="0" w:oddHBand="0" w:evenHBand="0" w:firstRowFirstColumn="0" w:firstRowLastColumn="0" w:lastRowFirstColumn="0" w:lastRowLastColumn="0"/>
+            </w:pPr>
+            <w:r>
+              <w:t>Allow user to view the reservations be either the reservation ID or by email lookup</w:t>
+            </w:r>
+          </w:p>
+        </w:tc>
+        <w:tc>
+          <w:tcPr>
+            <w:tcW w:w="1255" w:type="dxa"/>
+          </w:tcPr>
+          <w:p>
+            <w:pPr>
+              <w:spacing w:line="360" w:lineRule="auto"/>
               <w:jc w:val="center"/>
-            </w:pPr>
-            <w:r>
-              <w:lastRenderedPageBreak/>
-              <w:t>Reservation Lookup</w:t>
-            </w:r>
-          </w:p>
-        </w:tc>
-        <w:tc>
-          <w:tcPr>
-            <w:tcW w:w="4500" w:type="dxa"/>
-          </w:tcPr>
-          <w:p>
-            <w:pPr>
-              <w:jc w:val="center"/>
-            </w:pPr>
-            <w:r>
-              <w:t>Allow user to view the reservations be either the reservation ID or by email lookup</w:t>
-            </w:r>
-          </w:p>
-        </w:tc>
-        <w:tc>
-          <w:tcPr>
-            <w:tcW w:w="2515" w:type="dxa"/>
-          </w:tcPr>
-          <w:p>
-            <w:pPr>
-              <w:jc w:val="center"/>
+              <w:cnfStyle w:val="000000000000" w:firstRow="0" w:lastRow="0" w:firstColumn="0" w:lastColumn="0" w:oddVBand="0" w:evenVBand="0" w:oddHBand="0" w:evenHBand="0" w:firstRowFirstColumn="0" w:firstRowLastColumn="0" w:lastRowFirstColumn="0" w:lastRowLastColumn="0"/>
             </w:pPr>
             <w:r>
               <w:t>6</w:t>
@@ -2870,39 +4451,49 @@
         </w:tc>
       </w:tr>
       <w:tr>
-        <w:tc>
-          <w:tcPr>
+        <w:trPr>
+          <w:cnfStyle w:val="000000100000" w:firstRow="0" w:lastRow="0" w:firstColumn="0" w:lastColumn="0" w:oddVBand="0" w:evenVBand="0" w:oddHBand="1" w:evenHBand="0" w:firstRowFirstColumn="0" w:firstRowLastColumn="0" w:lastRowFirstColumn="0" w:lastRowLastColumn="0"/>
+        </w:trPr>
+        <w:tc>
+          <w:tcPr>
+            <w:cnfStyle w:val="001000000000" w:firstRow="0" w:lastRow="0" w:firstColumn="1" w:lastColumn="0" w:oddVBand="0" w:evenVBand="0" w:oddHBand="0" w:evenHBand="0" w:firstRowFirstColumn="0" w:firstRowLastColumn="0" w:lastRowFirstColumn="0" w:lastRowLastColumn="0"/>
             <w:tcW w:w="2335" w:type="dxa"/>
-          </w:tcPr>
-          <w:p>
-            <w:pPr>
+            <w:shd w:val="clear" w:color="auto" w:fill="DDE5D5"/>
+          </w:tcPr>
+          <w:p>
+            <w:pPr>
+              <w:spacing w:line="360" w:lineRule="auto"/>
+            </w:pPr>
+            <w:r>
+              <w:t>Testing and debugging</w:t>
+            </w:r>
+          </w:p>
+        </w:tc>
+        <w:tc>
+          <w:tcPr>
+            <w:tcW w:w="5760" w:type="dxa"/>
+            <w:shd w:val="clear" w:color="auto" w:fill="DDE5D5"/>
+          </w:tcPr>
+          <w:p>
+            <w:pPr>
+              <w:spacing w:line="360" w:lineRule="auto"/>
+              <w:cnfStyle w:val="000000100000" w:firstRow="0" w:lastRow="0" w:firstColumn="0" w:lastColumn="0" w:oddVBand="0" w:evenVBand="0" w:oddHBand="1" w:evenHBand="0" w:firstRowFirstColumn="0" w:firstRowLastColumn="0" w:lastRowFirstColumn="0" w:lastRowLastColumn="0"/>
+            </w:pPr>
+            <w:r>
+              <w:t>Test the system and make sure everything works as expected</w:t>
+            </w:r>
+          </w:p>
+        </w:tc>
+        <w:tc>
+          <w:tcPr>
+            <w:tcW w:w="1255" w:type="dxa"/>
+            <w:shd w:val="clear" w:color="auto" w:fill="DDE5D5"/>
+          </w:tcPr>
+          <w:p>
+            <w:pPr>
+              <w:spacing w:line="360" w:lineRule="auto"/>
               <w:jc w:val="center"/>
-            </w:pPr>
-            <w:r>
-              <w:t>Testing and debugging</w:t>
-            </w:r>
-          </w:p>
-        </w:tc>
-        <w:tc>
-          <w:tcPr>
-            <w:tcW w:w="4500" w:type="dxa"/>
-          </w:tcPr>
-          <w:p>
-            <w:pPr>
-              <w:jc w:val="center"/>
-            </w:pPr>
-            <w:r>
-              <w:t>Test the system and make sure everything works as expected</w:t>
-            </w:r>
-          </w:p>
-        </w:tc>
-        <w:tc>
-          <w:tcPr>
-            <w:tcW w:w="2515" w:type="dxa"/>
-          </w:tcPr>
-          <w:p>
-            <w:pPr>
-              <w:jc w:val="center"/>
+              <w:cnfStyle w:val="000000100000" w:firstRow="0" w:lastRow="0" w:firstColumn="0" w:lastColumn="0" w:oddVBand="0" w:evenVBand="0" w:oddHBand="1" w:evenHBand="0" w:firstRowFirstColumn="0" w:firstRowLastColumn="0" w:lastRowFirstColumn="0" w:lastRowLastColumn="0"/>
             </w:pPr>
             <w:r>
               <w:t>12</w:t>
@@ -2913,37 +4504,41 @@
       <w:tr>
         <w:tc>
           <w:tcPr>
+            <w:cnfStyle w:val="001000000000" w:firstRow="0" w:lastRow="0" w:firstColumn="1" w:lastColumn="0" w:oddVBand="0" w:evenVBand="0" w:oddHBand="0" w:evenHBand="0" w:firstRowFirstColumn="0" w:firstRowLastColumn="0" w:lastRowFirstColumn="0" w:lastRowLastColumn="0"/>
             <w:tcW w:w="2335" w:type="dxa"/>
           </w:tcPr>
           <w:p>
             <w:pPr>
+              <w:spacing w:line="360" w:lineRule="auto"/>
+            </w:pPr>
+            <w:r>
+              <w:t>Final Review</w:t>
+            </w:r>
+          </w:p>
+        </w:tc>
+        <w:tc>
+          <w:tcPr>
+            <w:tcW w:w="5760" w:type="dxa"/>
+          </w:tcPr>
+          <w:p>
+            <w:pPr>
+              <w:spacing w:line="360" w:lineRule="auto"/>
+              <w:cnfStyle w:val="000000000000" w:firstRow="0" w:lastRow="0" w:firstColumn="0" w:lastColumn="0" w:oddVBand="0" w:evenVBand="0" w:oddHBand="0" w:evenHBand="0" w:firstRowFirstColumn="0" w:firstRowLastColumn="0" w:lastRowFirstColumn="0" w:lastRowLastColumn="0"/>
+            </w:pPr>
+            <w:r>
+              <w:t>Verify everything is documented and ready for submission</w:t>
+            </w:r>
+          </w:p>
+        </w:tc>
+        <w:tc>
+          <w:tcPr>
+            <w:tcW w:w="1255" w:type="dxa"/>
+          </w:tcPr>
+          <w:p>
+            <w:pPr>
+              <w:spacing w:line="360" w:lineRule="auto"/>
               <w:jc w:val="center"/>
-            </w:pPr>
-            <w:r>
-              <w:t>Final Review</w:t>
-            </w:r>
-          </w:p>
-        </w:tc>
-        <w:tc>
-          <w:tcPr>
-            <w:tcW w:w="4500" w:type="dxa"/>
-          </w:tcPr>
-          <w:p>
-            <w:pPr>
-              <w:jc w:val="center"/>
-            </w:pPr>
-            <w:r>
-              <w:t>Verify everything is documented and ready for submission</w:t>
-            </w:r>
-          </w:p>
-        </w:tc>
-        <w:tc>
-          <w:tcPr>
-            <w:tcW w:w="2515" w:type="dxa"/>
-          </w:tcPr>
-          <w:p>
-            <w:pPr>
-              <w:jc w:val="center"/>
+              <w:cnfStyle w:val="000000000000" w:firstRow="0" w:lastRow="0" w:firstColumn="0" w:lastColumn="0" w:oddVBand="0" w:evenVBand="0" w:oddHBand="0" w:evenHBand="0" w:firstRowFirstColumn="0" w:firstRowLastColumn="0" w:lastRowFirstColumn="0" w:lastRowLastColumn="0"/>
             </w:pPr>
             <w:r>
               <w:t>4</w:t>
@@ -2952,12 +4547,18 @@
         </w:tc>
       </w:tr>
       <w:tr>
-        <w:tc>
-          <w:tcPr>
+        <w:trPr>
+          <w:cnfStyle w:val="000000100000" w:firstRow="0" w:lastRow="0" w:firstColumn="0" w:lastColumn="0" w:oddVBand="0" w:evenVBand="0" w:oddHBand="1" w:evenHBand="0" w:firstRowFirstColumn="0" w:firstRowLastColumn="0" w:lastRowFirstColumn="0" w:lastRowLastColumn="0"/>
+        </w:trPr>
+        <w:tc>
+          <w:tcPr>
+            <w:cnfStyle w:val="001000000000" w:firstRow="0" w:lastRow="0" w:firstColumn="1" w:lastColumn="0" w:oddVBand="0" w:evenVBand="0" w:oddHBand="0" w:evenHBand="0" w:firstRowFirstColumn="0" w:firstRowLastColumn="0" w:lastRowFirstColumn="0" w:lastRowLastColumn="0"/>
             <w:tcW w:w="2335" w:type="dxa"/>
-          </w:tcPr>
-          <w:p>
-            <w:pPr>
+            <w:shd w:val="clear" w:color="auto" w:fill="DDE5D5"/>
+          </w:tcPr>
+          <w:p>
+            <w:pPr>
+              <w:spacing w:line="360" w:lineRule="auto"/>
               <w:jc w:val="center"/>
             </w:pPr>
             <w:r>
@@ -2967,21 +4568,27 @@
         </w:tc>
         <w:tc>
           <w:tcPr>
-            <w:tcW w:w="4500" w:type="dxa"/>
-          </w:tcPr>
-          <w:p>
-            <w:pPr>
+            <w:tcW w:w="5760" w:type="dxa"/>
+            <w:shd w:val="clear" w:color="auto" w:fill="DDE5D5"/>
+          </w:tcPr>
+          <w:p>
+            <w:pPr>
+              <w:spacing w:line="360" w:lineRule="auto"/>
               <w:jc w:val="center"/>
-            </w:pPr>
-          </w:p>
-        </w:tc>
-        <w:tc>
-          <w:tcPr>
-            <w:tcW w:w="2515" w:type="dxa"/>
-          </w:tcPr>
-          <w:p>
-            <w:pPr>
+              <w:cnfStyle w:val="000000100000" w:firstRow="0" w:lastRow="0" w:firstColumn="0" w:lastColumn="0" w:oddVBand="0" w:evenVBand="0" w:oddHBand="1" w:evenHBand="0" w:firstRowFirstColumn="0" w:firstRowLastColumn="0" w:lastRowFirstColumn="0" w:lastRowLastColumn="0"/>
+            </w:pPr>
+          </w:p>
+        </w:tc>
+        <w:tc>
+          <w:tcPr>
+            <w:tcW w:w="1255" w:type="dxa"/>
+            <w:shd w:val="clear" w:color="auto" w:fill="DDE5D5"/>
+          </w:tcPr>
+          <w:p>
+            <w:pPr>
+              <w:spacing w:line="360" w:lineRule="auto"/>
               <w:jc w:val="center"/>
+              <w:cnfStyle w:val="000000100000" w:firstRow="0" w:lastRow="0" w:firstColumn="0" w:lastColumn="0" w:oddVBand="0" w:evenVBand="0" w:oddHBand="1" w:evenHBand="0" w:firstRowFirstColumn="0" w:firstRowLastColumn="0" w:lastRowFirstColumn="0" w:lastRowLastColumn="0"/>
             </w:pPr>
             <w:r>
               <w:t>87</w:t>
@@ -2990,7 +4597,82 @@
         </w:tc>
       </w:tr>
     </w:tbl>
-    <w:p/>
+    <w:p>
+      <w:pPr>
+        <w:pStyle w:val="Heading1"/>
+        <w:pBdr>
+          <w:top w:val="single" w:sz="24" w:space="0" w:color="193C30"/>
+          <w:left w:val="single" w:sz="24" w:space="0" w:color="193C30"/>
+          <w:bottom w:val="single" w:sz="24" w:space="0" w:color="193C30"/>
+          <w:right w:val="single" w:sz="24" w:space="0" w:color="193C30"/>
+        </w:pBdr>
+        <w:shd w:val="clear" w:color="auto" w:fill="193C30"/>
+      </w:pPr>
+      <w:r>
+        <w:lastRenderedPageBreak/>
+        <w:t>2. Design</w:t>
+      </w:r>
+    </w:p>
+    <w:p>
+      <w:pPr>
+        <w:pStyle w:val="Heading2"/>
+        <w:pBdr>
+          <w:top w:val="single" w:sz="24" w:space="0" w:color="DDE5D5"/>
+          <w:left w:val="single" w:sz="24" w:space="0" w:color="DDE5D5"/>
+          <w:bottom w:val="single" w:sz="24" w:space="0" w:color="DDE5D5"/>
+          <w:right w:val="single" w:sz="24" w:space="0" w:color="DDE5D5"/>
+        </w:pBdr>
+        <w:shd w:val="clear" w:color="auto" w:fill="DDE5D5"/>
+      </w:pPr>
+      <w:r>
+        <w:t>2.1 Prototypes</w:t>
+      </w:r>
+    </w:p>
+    <w:p>
+      <w:pPr>
+        <w:pStyle w:val="Heading2"/>
+        <w:pBdr>
+          <w:top w:val="single" w:sz="24" w:space="0" w:color="DDE5D5"/>
+          <w:left w:val="single" w:sz="24" w:space="0" w:color="DDE5D5"/>
+          <w:bottom w:val="single" w:sz="24" w:space="0" w:color="DDE5D5"/>
+          <w:right w:val="single" w:sz="24" w:space="0" w:color="DDE5D5"/>
+        </w:pBdr>
+        <w:shd w:val="clear" w:color="auto" w:fill="DDE5D5"/>
+      </w:pPr>
+      <w:r>
+        <w:t>2.2 ERD</w:t>
+      </w:r>
+    </w:p>
+    <w:p>
+      <w:pPr>
+        <w:pStyle w:val="Heading1"/>
+        <w:pBdr>
+          <w:top w:val="single" w:sz="24" w:space="0" w:color="193C30"/>
+          <w:left w:val="single" w:sz="24" w:space="0" w:color="193C30"/>
+          <w:bottom w:val="single" w:sz="24" w:space="0" w:color="193C30"/>
+          <w:right w:val="single" w:sz="24" w:space="0" w:color="193C30"/>
+        </w:pBdr>
+        <w:shd w:val="clear" w:color="auto" w:fill="193C30"/>
+      </w:pPr>
+      <w:r>
+        <w:t>3. QA Testing</w:t>
+      </w:r>
+    </w:p>
+    <w:p>
+      <w:pPr>
+        <w:pStyle w:val="Heading2"/>
+        <w:pBdr>
+          <w:top w:val="single" w:sz="24" w:space="0" w:color="DDE5D5"/>
+          <w:left w:val="single" w:sz="24" w:space="0" w:color="DDE5D5"/>
+          <w:bottom w:val="single" w:sz="24" w:space="0" w:color="DDE5D5"/>
+          <w:right w:val="single" w:sz="24" w:space="0" w:color="DDE5D5"/>
+        </w:pBdr>
+        <w:shd w:val="clear" w:color="auto" w:fill="DDE5D5"/>
+      </w:pPr>
+      <w:r>
+        <w:t>3.1 QA Test Plan</w:t>
+      </w:r>
+    </w:p>
     <w:sectPr>
       <w:pgSz w:w="12240" w:h="15840"/>
       <w:pgMar w:top="1440" w:right="1440" w:bottom="1440" w:left="1440" w:header="720" w:footer="720" w:gutter="0"/>
@@ -3363,17 +5045,13 @@
   <w:docDefaults>
     <w:rPrDefault>
       <w:rPr>
-        <w:rFonts w:asciiTheme="minorHAnsi" w:eastAsiaTheme="minorHAnsi" w:hAnsiTheme="minorHAnsi" w:cstheme="minorBidi"/>
-        <w:kern w:val="2"/>
-        <w:sz w:val="24"/>
-        <w:szCs w:val="24"/>
+        <w:rFonts w:asciiTheme="minorHAnsi" w:eastAsiaTheme="minorEastAsia" w:hAnsiTheme="minorHAnsi" w:cstheme="minorBidi"/>
         <w:lang w:val="en-US" w:eastAsia="en-US" w:bidi="ar-SA"/>
-        <w14:ligatures w14:val="standardContextual"/>
       </w:rPr>
     </w:rPrDefault>
     <w:pPrDefault>
       <w:pPr>
-        <w:spacing w:after="160" w:line="278" w:lineRule="auto"/>
+        <w:spacing w:before="100" w:after="200" w:line="276" w:lineRule="auto"/>
       </w:pPr>
     </w:pPrDefault>
   </w:docDefaults>
@@ -3758,6 +5436,7 @@
   <w:style w:type="paragraph" w:default="1" w:styleId="Normal">
     <w:name w:val="Normal"/>
     <w:qFormat/>
+    <w:rsid w:val="008747BA"/>
   </w:style>
   <w:style w:type="paragraph" w:styleId="Heading1">
     <w:name w:val="heading 1"/>
@@ -3766,18 +5445,24 @@
     <w:link w:val="Heading1Char"/>
     <w:uiPriority w:val="9"/>
     <w:qFormat/>
-    <w:rsid w:val="0022056A"/>
+    <w:rsid w:val="008747BA"/>
     <w:pPr>
-      <w:keepNext/>
-      <w:keepLines/>
-      <w:spacing w:before="360" w:after="80"/>
+      <w:pBdr>
+        <w:top w:val="single" w:sz="24" w:space="0" w:color="4472C4" w:themeColor="accent1"/>
+        <w:left w:val="single" w:sz="24" w:space="0" w:color="4472C4" w:themeColor="accent1"/>
+        <w:bottom w:val="single" w:sz="24" w:space="0" w:color="4472C4" w:themeColor="accent1"/>
+        <w:right w:val="single" w:sz="24" w:space="0" w:color="4472C4" w:themeColor="accent1"/>
+      </w:pBdr>
+      <w:shd w:val="clear" w:color="auto" w:fill="4472C4" w:themeFill="accent1"/>
+      <w:spacing w:after="0"/>
       <w:outlineLvl w:val="0"/>
     </w:pPr>
     <w:rPr>
-      <w:rFonts w:asciiTheme="majorHAnsi" w:eastAsiaTheme="majorEastAsia" w:hAnsiTheme="majorHAnsi" w:cstheme="majorBidi"/>
-      <w:color w:val="2F5496" w:themeColor="accent1" w:themeShade="BF"/>
-      <w:sz w:val="40"/>
-      <w:szCs w:val="40"/>
+      <w:caps/>
+      <w:color w:val="FFFFFF" w:themeColor="background1"/>
+      <w:spacing w:val="15"/>
+      <w:sz w:val="22"/>
+      <w:szCs w:val="22"/>
     </w:rPr>
   </w:style>
   <w:style w:type="paragraph" w:styleId="Heading2">
@@ -3786,21 +5471,23 @@
     <w:next w:val="Normal"/>
     <w:link w:val="Heading2Char"/>
     <w:uiPriority w:val="9"/>
-    <w:semiHidden/>
     <w:unhideWhenUsed/>
     <w:qFormat/>
-    <w:rsid w:val="0022056A"/>
+    <w:rsid w:val="008747BA"/>
     <w:pPr>
-      <w:keepNext/>
-      <w:keepLines/>
-      <w:spacing w:before="160" w:after="80"/>
+      <w:pBdr>
+        <w:top w:val="single" w:sz="24" w:space="0" w:color="D9E2F3" w:themeColor="accent1" w:themeTint="33"/>
+        <w:left w:val="single" w:sz="24" w:space="0" w:color="D9E2F3" w:themeColor="accent1" w:themeTint="33"/>
+        <w:bottom w:val="single" w:sz="24" w:space="0" w:color="D9E2F3" w:themeColor="accent1" w:themeTint="33"/>
+        <w:right w:val="single" w:sz="24" w:space="0" w:color="D9E2F3" w:themeColor="accent1" w:themeTint="33"/>
+      </w:pBdr>
+      <w:shd w:val="clear" w:color="auto" w:fill="D9E2F3" w:themeFill="accent1" w:themeFillTint="33"/>
+      <w:spacing w:after="0"/>
       <w:outlineLvl w:val="1"/>
     </w:pPr>
     <w:rPr>
-      <w:rFonts w:asciiTheme="majorHAnsi" w:eastAsiaTheme="majorEastAsia" w:hAnsiTheme="majorHAnsi" w:cstheme="majorBidi"/>
-      <w:color w:val="2F5496" w:themeColor="accent1" w:themeShade="BF"/>
-      <w:sz w:val="32"/>
-      <w:szCs w:val="32"/>
+      <w:caps/>
+      <w:spacing w:val="15"/>
     </w:rPr>
   </w:style>
   <w:style w:type="paragraph" w:styleId="Heading3">
@@ -3809,21 +5496,20 @@
     <w:next w:val="Normal"/>
     <w:link w:val="Heading3Char"/>
     <w:uiPriority w:val="9"/>
-    <w:semiHidden/>
     <w:unhideWhenUsed/>
     <w:qFormat/>
-    <w:rsid w:val="0022056A"/>
+    <w:rsid w:val="003B5705"/>
     <w:pPr>
-      <w:keepNext/>
-      <w:keepLines/>
-      <w:spacing w:before="160" w:after="80"/>
+      <w:pBdr>
+        <w:top w:val="single" w:sz="4" w:space="1" w:color="auto"/>
+      </w:pBdr>
+      <w:spacing w:before="300" w:after="0"/>
       <w:outlineLvl w:val="2"/>
     </w:pPr>
     <w:rPr>
-      <w:rFonts w:eastAsiaTheme="majorEastAsia" w:cstheme="majorBidi"/>
-      <w:color w:val="2F5496" w:themeColor="accent1" w:themeShade="BF"/>
-      <w:sz w:val="28"/>
-      <w:szCs w:val="28"/>
+      <w:caps/>
+      <w:color w:val="193C30"/>
+      <w:spacing w:val="15"/>
     </w:rPr>
   </w:style>
   <w:style w:type="paragraph" w:styleId="Heading4">
@@ -3835,18 +5521,18 @@
     <w:semiHidden/>
     <w:unhideWhenUsed/>
     <w:qFormat/>
-    <w:rsid w:val="0022056A"/>
+    <w:rsid w:val="008747BA"/>
     <w:pPr>
-      <w:keepNext/>
-      <w:keepLines/>
-      <w:spacing w:before="80" w:after="40"/>
+      <w:pBdr>
+        <w:top w:val="dotted" w:sz="6" w:space="2" w:color="4472C4" w:themeColor="accent1"/>
+      </w:pBdr>
+      <w:spacing w:before="200" w:after="0"/>
       <w:outlineLvl w:val="3"/>
     </w:pPr>
     <w:rPr>
-      <w:rFonts w:eastAsiaTheme="majorEastAsia" w:cstheme="majorBidi"/>
-      <w:i/>
-      <w:iCs/>
+      <w:caps/>
       <w:color w:val="2F5496" w:themeColor="accent1" w:themeShade="BF"/>
+      <w:spacing w:val="10"/>
     </w:rPr>
   </w:style>
   <w:style w:type="paragraph" w:styleId="Heading5">
@@ -3858,16 +5544,18 @@
     <w:semiHidden/>
     <w:unhideWhenUsed/>
     <w:qFormat/>
-    <w:rsid w:val="0022056A"/>
+    <w:rsid w:val="008747BA"/>
     <w:pPr>
-      <w:keepNext/>
-      <w:keepLines/>
-      <w:spacing w:before="80" w:after="40"/>
+      <w:pBdr>
+        <w:bottom w:val="single" w:sz="6" w:space="1" w:color="4472C4" w:themeColor="accent1"/>
+      </w:pBdr>
+      <w:spacing w:before="200" w:after="0"/>
       <w:outlineLvl w:val="4"/>
     </w:pPr>
     <w:rPr>
-      <w:rFonts w:eastAsiaTheme="majorEastAsia" w:cstheme="majorBidi"/>
+      <w:caps/>
       <w:color w:val="2F5496" w:themeColor="accent1" w:themeShade="BF"/>
+      <w:spacing w:val="10"/>
     </w:rPr>
   </w:style>
   <w:style w:type="paragraph" w:styleId="Heading6">
@@ -3879,18 +5567,18 @@
     <w:semiHidden/>
     <w:unhideWhenUsed/>
     <w:qFormat/>
-    <w:rsid w:val="0022056A"/>
+    <w:rsid w:val="008747BA"/>
     <w:pPr>
-      <w:keepNext/>
-      <w:keepLines/>
-      <w:spacing w:before="40" w:after="0"/>
+      <w:pBdr>
+        <w:bottom w:val="dotted" w:sz="6" w:space="1" w:color="4472C4" w:themeColor="accent1"/>
+      </w:pBdr>
+      <w:spacing w:before="200" w:after="0"/>
       <w:outlineLvl w:val="5"/>
     </w:pPr>
     <w:rPr>
-      <w:rFonts w:eastAsiaTheme="majorEastAsia" w:cstheme="majorBidi"/>
-      <w:i/>
-      <w:iCs/>
-      <w:color w:val="595959" w:themeColor="text1" w:themeTint="A6"/>
+      <w:caps/>
+      <w:color w:val="2F5496" w:themeColor="accent1" w:themeShade="BF"/>
+      <w:spacing w:val="10"/>
     </w:rPr>
   </w:style>
   <w:style w:type="paragraph" w:styleId="Heading7">
@@ -3902,16 +5590,15 @@
     <w:semiHidden/>
     <w:unhideWhenUsed/>
     <w:qFormat/>
-    <w:rsid w:val="0022056A"/>
+    <w:rsid w:val="008747BA"/>
     <w:pPr>
-      <w:keepNext/>
-      <w:keepLines/>
-      <w:spacing w:before="40" w:after="0"/>
+      <w:spacing w:before="200" w:after="0"/>
       <w:outlineLvl w:val="6"/>
     </w:pPr>
     <w:rPr>
-      <w:rFonts w:eastAsiaTheme="majorEastAsia" w:cstheme="majorBidi"/>
-      <w:color w:val="595959" w:themeColor="text1" w:themeTint="A6"/>
+      <w:caps/>
+      <w:color w:val="2F5496" w:themeColor="accent1" w:themeShade="BF"/>
+      <w:spacing w:val="10"/>
     </w:rPr>
   </w:style>
   <w:style w:type="paragraph" w:styleId="Heading8">
@@ -3923,18 +5610,16 @@
     <w:semiHidden/>
     <w:unhideWhenUsed/>
     <w:qFormat/>
-    <w:rsid w:val="0022056A"/>
+    <w:rsid w:val="008747BA"/>
     <w:pPr>
-      <w:keepNext/>
-      <w:keepLines/>
-      <w:spacing w:after="0"/>
+      <w:spacing w:before="200" w:after="0"/>
       <w:outlineLvl w:val="7"/>
     </w:pPr>
     <w:rPr>
-      <w:rFonts w:eastAsiaTheme="majorEastAsia" w:cstheme="majorBidi"/>
-      <w:i/>
-      <w:iCs/>
-      <w:color w:val="272727" w:themeColor="text1" w:themeTint="D8"/>
+      <w:caps/>
+      <w:spacing w:val="10"/>
+      <w:sz w:val="18"/>
+      <w:szCs w:val="18"/>
     </w:rPr>
   </w:style>
   <w:style w:type="paragraph" w:styleId="Heading9">
@@ -3946,16 +5631,18 @@
     <w:semiHidden/>
     <w:unhideWhenUsed/>
     <w:qFormat/>
-    <w:rsid w:val="0022056A"/>
+    <w:rsid w:val="008747BA"/>
     <w:pPr>
-      <w:keepNext/>
-      <w:keepLines/>
-      <w:spacing w:after="0"/>
+      <w:spacing w:before="200" w:after="0"/>
       <w:outlineLvl w:val="8"/>
     </w:pPr>
     <w:rPr>
-      <w:rFonts w:eastAsiaTheme="majorEastAsia" w:cstheme="majorBidi"/>
-      <w:color w:val="272727" w:themeColor="text1" w:themeTint="D8"/>
+      <w:i/>
+      <w:iCs/>
+      <w:caps/>
+      <w:spacing w:val="10"/>
+      <w:sz w:val="18"/>
+      <w:szCs w:val="18"/>
     </w:rPr>
   </w:style>
   <w:style w:type="character" w:default="1" w:styleId="DefaultParagraphFont">
@@ -3990,12 +5677,14 @@
     <w:basedOn w:val="DefaultParagraphFont"/>
     <w:link w:val="Heading1"/>
     <w:uiPriority w:val="9"/>
-    <w:rsid w:val="0022056A"/>
+    <w:rsid w:val="008747BA"/>
     <w:rPr>
-      <w:rFonts w:asciiTheme="majorHAnsi" w:eastAsiaTheme="majorEastAsia" w:hAnsiTheme="majorHAnsi" w:cstheme="majorBidi"/>
-      <w:color w:val="2F5496" w:themeColor="accent1" w:themeShade="BF"/>
-      <w:sz w:val="40"/>
-      <w:szCs w:val="40"/>
+      <w:caps/>
+      <w:color w:val="FFFFFF" w:themeColor="background1"/>
+      <w:spacing w:val="15"/>
+      <w:sz w:val="22"/>
+      <w:szCs w:val="22"/>
+      <w:shd w:val="clear" w:color="auto" w:fill="4472C4" w:themeFill="accent1"/>
     </w:rPr>
   </w:style>
   <w:style w:type="character" w:customStyle="1" w:styleId="Heading2Char">
@@ -4003,13 +5692,11 @@
     <w:basedOn w:val="DefaultParagraphFont"/>
     <w:link w:val="Heading2"/>
     <w:uiPriority w:val="9"/>
-    <w:semiHidden/>
-    <w:rsid w:val="0022056A"/>
+    <w:rsid w:val="008747BA"/>
     <w:rPr>
-      <w:rFonts w:asciiTheme="majorHAnsi" w:eastAsiaTheme="majorEastAsia" w:hAnsiTheme="majorHAnsi" w:cstheme="majorBidi"/>
-      <w:color w:val="2F5496" w:themeColor="accent1" w:themeShade="BF"/>
-      <w:sz w:val="32"/>
-      <w:szCs w:val="32"/>
+      <w:caps/>
+      <w:spacing w:val="15"/>
+      <w:shd w:val="clear" w:color="auto" w:fill="D9E2F3" w:themeFill="accent1" w:themeFillTint="33"/>
     </w:rPr>
   </w:style>
   <w:style w:type="character" w:customStyle="1" w:styleId="Heading3Char">
@@ -4017,13 +5704,11 @@
     <w:basedOn w:val="DefaultParagraphFont"/>
     <w:link w:val="Heading3"/>
     <w:uiPriority w:val="9"/>
-    <w:semiHidden/>
-    <w:rsid w:val="0022056A"/>
+    <w:rsid w:val="003B5705"/>
     <w:rPr>
-      <w:rFonts w:eastAsiaTheme="majorEastAsia" w:cstheme="majorBidi"/>
-      <w:color w:val="2F5496" w:themeColor="accent1" w:themeShade="BF"/>
-      <w:sz w:val="28"/>
-      <w:szCs w:val="28"/>
+      <w:caps/>
+      <w:color w:val="193C30"/>
+      <w:spacing w:val="15"/>
     </w:rPr>
   </w:style>
   <w:style w:type="character" w:customStyle="1" w:styleId="Heading4Char">
@@ -4032,12 +5717,11 @@
     <w:link w:val="Heading4"/>
     <w:uiPriority w:val="9"/>
     <w:semiHidden/>
-    <w:rsid w:val="0022056A"/>
+    <w:rsid w:val="008747BA"/>
     <w:rPr>
-      <w:rFonts w:eastAsiaTheme="majorEastAsia" w:cstheme="majorBidi"/>
-      <w:i/>
-      <w:iCs/>
+      <w:caps/>
       <w:color w:val="2F5496" w:themeColor="accent1" w:themeShade="BF"/>
+      <w:spacing w:val="10"/>
     </w:rPr>
   </w:style>
   <w:style w:type="character" w:customStyle="1" w:styleId="Heading5Char">
@@ -4046,10 +5730,11 @@
     <w:link w:val="Heading5"/>
     <w:uiPriority w:val="9"/>
     <w:semiHidden/>
-    <w:rsid w:val="0022056A"/>
+    <w:rsid w:val="008747BA"/>
     <w:rPr>
-      <w:rFonts w:eastAsiaTheme="majorEastAsia" w:cstheme="majorBidi"/>
+      <w:caps/>
       <w:color w:val="2F5496" w:themeColor="accent1" w:themeShade="BF"/>
+      <w:spacing w:val="10"/>
     </w:rPr>
   </w:style>
   <w:style w:type="character" w:customStyle="1" w:styleId="Heading6Char">
@@ -4058,12 +5743,11 @@
     <w:link w:val="Heading6"/>
     <w:uiPriority w:val="9"/>
     <w:semiHidden/>
-    <w:rsid w:val="0022056A"/>
+    <w:rsid w:val="008747BA"/>
     <w:rPr>
-      <w:rFonts w:eastAsiaTheme="majorEastAsia" w:cstheme="majorBidi"/>
-      <w:i/>
-      <w:iCs/>
-      <w:color w:val="595959" w:themeColor="text1" w:themeTint="A6"/>
+      <w:caps/>
+      <w:color w:val="2F5496" w:themeColor="accent1" w:themeShade="BF"/>
+      <w:spacing w:val="10"/>
     </w:rPr>
   </w:style>
   <w:style w:type="character" w:customStyle="1" w:styleId="Heading7Char">
@@ -4072,10 +5756,11 @@
     <w:link w:val="Heading7"/>
     <w:uiPriority w:val="9"/>
     <w:semiHidden/>
-    <w:rsid w:val="0022056A"/>
+    <w:rsid w:val="008747BA"/>
     <w:rPr>
-      <w:rFonts w:eastAsiaTheme="majorEastAsia" w:cstheme="majorBidi"/>
-      <w:color w:val="595959" w:themeColor="text1" w:themeTint="A6"/>
+      <w:caps/>
+      <w:color w:val="2F5496" w:themeColor="accent1" w:themeShade="BF"/>
+      <w:spacing w:val="10"/>
     </w:rPr>
   </w:style>
   <w:style w:type="character" w:customStyle="1" w:styleId="Heading8Char">
@@ -4084,12 +5769,12 @@
     <w:link w:val="Heading8"/>
     <w:uiPriority w:val="9"/>
     <w:semiHidden/>
-    <w:rsid w:val="0022056A"/>
+    <w:rsid w:val="008747BA"/>
     <w:rPr>
-      <w:rFonts w:eastAsiaTheme="majorEastAsia" w:cstheme="majorBidi"/>
-      <w:i/>
-      <w:iCs/>
-      <w:color w:val="272727" w:themeColor="text1" w:themeTint="D8"/>
+      <w:caps/>
+      <w:spacing w:val="10"/>
+      <w:sz w:val="18"/>
+      <w:szCs w:val="18"/>
     </w:rPr>
   </w:style>
   <w:style w:type="character" w:customStyle="1" w:styleId="Heading9Char">
@@ -4098,10 +5783,14 @@
     <w:link w:val="Heading9"/>
     <w:uiPriority w:val="9"/>
     <w:semiHidden/>
-    <w:rsid w:val="0022056A"/>
+    <w:rsid w:val="008747BA"/>
     <w:rPr>
-      <w:rFonts w:eastAsiaTheme="majorEastAsia" w:cstheme="majorBidi"/>
-      <w:color w:val="272727" w:themeColor="text1" w:themeTint="D8"/>
+      <w:i/>
+      <w:iCs/>
+      <w:caps/>
+      <w:spacing w:val="10"/>
+      <w:sz w:val="18"/>
+      <w:szCs w:val="18"/>
     </w:rPr>
   </w:style>
   <w:style w:type="paragraph" w:styleId="Title">
@@ -4111,17 +5800,17 @@
     <w:link w:val="TitleChar"/>
     <w:uiPriority w:val="10"/>
     <w:qFormat/>
-    <w:rsid w:val="0022056A"/>
+    <w:rsid w:val="008747BA"/>
     <w:pPr>
-      <w:spacing w:after="80" w:line="240" w:lineRule="auto"/>
-      <w:contextualSpacing/>
+      <w:spacing w:before="0" w:after="0"/>
     </w:pPr>
     <w:rPr>
       <w:rFonts w:asciiTheme="majorHAnsi" w:eastAsiaTheme="majorEastAsia" w:hAnsiTheme="majorHAnsi" w:cstheme="majorBidi"/>
-      <w:spacing w:val="-10"/>
-      <w:kern w:val="28"/>
-      <w:sz w:val="56"/>
-      <w:szCs w:val="56"/>
+      <w:caps/>
+      <w:color w:val="4472C4" w:themeColor="accent1"/>
+      <w:spacing w:val="10"/>
+      <w:sz w:val="52"/>
+      <w:szCs w:val="52"/>
     </w:rPr>
   </w:style>
   <w:style w:type="character" w:customStyle="1" w:styleId="TitleChar">
@@ -4129,13 +5818,14 @@
     <w:basedOn w:val="DefaultParagraphFont"/>
     <w:link w:val="Title"/>
     <w:uiPriority w:val="10"/>
-    <w:rsid w:val="0022056A"/>
+    <w:rsid w:val="008747BA"/>
     <w:rPr>
       <w:rFonts w:asciiTheme="majorHAnsi" w:eastAsiaTheme="majorEastAsia" w:hAnsiTheme="majorHAnsi" w:cstheme="majorBidi"/>
-      <w:spacing w:val="-10"/>
-      <w:kern w:val="28"/>
-      <w:sz w:val="56"/>
-      <w:szCs w:val="56"/>
+      <w:caps/>
+      <w:color w:val="4472C4" w:themeColor="accent1"/>
+      <w:spacing w:val="10"/>
+      <w:sz w:val="52"/>
+      <w:szCs w:val="52"/>
     </w:rPr>
   </w:style>
   <w:style w:type="paragraph" w:styleId="Subtitle">
@@ -4145,18 +5835,16 @@
     <w:link w:val="SubtitleChar"/>
     <w:uiPriority w:val="11"/>
     <w:qFormat/>
-    <w:rsid w:val="0022056A"/>
+    <w:rsid w:val="008747BA"/>
     <w:pPr>
-      <w:numPr>
-        <w:ilvl w:val="1"/>
-      </w:numPr>
+      <w:spacing w:before="0" w:after="500" w:line="240" w:lineRule="auto"/>
     </w:pPr>
     <w:rPr>
-      <w:rFonts w:eastAsiaTheme="majorEastAsia" w:cstheme="majorBidi"/>
+      <w:caps/>
       <w:color w:val="595959" w:themeColor="text1" w:themeTint="A6"/>
-      <w:spacing w:val="15"/>
-      <w:sz w:val="28"/>
-      <w:szCs w:val="28"/>
+      <w:spacing w:val="10"/>
+      <w:sz w:val="21"/>
+      <w:szCs w:val="21"/>
     </w:rPr>
   </w:style>
   <w:style w:type="character" w:customStyle="1" w:styleId="SubtitleChar">
@@ -4164,13 +5852,13 @@
     <w:basedOn w:val="DefaultParagraphFont"/>
     <w:link w:val="Subtitle"/>
     <w:uiPriority w:val="11"/>
-    <w:rsid w:val="0022056A"/>
+    <w:rsid w:val="008747BA"/>
     <w:rPr>
-      <w:rFonts w:eastAsiaTheme="majorEastAsia" w:cstheme="majorBidi"/>
+      <w:caps/>
       <w:color w:val="595959" w:themeColor="text1" w:themeTint="A6"/>
-      <w:spacing w:val="15"/>
-      <w:sz w:val="28"/>
-      <w:szCs w:val="28"/>
+      <w:spacing w:val="10"/>
+      <w:sz w:val="21"/>
+      <w:szCs w:val="21"/>
     </w:rPr>
   </w:style>
   <w:style w:type="paragraph" w:styleId="Quote">
@@ -4180,15 +5868,12 @@
     <w:link w:val="QuoteChar"/>
     <w:uiPriority w:val="29"/>
     <w:qFormat/>
-    <w:rsid w:val="0022056A"/>
-    <w:pPr>
-      <w:spacing w:before="160"/>
-      <w:jc w:val="center"/>
-    </w:pPr>
+    <w:rsid w:val="008747BA"/>
     <w:rPr>
       <w:i/>
       <w:iCs/>
-      <w:color w:val="404040" w:themeColor="text1" w:themeTint="BF"/>
+      <w:sz w:val="24"/>
+      <w:szCs w:val="24"/>
     </w:rPr>
   </w:style>
   <w:style w:type="character" w:customStyle="1" w:styleId="QuoteChar">
@@ -4196,11 +5881,12 @@
     <w:basedOn w:val="DefaultParagraphFont"/>
     <w:link w:val="Quote"/>
     <w:uiPriority w:val="29"/>
-    <w:rsid w:val="0022056A"/>
+    <w:rsid w:val="008747BA"/>
     <w:rPr>
       <w:i/>
       <w:iCs/>
-      <w:color w:val="404040" w:themeColor="text1" w:themeTint="BF"/>
+      <w:sz w:val="24"/>
+      <w:szCs w:val="24"/>
     </w:rPr>
   </w:style>
   <w:style w:type="paragraph" w:styleId="ListParagraph">
@@ -4216,14 +5902,15 @@
   </w:style>
   <w:style w:type="character" w:styleId="IntenseEmphasis">
     <w:name w:val="Intense Emphasis"/>
-    <w:basedOn w:val="DefaultParagraphFont"/>
     <w:uiPriority w:val="21"/>
     <w:qFormat/>
-    <w:rsid w:val="0022056A"/>
+    <w:rsid w:val="008747BA"/>
     <w:rPr>
-      <w:i/>
-      <w:iCs/>
-      <w:color w:val="2F5496" w:themeColor="accent1" w:themeShade="BF"/>
+      <w:b/>
+      <w:bCs/>
+      <w:caps/>
+      <w:color w:val="1F3763" w:themeColor="accent1" w:themeShade="7F"/>
+      <w:spacing w:val="10"/>
     </w:rPr>
   </w:style>
   <w:style w:type="paragraph" w:styleId="IntenseQuote">
@@ -4233,20 +5920,16 @@
     <w:link w:val="IntenseQuoteChar"/>
     <w:uiPriority w:val="30"/>
     <w:qFormat/>
-    <w:rsid w:val="0022056A"/>
+    <w:rsid w:val="008747BA"/>
     <w:pPr>
-      <w:pBdr>
-        <w:top w:val="single" w:sz="4" w:space="10" w:color="2F5496" w:themeColor="accent1" w:themeShade="BF"/>
-        <w:bottom w:val="single" w:sz="4" w:space="10" w:color="2F5496" w:themeColor="accent1" w:themeShade="BF"/>
-      </w:pBdr>
-      <w:spacing w:before="360" w:after="360"/>
-      <w:ind w:left="864" w:right="864"/>
+      <w:spacing w:before="240" w:after="240" w:line="240" w:lineRule="auto"/>
+      <w:ind w:left="1080" w:right="1080"/>
       <w:jc w:val="center"/>
     </w:pPr>
     <w:rPr>
-      <w:i/>
-      <w:iCs/>
-      <w:color w:val="2F5496" w:themeColor="accent1" w:themeShade="BF"/>
+      <w:color w:val="4472C4" w:themeColor="accent1"/>
+      <w:sz w:val="24"/>
+      <w:szCs w:val="24"/>
     </w:rPr>
   </w:style>
   <w:style w:type="character" w:customStyle="1" w:styleId="IntenseQuoteChar">
@@ -4254,26 +5937,465 @@
     <w:basedOn w:val="DefaultParagraphFont"/>
     <w:link w:val="IntenseQuote"/>
     <w:uiPriority w:val="30"/>
-    <w:rsid w:val="0022056A"/>
+    <w:rsid w:val="008747BA"/>
     <w:rPr>
-      <w:i/>
-      <w:iCs/>
-      <w:color w:val="2F5496" w:themeColor="accent1" w:themeShade="BF"/>
+      <w:color w:val="4472C4" w:themeColor="accent1"/>
+      <w:sz w:val="24"/>
+      <w:szCs w:val="24"/>
     </w:rPr>
   </w:style>
   <w:style w:type="character" w:styleId="IntenseReference">
     <w:name w:val="Intense Reference"/>
-    <w:basedOn w:val="DefaultParagraphFont"/>
     <w:uiPriority w:val="32"/>
     <w:qFormat/>
-    <w:rsid w:val="0022056A"/>
+    <w:rsid w:val="008747BA"/>
     <w:rPr>
       <w:b/>
       <w:bCs/>
-      <w:smallCaps/>
+      <w:i/>
+      <w:iCs/>
+      <w:caps/>
+      <w:color w:val="4472C4" w:themeColor="accent1"/>
+    </w:rPr>
+  </w:style>
+  <w:style w:type="table" w:styleId="GridTable4-Accent3">
+    <w:name w:val="Grid Table 4 Accent 3"/>
+    <w:basedOn w:val="TableNormal"/>
+    <w:uiPriority w:val="49"/>
+    <w:rsid w:val="00CD6399"/>
+    <w:pPr>
+      <w:spacing w:after="0" w:line="240" w:lineRule="auto"/>
+    </w:pPr>
+    <w:tblPr>
+      <w:tblStyleRowBandSize w:val="1"/>
+      <w:tblStyleColBandSize w:val="1"/>
+      <w:tblBorders>
+        <w:top w:val="single" w:sz="4" w:space="0" w:color="C9C9C9" w:themeColor="accent3" w:themeTint="99"/>
+        <w:left w:val="single" w:sz="4" w:space="0" w:color="C9C9C9" w:themeColor="accent3" w:themeTint="99"/>
+        <w:bottom w:val="single" w:sz="4" w:space="0" w:color="C9C9C9" w:themeColor="accent3" w:themeTint="99"/>
+        <w:right w:val="single" w:sz="4" w:space="0" w:color="C9C9C9" w:themeColor="accent3" w:themeTint="99"/>
+        <w:insideH w:val="single" w:sz="4" w:space="0" w:color="C9C9C9" w:themeColor="accent3" w:themeTint="99"/>
+        <w:insideV w:val="single" w:sz="4" w:space="0" w:color="C9C9C9" w:themeColor="accent3" w:themeTint="99"/>
+      </w:tblBorders>
+    </w:tblPr>
+    <w:tblStylePr w:type="firstRow">
+      <w:rPr>
+        <w:b/>
+        <w:bCs/>
+        <w:color w:val="FFFFFF" w:themeColor="background1"/>
+      </w:rPr>
+      <w:tblPr/>
+      <w:tcPr>
+        <w:tcBorders>
+          <w:top w:val="single" w:sz="4" w:space="0" w:color="A5A5A5" w:themeColor="accent3"/>
+          <w:left w:val="single" w:sz="4" w:space="0" w:color="A5A5A5" w:themeColor="accent3"/>
+          <w:bottom w:val="single" w:sz="4" w:space="0" w:color="A5A5A5" w:themeColor="accent3"/>
+          <w:right w:val="single" w:sz="4" w:space="0" w:color="A5A5A5" w:themeColor="accent3"/>
+          <w:insideH w:val="nil"/>
+          <w:insideV w:val="nil"/>
+        </w:tcBorders>
+        <w:shd w:val="clear" w:color="auto" w:fill="A5A5A5" w:themeFill="accent3"/>
+      </w:tcPr>
+    </w:tblStylePr>
+    <w:tblStylePr w:type="lastRow">
+      <w:rPr>
+        <w:b/>
+        <w:bCs/>
+      </w:rPr>
+      <w:tblPr/>
+      <w:tcPr>
+        <w:tcBorders>
+          <w:top w:val="double" w:sz="4" w:space="0" w:color="A5A5A5" w:themeColor="accent3"/>
+        </w:tcBorders>
+      </w:tcPr>
+    </w:tblStylePr>
+    <w:tblStylePr w:type="firstCol">
+      <w:rPr>
+        <w:b/>
+        <w:bCs/>
+      </w:rPr>
+    </w:tblStylePr>
+    <w:tblStylePr w:type="lastCol">
+      <w:rPr>
+        <w:b/>
+        <w:bCs/>
+      </w:rPr>
+    </w:tblStylePr>
+    <w:tblStylePr w:type="band1Vert">
+      <w:tblPr/>
+      <w:tcPr>
+        <w:shd w:val="clear" w:color="auto" w:fill="EDEDED" w:themeFill="accent3" w:themeFillTint="33"/>
+      </w:tcPr>
+    </w:tblStylePr>
+    <w:tblStylePr w:type="band1Horz">
+      <w:tblPr/>
+      <w:tcPr>
+        <w:shd w:val="clear" w:color="auto" w:fill="EDEDED" w:themeFill="accent3" w:themeFillTint="33"/>
+      </w:tcPr>
+    </w:tblStylePr>
+  </w:style>
+  <w:style w:type="table" w:styleId="TableGrid">
+    <w:name w:val="Table Grid"/>
+    <w:basedOn w:val="TableNormal"/>
+    <w:uiPriority w:val="39"/>
+    <w:rsid w:val="00853164"/>
+    <w:pPr>
+      <w:spacing w:after="0" w:line="240" w:lineRule="auto"/>
+    </w:pPr>
+    <w:tblPr>
+      <w:tblBorders>
+        <w:top w:val="single" w:sz="4" w:space="0" w:color="auto"/>
+        <w:left w:val="single" w:sz="4" w:space="0" w:color="auto"/>
+        <w:bottom w:val="single" w:sz="4" w:space="0" w:color="auto"/>
+        <w:right w:val="single" w:sz="4" w:space="0" w:color="auto"/>
+        <w:insideH w:val="single" w:sz="4" w:space="0" w:color="auto"/>
+        <w:insideV w:val="single" w:sz="4" w:space="0" w:color="auto"/>
+      </w:tblBorders>
+    </w:tblPr>
+  </w:style>
+  <w:style w:type="paragraph" w:styleId="Caption">
+    <w:name w:val="caption"/>
+    <w:basedOn w:val="Normal"/>
+    <w:next w:val="Normal"/>
+    <w:uiPriority w:val="35"/>
+    <w:semiHidden/>
+    <w:unhideWhenUsed/>
+    <w:qFormat/>
+    <w:rsid w:val="008747BA"/>
+    <w:rPr>
+      <w:b/>
+      <w:bCs/>
       <w:color w:val="2F5496" w:themeColor="accent1" w:themeShade="BF"/>
+      <w:sz w:val="16"/>
+      <w:szCs w:val="16"/>
+    </w:rPr>
+  </w:style>
+  <w:style w:type="character" w:styleId="Strong">
+    <w:name w:val="Strong"/>
+    <w:uiPriority w:val="22"/>
+    <w:qFormat/>
+    <w:rsid w:val="008747BA"/>
+    <w:rPr>
+      <w:b/>
+      <w:bCs/>
+    </w:rPr>
+  </w:style>
+  <w:style w:type="character" w:styleId="Emphasis">
+    <w:name w:val="Emphasis"/>
+    <w:uiPriority w:val="20"/>
+    <w:qFormat/>
+    <w:rsid w:val="008747BA"/>
+    <w:rPr>
+      <w:caps/>
+      <w:color w:val="1F3763" w:themeColor="accent1" w:themeShade="7F"/>
       <w:spacing w:val="5"/>
     </w:rPr>
+  </w:style>
+  <w:style w:type="paragraph" w:styleId="NoSpacing">
+    <w:name w:val="No Spacing"/>
+    <w:uiPriority w:val="1"/>
+    <w:qFormat/>
+    <w:rsid w:val="008747BA"/>
+    <w:pPr>
+      <w:spacing w:after="0" w:line="240" w:lineRule="auto"/>
+    </w:pPr>
+  </w:style>
+  <w:style w:type="character" w:styleId="SubtleEmphasis">
+    <w:name w:val="Subtle Emphasis"/>
+    <w:uiPriority w:val="19"/>
+    <w:qFormat/>
+    <w:rsid w:val="008747BA"/>
+    <w:rPr>
+      <w:i/>
+      <w:iCs/>
+      <w:color w:val="1F3763" w:themeColor="accent1" w:themeShade="7F"/>
+    </w:rPr>
+  </w:style>
+  <w:style w:type="character" w:styleId="SubtleReference">
+    <w:name w:val="Subtle Reference"/>
+    <w:uiPriority w:val="31"/>
+    <w:qFormat/>
+    <w:rsid w:val="008747BA"/>
+    <w:rPr>
+      <w:b/>
+      <w:bCs/>
+      <w:color w:val="4472C4" w:themeColor="accent1"/>
+    </w:rPr>
+  </w:style>
+  <w:style w:type="character" w:styleId="BookTitle">
+    <w:name w:val="Book Title"/>
+    <w:uiPriority w:val="33"/>
+    <w:qFormat/>
+    <w:rsid w:val="008747BA"/>
+    <w:rPr>
+      <w:b/>
+      <w:bCs/>
+      <w:i/>
+      <w:iCs/>
+      <w:spacing w:val="0"/>
+    </w:rPr>
+  </w:style>
+  <w:style w:type="paragraph" w:styleId="TOCHeading">
+    <w:name w:val="TOC Heading"/>
+    <w:basedOn w:val="Heading1"/>
+    <w:next w:val="Normal"/>
+    <w:uiPriority w:val="39"/>
+    <w:semiHidden/>
+    <w:unhideWhenUsed/>
+    <w:qFormat/>
+    <w:rsid w:val="008747BA"/>
+    <w:pPr>
+      <w:outlineLvl w:val="9"/>
+    </w:pPr>
+  </w:style>
+  <w:style w:type="table" w:styleId="GridTable2-Accent1">
+    <w:name w:val="Grid Table 2 Accent 1"/>
+    <w:basedOn w:val="TableNormal"/>
+    <w:uiPriority w:val="47"/>
+    <w:rsid w:val="00F00DA9"/>
+    <w:pPr>
+      <w:spacing w:after="0" w:line="240" w:lineRule="auto"/>
+    </w:pPr>
+    <w:tblPr>
+      <w:tblStyleRowBandSize w:val="1"/>
+      <w:tblStyleColBandSize w:val="1"/>
+      <w:tblBorders>
+        <w:top w:val="single" w:sz="2" w:space="0" w:color="8EAADB" w:themeColor="accent1" w:themeTint="99"/>
+        <w:bottom w:val="single" w:sz="2" w:space="0" w:color="8EAADB" w:themeColor="accent1" w:themeTint="99"/>
+        <w:insideH w:val="single" w:sz="2" w:space="0" w:color="8EAADB" w:themeColor="accent1" w:themeTint="99"/>
+        <w:insideV w:val="single" w:sz="2" w:space="0" w:color="8EAADB" w:themeColor="accent1" w:themeTint="99"/>
+      </w:tblBorders>
+    </w:tblPr>
+    <w:tblStylePr w:type="firstRow">
+      <w:rPr>
+        <w:b/>
+        <w:bCs/>
+      </w:rPr>
+      <w:tblPr/>
+      <w:tcPr>
+        <w:tcBorders>
+          <w:top w:val="nil"/>
+          <w:bottom w:val="single" w:sz="12" w:space="0" w:color="8EAADB" w:themeColor="accent1" w:themeTint="99"/>
+          <w:insideH w:val="nil"/>
+          <w:insideV w:val="nil"/>
+        </w:tcBorders>
+        <w:shd w:val="clear" w:color="auto" w:fill="FFFFFF" w:themeFill="background1"/>
+      </w:tcPr>
+    </w:tblStylePr>
+    <w:tblStylePr w:type="lastRow">
+      <w:rPr>
+        <w:b/>
+        <w:bCs/>
+      </w:rPr>
+      <w:tblPr/>
+      <w:tcPr>
+        <w:tcBorders>
+          <w:top w:val="double" w:sz="2" w:space="0" w:color="8EAADB" w:themeColor="accent1" w:themeTint="99"/>
+          <w:bottom w:val="nil"/>
+          <w:insideH w:val="nil"/>
+          <w:insideV w:val="nil"/>
+        </w:tcBorders>
+        <w:shd w:val="clear" w:color="auto" w:fill="FFFFFF" w:themeFill="background1"/>
+      </w:tcPr>
+    </w:tblStylePr>
+    <w:tblStylePr w:type="firstCol">
+      <w:rPr>
+        <w:b/>
+        <w:bCs/>
+      </w:rPr>
+    </w:tblStylePr>
+    <w:tblStylePr w:type="lastCol">
+      <w:rPr>
+        <w:b/>
+        <w:bCs/>
+      </w:rPr>
+    </w:tblStylePr>
+    <w:tblStylePr w:type="band1Vert">
+      <w:tblPr/>
+      <w:tcPr>
+        <w:shd w:val="clear" w:color="auto" w:fill="D9E2F3" w:themeFill="accent1" w:themeFillTint="33"/>
+      </w:tcPr>
+    </w:tblStylePr>
+    <w:tblStylePr w:type="band1Horz">
+      <w:tblPr/>
+      <w:tcPr>
+        <w:shd w:val="clear" w:color="auto" w:fill="D9E2F3" w:themeFill="accent1" w:themeFillTint="33"/>
+      </w:tcPr>
+    </w:tblStylePr>
+  </w:style>
+  <w:style w:type="table" w:styleId="GridTable2-Accent5">
+    <w:name w:val="Grid Table 2 Accent 5"/>
+    <w:basedOn w:val="TableNormal"/>
+    <w:uiPriority w:val="47"/>
+    <w:rsid w:val="00F00DA9"/>
+    <w:pPr>
+      <w:spacing w:after="0" w:line="240" w:lineRule="auto"/>
+    </w:pPr>
+    <w:tblPr>
+      <w:tblStyleRowBandSize w:val="1"/>
+      <w:tblStyleColBandSize w:val="1"/>
+      <w:tblBorders>
+        <w:top w:val="single" w:sz="2" w:space="0" w:color="9CC2E5" w:themeColor="accent5" w:themeTint="99"/>
+        <w:bottom w:val="single" w:sz="2" w:space="0" w:color="9CC2E5" w:themeColor="accent5" w:themeTint="99"/>
+        <w:insideH w:val="single" w:sz="2" w:space="0" w:color="9CC2E5" w:themeColor="accent5" w:themeTint="99"/>
+        <w:insideV w:val="single" w:sz="2" w:space="0" w:color="9CC2E5" w:themeColor="accent5" w:themeTint="99"/>
+      </w:tblBorders>
+    </w:tblPr>
+    <w:tblStylePr w:type="firstRow">
+      <w:rPr>
+        <w:b/>
+        <w:bCs/>
+      </w:rPr>
+      <w:tblPr/>
+      <w:tcPr>
+        <w:tcBorders>
+          <w:top w:val="nil"/>
+          <w:bottom w:val="single" w:sz="12" w:space="0" w:color="9CC2E5" w:themeColor="accent5" w:themeTint="99"/>
+          <w:insideH w:val="nil"/>
+          <w:insideV w:val="nil"/>
+        </w:tcBorders>
+        <w:shd w:val="clear" w:color="auto" w:fill="FFFFFF" w:themeFill="background1"/>
+      </w:tcPr>
+    </w:tblStylePr>
+    <w:tblStylePr w:type="lastRow">
+      <w:rPr>
+        <w:b/>
+        <w:bCs/>
+      </w:rPr>
+      <w:tblPr/>
+      <w:tcPr>
+        <w:tcBorders>
+          <w:top w:val="double" w:sz="2" w:space="0" w:color="9CC2E5" w:themeColor="accent5" w:themeTint="99"/>
+          <w:bottom w:val="nil"/>
+          <w:insideH w:val="nil"/>
+          <w:insideV w:val="nil"/>
+        </w:tcBorders>
+        <w:shd w:val="clear" w:color="auto" w:fill="FFFFFF" w:themeFill="background1"/>
+      </w:tcPr>
+    </w:tblStylePr>
+    <w:tblStylePr w:type="firstCol">
+      <w:rPr>
+        <w:b/>
+        <w:bCs/>
+      </w:rPr>
+    </w:tblStylePr>
+    <w:tblStylePr w:type="lastCol">
+      <w:rPr>
+        <w:b/>
+        <w:bCs/>
+      </w:rPr>
+    </w:tblStylePr>
+    <w:tblStylePr w:type="band1Vert">
+      <w:tblPr/>
+      <w:tcPr>
+        <w:shd w:val="clear" w:color="auto" w:fill="DEEAF6" w:themeFill="accent5" w:themeFillTint="33"/>
+      </w:tcPr>
+    </w:tblStylePr>
+    <w:tblStylePr w:type="band1Horz">
+      <w:tblPr/>
+      <w:tcPr>
+        <w:shd w:val="clear" w:color="auto" w:fill="DEEAF6" w:themeFill="accent5" w:themeFillTint="33"/>
+      </w:tcPr>
+    </w:tblStylePr>
+  </w:style>
+  <w:style w:type="paragraph" w:customStyle="1" w:styleId="Style1">
+    <w:name w:val="Style1"/>
+    <w:basedOn w:val="Heading1"/>
+    <w:link w:val="Style1Char"/>
+    <w:qFormat/>
+    <w:rsid w:val="00F00DA9"/>
+    <w:pPr>
+      <w:spacing w:line="360" w:lineRule="auto"/>
+    </w:pPr>
+  </w:style>
+  <w:style w:type="character" w:customStyle="1" w:styleId="Style1Char">
+    <w:name w:val="Style1 Char"/>
+    <w:basedOn w:val="Heading1Char"/>
+    <w:link w:val="Style1"/>
+    <w:rsid w:val="00F00DA9"/>
+    <w:rPr>
+      <w:caps/>
+      <w:color w:val="FFFFFF" w:themeColor="background1"/>
+      <w:spacing w:val="15"/>
+      <w:sz w:val="22"/>
+      <w:szCs w:val="22"/>
+      <w:shd w:val="clear" w:color="auto" w:fill="4472C4" w:themeFill="accent1"/>
+    </w:rPr>
+  </w:style>
+  <w:style w:type="table" w:styleId="GridTable2-Accent6">
+    <w:name w:val="Grid Table 2 Accent 6"/>
+    <w:basedOn w:val="TableNormal"/>
+    <w:uiPriority w:val="47"/>
+    <w:rsid w:val="008C40DD"/>
+    <w:pPr>
+      <w:spacing w:after="0" w:line="240" w:lineRule="auto"/>
+    </w:pPr>
+    <w:tblPr>
+      <w:tblStyleRowBandSize w:val="1"/>
+      <w:tblStyleColBandSize w:val="1"/>
+      <w:tblBorders>
+        <w:top w:val="single" w:sz="2" w:space="0" w:color="A8D08D" w:themeColor="accent6" w:themeTint="99"/>
+        <w:bottom w:val="single" w:sz="2" w:space="0" w:color="A8D08D" w:themeColor="accent6" w:themeTint="99"/>
+        <w:insideH w:val="single" w:sz="2" w:space="0" w:color="A8D08D" w:themeColor="accent6" w:themeTint="99"/>
+        <w:insideV w:val="single" w:sz="2" w:space="0" w:color="A8D08D" w:themeColor="accent6" w:themeTint="99"/>
+      </w:tblBorders>
+    </w:tblPr>
+    <w:tblStylePr w:type="firstRow">
+      <w:rPr>
+        <w:b/>
+        <w:bCs/>
+      </w:rPr>
+      <w:tblPr/>
+      <w:tcPr>
+        <w:tcBorders>
+          <w:top w:val="nil"/>
+          <w:bottom w:val="single" w:sz="12" w:space="0" w:color="A8D08D" w:themeColor="accent6" w:themeTint="99"/>
+          <w:insideH w:val="nil"/>
+          <w:insideV w:val="nil"/>
+        </w:tcBorders>
+        <w:shd w:val="clear" w:color="auto" w:fill="FFFFFF" w:themeFill="background1"/>
+      </w:tcPr>
+    </w:tblStylePr>
+    <w:tblStylePr w:type="lastRow">
+      <w:rPr>
+        <w:b/>
+        <w:bCs/>
+      </w:rPr>
+      <w:tblPr/>
+      <w:tcPr>
+        <w:tcBorders>
+          <w:top w:val="double" w:sz="2" w:space="0" w:color="A8D08D" w:themeColor="accent6" w:themeTint="99"/>
+          <w:bottom w:val="nil"/>
+          <w:insideH w:val="nil"/>
+          <w:insideV w:val="nil"/>
+        </w:tcBorders>
+        <w:shd w:val="clear" w:color="auto" w:fill="FFFFFF" w:themeFill="background1"/>
+      </w:tcPr>
+    </w:tblStylePr>
+    <w:tblStylePr w:type="firstCol">
+      <w:rPr>
+        <w:b/>
+        <w:bCs/>
+      </w:rPr>
+    </w:tblStylePr>
+    <w:tblStylePr w:type="lastCol">
+      <w:rPr>
+        <w:b/>
+        <w:bCs/>
+      </w:rPr>
+    </w:tblStylePr>
+    <w:tblStylePr w:type="band1Vert">
+      <w:tblPr/>
+      <w:tcPr>
+        <w:shd w:val="clear" w:color="auto" w:fill="E2EFD9" w:themeFill="accent6" w:themeFillTint="33"/>
+      </w:tcPr>
+    </w:tblStylePr>
+    <w:tblStylePr w:type="band1Horz">
+      <w:tblPr/>
+      <w:tcPr>
+        <w:shd w:val="clear" w:color="auto" w:fill="E2EFD9" w:themeFill="accent6" w:themeFillTint="33"/>
+      </w:tcPr>
+    </w:tblStylePr>
   </w:style>
 </w:styles>
 </file>
